--- a/research/RIM3_ALAGA/RIM3_ALAGA_NSTF_Research_Manuscript.docx
+++ b/research/RIM3_ALAGA/RIM3_ALAGA_NSTF_Research_Manuscript.docx
@@ -44,7 +44,7 @@
       <w:r>
         <w:drawing>
           <wp:inline xmlns:a="http://schemas.openxmlformats.org/drawingml/2006/main" xmlns:pic="http://schemas.openxmlformats.org/drawingml/2006/picture">
-            <wp:extent cx="2468880" cy="2570670"/>
+            <wp:extent cx="2468880" cy="2517823"/>
             <wp:docPr id="1" name="Picture 1"/>
             <wp:cNvGraphicFramePr>
               <a:graphicFrameLocks noChangeAspect="1"/>
@@ -65,7 +65,7 @@
                   <pic:spPr>
                     <a:xfrm>
                       <a:off x="0" y="0"/>
-                      <a:ext cx="2468880" cy="2570670"/>
+                      <a:ext cx="2468880" cy="2517823"/>
                     </a:xfrm>
                     <a:prstGeom prst="rect"/>
                   </pic:spPr>
@@ -5005,7 +5005,7 @@
                 <w:b w:val="0"/>
                 <w:sz w:val="22"/>
               </w:rPr>
-              <w:t>IRF520 MOSFET module, wires, perfboard</w:t>
+              <w:t>D4184 MOSFET module, wires, perfboard</w:t>
             </w:r>
           </w:p>
         </w:tc>
@@ -5281,7 +5281,7 @@
       <w:r>
         <w:drawing>
           <wp:inline xmlns:a="http://schemas.openxmlformats.org/drawingml/2006/main" xmlns:pic="http://schemas.openxmlformats.org/drawingml/2006/picture">
-            <wp:extent cx="4480560" cy="4665291"/>
+            <wp:extent cx="4480560" cy="4569382"/>
             <wp:docPr id="3" name="Picture 3"/>
             <wp:cNvGraphicFramePr>
               <a:graphicFrameLocks noChangeAspect="1"/>
@@ -5302,7 +5302,7 @@
                   <pic:spPr>
                     <a:xfrm>
                       <a:off x="0" y="0"/>
-                      <a:ext cx="4480560" cy="4665291"/>
+                      <a:ext cx="4480560" cy="4569382"/>
                     </a:xfrm>
                     <a:prstGeom prst="rect"/>
                   </pic:spPr>
@@ -5399,7 +5399,7 @@
           <w:b w:val="0"/>
           <w:i w:val="0"/>
         </w:rPr>
-        <w:t>The MLX90614, MAX30102, and OLED share one I²C bus at 100 kHz. The HC-SR04 echo line passes through a 1 kΩ/2 kΩ divider to protect the 3.3 V ESP32. The fan is switched by an IRF520 MOSFET module with a flyback diode. Pin connections are in Appendix G.</w:t>
+        <w:t>The MLX90614, MAX30102, and OLED share one I²C bus at 100 kHz. The HC-SR04 echo line passes through a 1 kΩ/2 kΩ divider to protect the 3.3 V ESP32. The fan is switched by a D4184 logic-level MOSFET module with a flyback diode. Pin connections are in Appendix G.</w:t>
       </w:r>
     </w:p>
     <w:p>
@@ -13421,7 +13421,7 @@
                 <w:b w:val="0"/>
                 <w:sz w:val="20"/>
               </w:rPr>
-              <w:t>LM2596 regulator, IRF520 module, fuse</w:t>
+              <w:t>LM2596 regulator, D4184 module, fuse, switch</w:t>
             </w:r>
           </w:p>
         </w:tc>
@@ -16783,7 +16783,7 @@
                 <w:b w:val="0"/>
                 <w:sz w:val="20"/>
               </w:rPr>
-              <w:t>IRF520 module</w:t>
+              <w:t>D4184 MOSFET module</w:t>
             </w:r>
           </w:p>
         </w:tc>
@@ -16803,7 +16803,7 @@
                 <w:b w:val="0"/>
                 <w:sz w:val="20"/>
               </w:rPr>
-              <w:t>SIG</w:t>
+              <w:t>PWM</w:t>
             </w:r>
           </w:p>
         </w:tc>

--- a/research/RIM3_ALAGA/RIM3_ALAGA_NSTF_Research_Manuscript.docx
+++ b/research/RIM3_ALAGA/RIM3_ALAGA_NSTF_Research_Manuscript.docx
@@ -33,7 +33,7 @@
           <w:i w:val="0"/>
           <w:sz w:val="28"/>
         </w:rPr>
-        <w:t>A Low-Cost Soft Inflatable Healthcare Companion Robot with Non-Contact Temperature, Pulse Oximetry, and Pain-Scale Triage for Evacuation Centers</w:t>
+        <w:t>A Low-Cost Wheeled Soft Inflatable Companion Robot for Older Adults Home Alone, with Medication Reminders, Vital-Sign Checks, and Fall Alerts to the Family</w:t>
       </w:r>
     </w:p>
     <w:p>
@@ -44,7 +44,7 @@
       <w:r>
         <w:drawing>
           <wp:inline xmlns:a="http://schemas.openxmlformats.org/drawingml/2006/main" xmlns:pic="http://schemas.openxmlformats.org/drawingml/2006/picture">
-            <wp:extent cx="2468880" cy="2517823"/>
+            <wp:extent cx="2468880" cy="2792668"/>
             <wp:docPr id="1" name="Picture 1"/>
             <wp:cNvGraphicFramePr>
               <a:graphicFrameLocks noChangeAspect="1"/>
@@ -65,7 +65,7 @@
                   <pic:spPr>
                     <a:xfrm>
                       <a:off x="0" y="0"/>
-                      <a:ext cx="2468880" cy="2517823"/>
+                      <a:ext cx="2468880" cy="2792668"/>
                     </a:xfrm>
                     <a:prstGeom prst="rect"/>
                   </pic:spPr>
@@ -183,7 +183,7 @@
           <w:i w:val="0"/>
           <w:sz w:val="28"/>
         </w:rPr>
-        <w:t>ALAGA: A Low-Cost Soft Inflatable Healthcare Companion Robot with Non-Contact Temperature, Pulse Oximetry, and Pain-Scale Triage for Evacuation Centers</w:t>
+        <w:t>ALAGA: A Low-Cost Wheeled Soft Inflatable Companion Robot for Older Adults Home Alone, with Medication Reminders, Vital-Sign Checks, and Fall Alerts to the Family</w:t>
       </w:r>
     </w:p>
     <w:p>
@@ -420,7 +420,7 @@
               <w:rPr>
                 <w:sz w:val="22"/>
               </w:rPr>
-              <w:t>Evacuation centers in Albay fill quickly when Mayon Volcano is restless, and a few health workers must check many evacuees for fever, low oxygen, and pain. Healthcare robots on the market cost far more than a barangay can pay. Inspired by the soft, inflatable healthcare companion of the animated film Big Hero 6, this study built ALAGA, a low-cost robot with a fan-inflated ripstop nylon body that houses an ESP32 controller, a non-contact infrared thermometer, a pulse oximeter sensor, a distance sensor, a 0–10 pain dial, a chest display, and a speaker that gives instructions in Filipino and English. A state-machine program wakes the robot when a person presses its chest or calls out, guides a short screening, and flags readings outside set limits for a health worker. With ____ consenting volunteers, ALAGA's readings were compared with a clinical forehead thermometer and a reference pulse oximeter. Temperature had a mean bias of ____ °C (95% limits of agreement ____ to ____ °C), pulse rate ____ bpm, and SpO₂ ____% (Arms = ____%). Flagging had a sensitivity of ____% and a specificity of ____%. One screening took ____ s. Users gave a System Usability Scale score of ____ and rated the soft body ____ approachable than a rigid shell (p = ____). The robot cost PHP ____ to build. A low-cost soft robot can share the routine screening load in crowded evacuation centers.</w:t>
+              <w:t>In many Filipino homes, older adults stay alone while their children work, and a missed medicine, a fever, or a fall can go unnoticed for hours. Paid caregivers and commercial companion robots cost more than most families can pay. Inspired by the soft healthcare companion of the animated film Big Hero 6, this study built ALAGA, a low-cost wheeled robot with a fan-inflated ripstop nylon body. An ESP32 drives it along a floor-tape route between home stations, stops it before obstacles, reminds the older adult to take medicine and drink water, checks forehead temperature, pulse rate, SpO₂, and pain, plays music and prayers, and sends reports and alerts to the family's phones through Telegram. A pendant with an accelerometer detects falls and has an SOS button. In ____ trips through a mock home, ALAGA reached the correct station in ____% of trips and stopped ____ cm before obstacles. Its readings had mean biases of ____ °C, ____ bpm, and ____% SpO₂ against reference instruments (SpO₂ Arms = ____%). The pendant detected ____% of simulated falls with ____% specificity for daily activities, and alerts reached the family in ____ s. ____% of reminders were on time. Older adults gave a System Usability Scale score of ____ and rated the soft body ____ approachable than a rigid shell (p = ____). The robot and pendant cost PHP ____. A low-cost soft robot can watch over older adults at home and keep their families informed while they work.</w:t>
             </w:r>
           </w:p>
           <w:p>
@@ -438,7 +438,7 @@
               <w:rPr>
                 <w:sz w:val="22"/>
               </w:rPr>
-              <w:t>healthcare companion robot; soft robotics; inflatable robot; pulse oximetry; non-contact thermometer; evacuation center</w:t>
+              <w:t>companion robot; elderly care; soft robotics; fall detection; medication reminder; telemonitoring</w:t>
             </w:r>
           </w:p>
         </w:tc>
@@ -581,7 +581,7 @@
         </w:rPr>
         <w:t>Objectives of the Study</w:t>
         <w:tab/>
-        <w:t>2</w:t>
+        <w:t>1</w:t>
       </w:r>
     </w:p>
     <w:p>
@@ -707,7 +707,7 @@
         </w:rPr>
         <w:t>Review of Related Studies</w:t>
         <w:tab/>
-        <w:t>5</w:t>
+        <w:t>6</w:t>
       </w:r>
     </w:p>
     <w:p>
@@ -761,7 +761,7 @@
         </w:rPr>
         <w:t>Conceptual Framework</w:t>
         <w:tab/>
-        <w:t>6</w:t>
+        <w:t>7</w:t>
       </w:r>
     </w:p>
     <w:p>
@@ -869,7 +869,7 @@
         </w:rPr>
         <w:t>Experimental Setup</w:t>
         <w:tab/>
-        <w:t>12</w:t>
+        <w:t>13</w:t>
       </w:r>
     </w:p>
     <w:p>
@@ -887,7 +887,7 @@
         </w:rPr>
         <w:t>Data Gathering Procedure</w:t>
         <w:tab/>
-        <w:t>12</w:t>
+        <w:t>13</w:t>
       </w:r>
     </w:p>
     <w:p>
@@ -905,7 +905,7 @@
         </w:rPr>
         <w:t>Statistical Treatment</w:t>
         <w:tab/>
-        <w:t>13</w:t>
+        <w:t>14</w:t>
       </w:r>
     </w:p>
     <w:p>
@@ -923,7 +923,7 @@
         </w:rPr>
         <w:t>Safety and Ethical Considerations</w:t>
         <w:tab/>
-        <w:t>13</w:t>
+        <w:t>15</w:t>
       </w:r>
     </w:p>
     <w:p>
@@ -941,7 +941,7 @@
         </w:rPr>
         <w:t>FINDINGS</w:t>
         <w:tab/>
-        <w:t>15</w:t>
+        <w:t>16</w:t>
       </w:r>
     </w:p>
     <w:p>
@@ -959,7 +959,7 @@
         </w:rPr>
         <w:t>Results and Discussion</w:t>
         <w:tab/>
-        <w:t>15</w:t>
+        <w:t>16</w:t>
       </w:r>
     </w:p>
     <w:p>
@@ -977,7 +977,7 @@
         </w:rPr>
         <w:t>Summary of Results by Objective</w:t>
         <w:tab/>
-        <w:t>17</w:t>
+        <w:t>18</w:t>
       </w:r>
     </w:p>
     <w:p>
@@ -995,7 +995,7 @@
         </w:rPr>
         <w:t>CONCLUSIONS</w:t>
         <w:tab/>
-        <w:t>18</w:t>
+        <w:t>20</w:t>
       </w:r>
     </w:p>
     <w:p>
@@ -1013,7 +1013,7 @@
         </w:rPr>
         <w:t>Assessment of the Findings</w:t>
         <w:tab/>
-        <w:t>18</w:t>
+        <w:t>20</w:t>
       </w:r>
     </w:p>
     <w:p>
@@ -1031,7 +1031,7 @@
         </w:rPr>
         <w:t>Limitations</w:t>
         <w:tab/>
-        <w:t>18</w:t>
+        <w:t>20</w:t>
       </w:r>
     </w:p>
     <w:p>
@@ -1049,7 +1049,7 @@
         </w:rPr>
         <w:t>Applications</w:t>
         <w:tab/>
-        <w:t>18</w:t>
+        <w:t>20</w:t>
       </w:r>
     </w:p>
     <w:p>
@@ -1067,7 +1067,7 @@
         </w:rPr>
         <w:t>RECOMMENDATIONS</w:t>
         <w:tab/>
-        <w:t>19</w:t>
+        <w:t>21</w:t>
       </w:r>
     </w:p>
     <w:p>
@@ -1085,7 +1085,7 @@
         </w:rPr>
         <w:t>REFERENCES</w:t>
         <w:tab/>
-        <w:t>20</w:t>
+        <w:t>22</w:t>
       </w:r>
     </w:p>
     <w:p>
@@ -1103,7 +1103,7 @@
         </w:rPr>
         <w:t>APPENDICES</w:t>
         <w:tab/>
-        <w:t>22</w:t>
+        <w:t>24</w:t>
       </w:r>
     </w:p>
     <w:p>
@@ -1121,7 +1121,7 @@
         </w:rPr>
         <w:t>Appendix A. Materials, Quantity, and Expenses</w:t>
         <w:tab/>
-        <w:t>22</w:t>
+        <w:t>24</w:t>
       </w:r>
     </w:p>
     <w:p>
@@ -1139,7 +1139,7 @@
         </w:rPr>
         <w:t>Appendix B. Raw Data Sheets</w:t>
         <w:tab/>
-        <w:t>23</w:t>
+        <w:t>26</w:t>
       </w:r>
     </w:p>
     <w:p>
@@ -1157,7 +1157,7 @@
         </w:rPr>
         <w:t>Appendix C. Photographs of the Procedure</w:t>
         <w:tab/>
-        <w:t>24</w:t>
+        <w:t>27</w:t>
       </w:r>
     </w:p>
     <w:p>
@@ -1175,7 +1175,7 @@
         </w:rPr>
         <w:t>Appendix D. Risk Register</w:t>
         <w:tab/>
-        <w:t>25</w:t>
+        <w:t>28</w:t>
       </w:r>
     </w:p>
     <w:p>
@@ -1193,7 +1193,7 @@
         </w:rPr>
         <w:t>Appendix E. Ethics Statement and Informed Consent</w:t>
         <w:tab/>
-        <w:t>26</w:t>
+        <w:t>29</w:t>
       </w:r>
     </w:p>
     <w:p>
@@ -1211,7 +1211,7 @@
         </w:rPr>
         <w:t>Appendix F. ISEF Forms</w:t>
         <w:tab/>
-        <w:t>27</w:t>
+        <w:t>30</w:t>
       </w:r>
     </w:p>
     <w:p>
@@ -1229,7 +1229,7 @@
         </w:rPr>
         <w:t>Appendix G. Wiring Diagram and Program</w:t>
         <w:tab/>
-        <w:t>28</w:t>
+        <w:t>31</w:t>
       </w:r>
     </w:p>
     <w:p>
@@ -1247,7 +1247,7 @@
         </w:rPr>
         <w:t>Appendix H. Curriculum Vitae</w:t>
         <w:tab/>
-        <w:t>29</w:t>
+        <w:t>32</w:t>
       </w:r>
     </w:p>
     <w:p>
@@ -1279,7 +1279,7 @@
         <w:tab/>
         <w:t>Related Studies and Their Relation to the Present Study</w:t>
         <w:tab/>
-        <w:t>5</w:t>
+        <w:t>6</w:t>
       </w:r>
     </w:p>
     <w:p>
@@ -1351,7 +1351,7 @@
         <w:tab/>
         <w:t>Screening Limits and Triage Levels</w:t>
         <w:tab/>
-        <w:t>11</w:t>
+        <w:t>12</w:t>
       </w:r>
     </w:p>
     <w:p>
@@ -1367,7 +1367,7 @@
       <w:r>
         <w:t>Table 6</w:t>
         <w:tab/>
-        <w:t>Trials Conducted in the Study</w:t>
+        <w:t>Messages Sent to the Family Through Telegram</w:t>
         <w:tab/>
         <w:t>12</w:t>
       </w:r>
@@ -1385,9 +1385,9 @@
       <w:r>
         <w:t>Table 7</w:t>
         <w:tab/>
-        <w:t>Bench Test of the Infrared Thermometer Against a Water-Bath Target</w:t>
+        <w:t>Trials Conducted in the Study</w:t>
         <w:tab/>
-        <w:t>15</w:t>
+        <w:t>13</w:t>
       </w:r>
     </w:p>
     <w:p>
@@ -1403,9 +1403,9 @@
       <w:r>
         <w:t>Table 8</w:t>
         <w:tab/>
-        <w:t>Agreement of ALAGA With the Reference Instruments (Validation Set)</w:t>
+        <w:t>Navigation Results in the Mock Home</w:t>
         <w:tab/>
-        <w:t>15</w:t>
+        <w:t>16</w:t>
       </w:r>
     </w:p>
     <w:p>
@@ -1421,7 +1421,7 @@
       <w:r>
         <w:t>Table 9</w:t>
         <w:tab/>
-        <w:t>Confusion Matrix of ALAGA Flags</w:t>
+        <w:t>Bench Test of the Infrared Thermometer Against a Water-Bath Target</w:t>
         <w:tab/>
         <w:t>16</w:t>
       </w:r>
@@ -1439,7 +1439,7 @@
       <w:r>
         <w:t>Table 10</w:t>
         <w:tab/>
-        <w:t>Time Taken per Screening Step</w:t>
+        <w:t>Agreement of ALAGA With the Reference Instruments (Validation Set)</w:t>
         <w:tab/>
         <w:t>16</w:t>
       </w:r>
@@ -1457,9 +1457,9 @@
       <w:r>
         <w:t>Table 11</w:t>
         <w:tab/>
-        <w:t>Usability and Approachability Ratings</w:t>
+        <w:t>Confusion Matrix of Pendant Decisions</w:t>
         <w:tab/>
-        <w:t>16</w:t>
+        <w:t>17</w:t>
       </w:r>
     </w:p>
     <w:p>
@@ -1475,7 +1475,7 @@
       <w:r>
         <w:t>Table 12</w:t>
         <w:tab/>
-        <w:t>Cost of Building and Running ALAGA</w:t>
+        <w:t>Reminders and Messages Over the Test Days</w:t>
         <w:tab/>
         <w:t>17</w:t>
       </w:r>
@@ -1493,9 +1493,9 @@
       <w:r>
         <w:t>Table 13</w:t>
         <w:tab/>
-        <w:t>Summary of Results by Objective</w:t>
+        <w:t>Usability and Approachability Ratings</w:t>
         <w:tab/>
-        <w:t>17</w:t>
+        <w:t>18</w:t>
       </w:r>
     </w:p>
     <w:p>
@@ -1511,9 +1511,9 @@
       <w:r>
         <w:t>Table 14</w:t>
         <w:tab/>
-        <w:t>Expense Summary of the Study</w:t>
+        <w:t>Cost of Building and Running ALAGA</w:t>
         <w:tab/>
-        <w:t>22</w:t>
+        <w:t>18</w:t>
       </w:r>
     </w:p>
     <w:p>
@@ -1529,9 +1529,9 @@
       <w:r>
         <w:t>Table 15</w:t>
         <w:tab/>
-        <w:t>Raw Data Sheet for Volunteer Screenings</w:t>
+        <w:t>Summary of Results by Objective</w:t>
         <w:tab/>
-        <w:t>23</w:t>
+        <w:t>18</w:t>
       </w:r>
     </w:p>
     <w:p>
@@ -1547,9 +1547,9 @@
       <w:r>
         <w:t>Table 16</w:t>
         <w:tab/>
-        <w:t>Risk Register of the Study</w:t>
+        <w:t>Expense Summary of the Study</w:t>
         <w:tab/>
-        <w:t>25</w:t>
+        <w:t>24</w:t>
       </w:r>
     </w:p>
     <w:p>
@@ -1565,9 +1565,63 @@
       <w:r>
         <w:t>Table 17</w:t>
         <w:tab/>
+        <w:t>Raw Data Sheet for Navigation Trials</w:t>
+        <w:tab/>
+        <w:t>26</w:t>
+      </w:r>
+    </w:p>
+    <w:p>
+      <w:pPr>
+        <w:tabs>
+          <w:tab w:pos="1296" w:val="left"/>
+          <w:tab w:pos="9360" w:val="right" w:leader="dot"/>
+        </w:tabs>
+        <w:spacing w:after="80" w:line="276" w:lineRule="auto"/>
+        <w:ind w:left="1296" w:hanging="1296"/>
+        <w:jc w:val="left"/>
+      </w:pPr>
+      <w:r>
+        <w:t>Table 18</w:t>
+        <w:tab/>
+        <w:t>Raw Data Sheet for Health Checks</w:t>
+        <w:tab/>
+        <w:t>26</w:t>
+      </w:r>
+    </w:p>
+    <w:p>
+      <w:pPr>
+        <w:tabs>
+          <w:tab w:pos="1296" w:val="left"/>
+          <w:tab w:pos="9360" w:val="right" w:leader="dot"/>
+        </w:tabs>
+        <w:spacing w:after="80" w:line="276" w:lineRule="auto"/>
+        <w:ind w:left="1296" w:hanging="1296"/>
+        <w:jc w:val="left"/>
+      </w:pPr>
+      <w:r>
+        <w:t>Table 19</w:t>
+        <w:tab/>
+        <w:t>Risk Register of the Study</w:t>
+        <w:tab/>
+        <w:t>28</w:t>
+      </w:r>
+    </w:p>
+    <w:p>
+      <w:pPr>
+        <w:tabs>
+          <w:tab w:pos="1296" w:val="left"/>
+          <w:tab w:pos="9360" w:val="right" w:leader="dot"/>
+        </w:tabs>
+        <w:spacing w:after="80" w:line="276" w:lineRule="auto"/>
+        <w:ind w:left="1296" w:hanging="1296"/>
+        <w:jc w:val="left"/>
+      </w:pPr>
+      <w:r>
+        <w:t>Table 20</w:t>
+        <w:tab/>
         <w:t>Pin Connections of ALAGA</w:t>
         <w:tab/>
-        <w:t>28</w:t>
+        <w:t>31</w:t>
       </w:r>
     </w:p>
     <w:p>
@@ -1633,7 +1687,7 @@
       <w:r>
         <w:t>Figure 3</w:t>
         <w:tab/>
-        <w:t>Screening State Machine of ALAGA</w:t>
+        <w:t>Example Home Route With Station Markers</w:t>
         <w:tab/>
         <w:t>11</w:t>
       </w:r>
@@ -1651,9 +1705,9 @@
       <w:r>
         <w:t>Figure 4</w:t>
         <w:tab/>
-        <w:t>Flowchart of the Research Procedure</w:t>
+        <w:t>Control Logic of ALAGA</w:t>
         <w:tab/>
-        <w:t>13</w:t>
+        <w:t>12</w:t>
       </w:r>
     </w:p>
     <w:p>
@@ -1669,9 +1723,27 @@
       <w:r>
         <w:t>Figure 5</w:t>
         <w:tab/>
+        <w:t>Flowchart of the Research Procedure</w:t>
+        <w:tab/>
+        <w:t>14</w:t>
+      </w:r>
+    </w:p>
+    <w:p>
+      <w:pPr>
+        <w:tabs>
+          <w:tab w:pos="1296" w:val="left"/>
+          <w:tab w:pos="9360" w:val="right" w:leader="dot"/>
+        </w:tabs>
+        <w:spacing w:after="80" w:line="276" w:lineRule="auto"/>
+        <w:ind w:left="1296" w:hanging="1296"/>
+        <w:jc w:val="left"/>
+      </w:pPr>
+      <w:r>
+        <w:t>Figure 6</w:t>
+        <w:tab/>
         <w:t>Bland–Altman Plots of Temperature, Pulse Rate, and SpO₂</w:t>
         <w:tab/>
-        <w:t>15</w:t>
+        <w:t>17</w:t>
       </w:r>
     </w:p>
     <w:p>
@@ -1725,7 +1797,7 @@
           <w:b w:val="0"/>
           <w:i w:val="0"/>
         </w:rPr>
-        <w:t>Mayon Volcano was raised to Alert Level 3 in January 2026, and residents of the 6-kilometer Permanent Danger Zone were evacuated (DZRH, 2026). In early May 2026, ash fell on 87 villages in three towns, and more than 300 families moved to evacuation centers (Khaosod English, 2026). Evacuation centers are crowded, and fine volcanic ash irritates the eyes and airways, so coughs, fevers, and breathing complaints rise during long stays (Horwell &amp; Baxter, 2006).</w:t>
+        <w:t>Filipino families traditionally care for their older members at home, and the law encourages this (Republic Act No. 9994, 2010). Today, however, many adult children work long hours or abroad, so their parents stay home alone during the day. A missed dose of medicine, a fever, or a fall can go unnoticed until someone comes home in the evening.</w:t>
       </w:r>
     </w:p>
     <w:p>
@@ -1739,7 +1811,7 @@
           <w:b w:val="0"/>
           <w:i w:val="0"/>
         </w:rPr>
-        <w:t>A barangay health worker must check each evacuee, often hundreds in a day. The basic checks are body temperature, pulse rate, oxygen saturation (SpO₂), and pain. A pulse oximeter finds low blood oxygen before a person looks ill (Jubran, 2015), and a 0–10 numeric pain scale is quick and reliable for adults (Hawker et al., 2011). These checks are simple, but doing them for every evacuee takes time that health workers need for the sick.</w:t>
+        <w:t>Falls are a leading cause of injury and death among adults over 60, and lying on the floor for a long time after a fall makes the harm worse (World Health Organization [WHO], 2021). About half of patients with long-term illnesses do not take their medicines as prescribed (WHO, 2003). Older adults who are alone also miss company; robots that talk and play with them have improved mood and reduced stress (Pu et al., 2019; Wada &amp; Shibata, 2007).</w:t>
       </w:r>
     </w:p>
     <w:p>
@@ -1753,7 +1825,7 @@
           <w:b w:val="0"/>
           <w:i w:val="0"/>
         </w:rPr>
-        <w:t>Robots that help with care are known as socially assistive robots (Feil-Seifer &amp; Matarić, 2005). Older adults accept them more when they look friendly and are easy to use (Broadbent et al., 2009). The animated film Big Hero 6 (Hall &amp; Williams, 2014) showed a soft, inflatable healthcare companion that scans a person, asks for a pain score from 0 to 10, and cannot hurt anyone because its body is air. Real inflatable robot arms have been built for safe contact with people (Sanan et al., 2011), and soft robots are safer around people than rigid ones (Rus &amp; Tolley, 2015). This study asks whether such a companion can be built from low-cost parts for an evacuation center in Albay.</w:t>
+        <w:t>The animated film Big Hero 6 (Hall &amp; Williams, 2014) showed a soft, inflatable healthcare companion that checks a person's health, asks for a pain score from 0 to 10, and cannot hurt anyone because its body is air. Real inflatable robot arms have been built for safe contact with people (Sanan et al., 2011), and soft robots are safer around people than rigid ones (Rus &amp; Tolley, 2015). This study asks whether such a companion, on wheels, can be built from low-cost parts to watch over an older adult at home while the family is at work.</w:t>
       </w:r>
     </w:p>
     <w:p>
@@ -1781,7 +1853,7 @@
           <w:b w:val="0"/>
           <w:i w:val="0"/>
         </w:rPr>
-        <w:t>Vital-sign kiosks and healthcare robots exist, but they are rigid, costly, and not made for crowded shelters. Low-cost sensors such as the MAX30102 and MLX90614 are popular in student projects, yet their readings are rarely checked against reference instruments with proper agreement statistics (Bland &amp; Altman, 1986). No low-cost robot found by the researchers combines a soft inflatable body, non-contact temperature, pulse oximetry, pain-scale triage, and spoken instructions in Filipino. It is also not known whether a soft body makes people, especially children and older adults, more willing to be screened than a rigid machine.</w:t>
+        <w:t>Commercial companion and telecare robots and paid caregivers cost more than most families can pay. Student-built devices usually do one job, such as a pill reminder, a fall sensor, or a pulse meter, and their accuracy is rarely checked against reference instruments (Bland &amp; Altman, 1986). No low-cost robot found by the researchers joins a soft body that is safe to bump into, simple navigation in a home, medicine and water reminders, vital-sign checks, fall alerts, and family notification in Filipino. It is also not known whether older adults find a soft robot more approachable than a rigid one.</w:t>
       </w:r>
     </w:p>
     <w:p>
@@ -1809,7 +1881,7 @@
           <w:b w:val="0"/>
           <w:i w:val="0"/>
         </w:rPr>
-        <w:t>This study aims to design, build, and evaluate ALAGA, a low-cost soft inflatable healthcare companion robot that screens temperature, pulse rate, SpO₂, and pain and flags evacuees who need a health worker. Specifically, it seeks to answer the following questions:</w:t>
+        <w:t>This study aims to design, build, and evaluate ALAGA, a low-cost wheeled soft inflatable companion robot that watches over an older adult at home while the family is at work. Specifically, it seeks to answer the following questions:</w:t>
       </w:r>
     </w:p>
     <w:p>
@@ -1828,7 +1900,7 @@
         </w:rPr>
         <w:t>1.</w:t>
         <w:tab/>
-        <w:t>How closely do ALAGA's temperature, pulse rate, and SpO₂ readings agree with a reference clinical forehead thermometer and a reference fingertip pulse oximeter (mean bias, 95% limits of agreement, mean absolute error, and Arms)?</w:t>
+        <w:t>How reliably does ALAGA travel to each home station (success rate, travel time, and stopping distance from obstacles)?</w:t>
       </w:r>
     </w:p>
     <w:p>
@@ -1847,7 +1919,7 @@
         </w:rPr>
         <w:t>2.</w:t>
         <w:tab/>
-        <w:t>How accurately does ALAGA flag readings outside the screening limits (sensitivity, specificity, and accuracy)?</w:t>
+        <w:t>How closely do ALAGA's temperature, pulse rate, and SpO₂ readings agree with reference instruments (mean bias, 95% limits of agreement, mean absolute error, and Arms)?</w:t>
       </w:r>
     </w:p>
     <w:p>
@@ -1866,7 +1938,7 @@
         </w:rPr>
         <w:t>3.</w:t>
         <w:tab/>
-        <w:t>How long does ALAGA take to complete one screening, from wake-up to spoken result?</w:t>
+        <w:t>How accurately does the pendant detect simulated falls and ignore daily activities (sensitivity and specificity), and how fast do alerts reach the family?</w:t>
       </w:r>
     </w:p>
     <w:p>
@@ -1885,7 +1957,7 @@
         </w:rPr>
         <w:t>4.</w:t>
         <w:tab/>
-        <w:t>How do users rate the usability of ALAGA, and is there a significant difference in perceived approachability between its soft inflatable body and a rigid shell?</w:t>
+        <w:t>How punctual are the medicine, water, and check-in reminders, and what share of reports and alerts reach the family?</w:t>
       </w:r>
     </w:p>
     <w:p>
@@ -1904,7 +1976,26 @@
         </w:rPr>
         <w:t>5.</w:t>
         <w:tab/>
-        <w:t>How much does ALAGA cost to build and to run for one day?</w:t>
+        <w:t>How do older adults and family members rate the usability of ALAGA, and is there a significant difference in perceived approachability between its soft body and a rigid shell?</w:t>
+      </w:r>
+    </w:p>
+    <w:p>
+      <w:pPr>
+        <w:tabs>
+          <w:tab w:pos="1080" w:val="left"/>
+        </w:tabs>
+        <w:spacing w:after="0"/>
+        <w:ind w:left="1080" w:hanging="360"/>
+        <w:jc w:val="both"/>
+      </w:pPr>
+      <w:r>
+        <w:rPr>
+          <w:b w:val="0"/>
+          <w:i w:val="0"/>
+        </w:rPr>
+        <w:t>6.</w:t>
+        <w:tab/>
+        <w:t>How much do ALAGA and its pendant cost to build and to run for one day?</w:t>
       </w:r>
     </w:p>
     <w:p>
@@ -1970,7 +2061,26 @@
         </w:rPr>
         <w:t>•</w:t>
         <w:tab/>
-        <w:t>H₀2: There is no significant difference in perceived approachability ratings between the soft inflatable body and the rigid shell.</w:t>
+        <w:t>H₀2: The pendant's decision (fall or no fall) is not associated with the true event type.</w:t>
+      </w:r>
+    </w:p>
+    <w:p>
+      <w:pPr>
+        <w:tabs>
+          <w:tab w:pos="1080" w:val="left"/>
+        </w:tabs>
+        <w:spacing w:after="0"/>
+        <w:ind w:left="1080" w:hanging="360"/>
+        <w:jc w:val="both"/>
+      </w:pPr>
+      <w:r>
+        <w:rPr>
+          <w:b w:val="0"/>
+          <w:i w:val="0"/>
+        </w:rPr>
+        <w:t>•</w:t>
+        <w:tab/>
+        <w:t>H₀3: There is no significant difference in perceived approachability ratings between the soft inflatable body and the rigid shell.</w:t>
       </w:r>
     </w:p>
     <w:p>
@@ -2012,14 +2122,14 @@
           <w:b/>
           <w:i w:val="0"/>
         </w:rPr>
-        <w:t>Evacuees.</w:t>
+        <w:t>Older adults.</w:t>
       </w:r>
       <w:r>
         <w:rPr>
           <w:b w:val="0"/>
           <w:i w:val="0"/>
         </w:rPr>
-        <w:t xml:space="preserve"> Children and older adults can be screened by a friendly, soft robot without waiting in a long line.</w:t>
+        <w:t xml:space="preserve"> They get reminders, health checks, company, and a quick way to call for help while alone at home.</w:t>
       </w:r>
     </w:p>
     <w:p>
@@ -2033,14 +2143,14 @@
           <w:b/>
           <w:i w:val="0"/>
         </w:rPr>
-        <w:t>Barangay health workers and nurses.</w:t>
+        <w:t>Working family members and OFWs.</w:t>
       </w:r>
       <w:r>
         <w:rPr>
           <w:b w:val="0"/>
           <w:i w:val="0"/>
         </w:rPr>
-        <w:t xml:space="preserve"> Routine checks are shared with the robot, so more time goes to evacuees flagged YELLOW or RED.</w:t>
+        <w:t xml:space="preserve"> They receive reports and alerts on their phones and can ask for a check-in any time.</w:t>
       </w:r>
     </w:p>
     <w:p>
@@ -2054,35 +2164,14 @@
           <w:b/>
           <w:i w:val="0"/>
         </w:rPr>
-        <w:t>LGUs and the PDRRMO.</w:t>
+        <w:t>Barangay health workers and the OSCA.</w:t>
       </w:r>
       <w:r>
         <w:rPr>
           <w:b w:val="0"/>
           <w:i w:val="0"/>
         </w:rPr>
-        <w:t xml:space="preserve"> A screening aid that costs a few thousand pesos can be placed in every evacuation center.</w:t>
-      </w:r>
-    </w:p>
-    <w:p>
-      <w:pPr>
-        <w:spacing w:after="0"/>
-        <w:ind w:firstLine="720"/>
-        <w:jc w:val="both"/>
-      </w:pPr>
-      <w:r>
-        <w:rPr>
-          <w:b/>
-          <w:i w:val="0"/>
-        </w:rPr>
-        <w:t>Schools used as shelters.</w:t>
-      </w:r>
-      <w:r>
-        <w:rPr>
-          <w:b w:val="0"/>
-          <w:i w:val="0"/>
-        </w:rPr>
-        <w:t xml:space="preserve"> The same robot can serve the school clinic between disasters.</w:t>
+        <w:t xml:space="preserve"> A low-cost aid for monitoring older adults who live alone during the day.</w:t>
       </w:r>
     </w:p>
     <w:p>
@@ -2103,7 +2192,7 @@
           <w:b w:val="0"/>
           <w:i w:val="0"/>
         </w:rPr>
-        <w:t xml:space="preserve"> A tested, open design and an agreement method for low-cost health sensors.</w:t>
+        <w:t xml:space="preserve"> A tested, open design and an agreement method for low-cost health sensors and fall detection.</w:t>
       </w:r>
     </w:p>
     <w:p>
@@ -2117,7 +2206,7 @@
           <w:b w:val="0"/>
           <w:i w:val="0"/>
         </w:rPr>
-        <w:t>The study supports SDG 3 (good health and well-being), SDG 9 (industry, innovation, and infrastructure), and SDG 11.5 (fewer people affected by disasters).</w:t>
+        <w:t>The study supports SDG 3 (good health and well-being), SDG 9 (industry, innovation, and infrastructure), and SDG 10 (reduced inequalities).</w:t>
       </w:r>
     </w:p>
     <w:p>
@@ -2164,7 +2253,7 @@
         </w:rPr>
         <w:t>•</w:t>
         <w:tab/>
-        <w:t>One stationary prototype, about 1.1 m tall when inflated, with a fan-inflated ripstop nylon body.</w:t>
+        <w:t>One prototype about 1.35 m tall: a two-wheel-drive base with a caster and a fan-inflated ripstop nylon body.</w:t>
       </w:r>
     </w:p>
     <w:p>
@@ -2183,7 +2272,7 @@
         </w:rPr>
         <w:t>•</w:t>
         <w:tab/>
-        <w:t>Screening of forehead temperature, pulse rate, SpO₂, and self-reported pain (0–10).</w:t>
+        <w:t>Navigation along a floor-tape loop with station markers (dock, chair, bed, kitchen), with stops for obstacles by an ultrasonic sensor and a bumper.</w:t>
       </w:r>
     </w:p>
     <w:p>
@@ -2202,7 +2291,7 @@
         </w:rPr>
         <w:t>•</w:t>
         <w:tab/>
-        <w:t>Spoken prompts in Filipino and English, a chest display, and a log stored in the robot's memory.</w:t>
+        <w:t>Scheduled medicine, water, and check-in reminders; checks of temperature, pulse rate, SpO₂, and pain; music and prayers; reports and alerts to the family through Telegram over home Wi-Fi.</w:t>
       </w:r>
     </w:p>
     <w:p>
@@ -2221,7 +2310,7 @@
         </w:rPr>
         <w:t>•</w:t>
         <w:tab/>
-        <w:t>Tests with healthy volunteers aged 15 years and above in a school setting, after IRB approval and informed consent.</w:t>
+        <w:t>A pendant (ESP32-C3 and MPU6050) for fall detection and SOS.</w:t>
       </w:r>
     </w:p>
     <w:p>
@@ -2240,7 +2329,7 @@
         </w:rPr>
         <w:t>•</w:t>
         <w:tab/>
-        <w:t>A bench test of the infrared thermometer with a temperature-controlled water-bath target.</w:t>
+        <w:t>Tests in a mock home set up in the school, and usability sessions with older adults aged 60 and above, after IRB approval and informed consent.</w:t>
       </w:r>
     </w:p>
     <w:p>
@@ -2273,7 +2362,7 @@
         </w:rPr>
         <w:t>•</w:t>
         <w:tab/>
-        <w:t>Walking, arms, or lifting; ALAGA does not move or touch the person.</w:t>
+        <w:t>Arms, lifting, feeding, or giving medicine; the older adult takes the medicine and presses a button.</w:t>
       </w:r>
     </w:p>
     <w:p>
@@ -2292,7 +2381,7 @@
         </w:rPr>
         <w:t>•</w:t>
         <w:tab/>
-        <w:t>Diagnosis or treatment; ALAGA only screens and refers. It is not a registered medical device.</w:t>
+        <w:t>Diagnosis or treatment; ALAGA reminds, checks, and alerts. It is not a registered medical device.</w:t>
       </w:r>
     </w:p>
     <w:p>
@@ -2311,7 +2400,7 @@
         </w:rPr>
         <w:t>•</w:t>
         <w:tab/>
-        <w:t>Blood pressure, respiratory rate, and ECG.</w:t>
+        <w:t>Mapping or free roaming; stairs and door sills higher than 1 cm.</w:t>
       </w:r>
     </w:p>
     <w:p>
@@ -2330,7 +2419,7 @@
         </w:rPr>
         <w:t>•</w:t>
         <w:tab/>
-        <w:t>Real patients with low SpO₂ or fever; abnormal values are covered by the water-bath bench test and by logic test cases.</w:t>
+        <w:t>Falls by older adults; falls are simulated only by the researchers on gym mats.</w:t>
       </w:r>
     </w:p>
     <w:p>
@@ -2349,7 +2438,7 @@
         </w:rPr>
         <w:t>•</w:t>
         <w:tab/>
-        <w:t>Use in an actual evacuation center, which is left for a pilot study.</w:t>
+        <w:t>Homes without Wi-Fi, and continuous use in real homes for weeks.</w:t>
       </w:r>
     </w:p>
     <w:p>
@@ -2398,14 +2487,14 @@
           <w:b/>
           <w:i w:val="0"/>
         </w:rPr>
-        <w:t>Healthcare companion robot.</w:t>
+        <w:t>Companion robot.</w:t>
       </w:r>
       <w:r>
         <w:rPr>
           <w:b w:val="0"/>
           <w:i w:val="0"/>
         </w:rPr>
-        <w:t xml:space="preserve"> A robot that keeps a person company while it checks basic health signs and gives simple advice.</w:t>
+        <w:t xml:space="preserve"> A robot that keeps a person company, reminds them of daily tasks, and checks on them.</w:t>
       </w:r>
     </w:p>
     <w:p>
@@ -2419,14 +2508,14 @@
           <w:b/>
           <w:i w:val="0"/>
         </w:rPr>
-        <w:t>Soft inflatable body.</w:t>
+        <w:t>Station.</w:t>
       </w:r>
       <w:r>
         <w:rPr>
           <w:b w:val="0"/>
           <w:i w:val="0"/>
         </w:rPr>
-        <w:t xml:space="preserve"> A sewn fabric shell kept full of air by a small fan, so it gives way when touched.</w:t>
+        <w:t xml:space="preserve"> A place in the home marked by a strip of tape across the route: dock, chair, bed, or kitchen.</w:t>
       </w:r>
     </w:p>
     <w:p>
@@ -2440,14 +2529,14 @@
           <w:b/>
           <w:i w:val="0"/>
         </w:rPr>
-        <w:t>Non-contact infrared thermometer.</w:t>
+        <w:t>Line following.</w:t>
       </w:r>
       <w:r>
         <w:rPr>
           <w:b w:val="0"/>
           <w:i w:val="0"/>
         </w:rPr>
-        <w:t xml:space="preserve"> A sensor that reads skin temperature from the infrared light the skin gives off (MLX90614).</w:t>
+        <w:t xml:space="preserve"> Steering by keeping a floor tape under the middle of a row of infrared sensors.</w:t>
       </w:r>
     </w:p>
     <w:p>
@@ -2461,14 +2550,77 @@
           <w:b/>
           <w:i w:val="0"/>
         </w:rPr>
-        <w:t>Pulse oximetry.</w:t>
+        <w:t>Pendant.</w:t>
       </w:r>
       <w:r>
         <w:rPr>
           <w:b w:val="0"/>
           <w:i w:val="0"/>
         </w:rPr>
-        <w:t xml:space="preserve"> Measuring SpO₂ and pulse rate from red and infrared light passed through a fingertip (MAX30102).</w:t>
+        <w:t xml:space="preserve"> A small device worn on a cord that detects falls and has an SOS button.</w:t>
+      </w:r>
+    </w:p>
+    <w:p>
+      <w:pPr>
+        <w:spacing w:after="0"/>
+        <w:ind w:firstLine="720"/>
+        <w:jc w:val="both"/>
+      </w:pPr>
+      <w:r>
+        <w:rPr>
+          <w:b/>
+          <w:i w:val="0"/>
+        </w:rPr>
+        <w:t>Fall detection.</w:t>
+      </w:r>
+      <w:r>
+        <w:rPr>
+          <w:b w:val="0"/>
+          <w:i w:val="0"/>
+        </w:rPr>
+        <w:t xml:space="preserve"> Deciding that a fall happened when free fall is followed by an impact and then stillness (Bourke et al., 2007).</w:t>
+      </w:r>
+    </w:p>
+    <w:p>
+      <w:pPr>
+        <w:spacing w:after="0"/>
+        <w:ind w:firstLine="720"/>
+        <w:jc w:val="both"/>
+      </w:pPr>
+      <w:r>
+        <w:rPr>
+          <w:b/>
+          <w:i w:val="0"/>
+        </w:rPr>
+        <w:t>ESP-NOW.</w:t>
+      </w:r>
+      <w:r>
+        <w:rPr>
+          <w:b w:val="0"/>
+          <w:i w:val="0"/>
+        </w:rPr>
+        <w:t xml:space="preserve"> A direct radio link between ESP32 boards that needs no router.</w:t>
+      </w:r>
+    </w:p>
+    <w:p>
+      <w:pPr>
+        <w:spacing w:after="0"/>
+        <w:ind w:firstLine="720"/>
+        <w:jc w:val="both"/>
+      </w:pPr>
+      <w:r>
+        <w:rPr>
+          <w:b/>
+          <w:i w:val="0"/>
+        </w:rPr>
+        <w:t>Telegram bot.</w:t>
+      </w:r>
+      <w:r>
+        <w:rPr>
+          <w:b w:val="0"/>
+          <w:i w:val="0"/>
+        </w:rPr>
+        <w:t xml:space="preserve"> An automatic account that sends ALAGA's messages to the family's group chat.</w:t>
       </w:r>
     </w:p>
     <w:p>
@@ -2503,27 +2655,6 @@
           <w:b/>
           <w:i w:val="0"/>
         </w:rPr>
-        <w:t>Numeric Rating Scale (NRS).</w:t>
-      </w:r>
-      <w:r>
-        <w:rPr>
-          <w:b w:val="0"/>
-          <w:i w:val="0"/>
-        </w:rPr>
-        <w:t xml:space="preserve"> A 0–10 pain score where 0 is no pain and 10 is the worst pain imaginable.</w:t>
-      </w:r>
-    </w:p>
-    <w:p>
-      <w:pPr>
-        <w:spacing w:after="0"/>
-        <w:ind w:firstLine="720"/>
-        <w:jc w:val="both"/>
-      </w:pPr>
-      <w:r>
-        <w:rPr>
-          <w:b/>
-          <w:i w:val="0"/>
-        </w:rPr>
         <w:t>Mean bias and limits of agreement.</w:t>
       </w:r>
       <w:r>
@@ -2566,27 +2697,6 @@
           <w:b/>
           <w:i w:val="0"/>
         </w:rPr>
-        <w:t>Flag.</w:t>
-      </w:r>
-      <w:r>
-        <w:rPr>
-          <w:b w:val="0"/>
-          <w:i w:val="0"/>
-        </w:rPr>
-        <w:t xml:space="preserve"> A YELLOW or RED triage result that tells the person to see a health worker.</w:t>
-      </w:r>
-    </w:p>
-    <w:p>
-      <w:pPr>
-        <w:spacing w:after="0"/>
-        <w:ind w:firstLine="720"/>
-        <w:jc w:val="both"/>
-      </w:pPr>
-      <w:r>
-        <w:rPr>
-          <w:b/>
-          <w:i w:val="0"/>
-        </w:rPr>
         <w:t>System Usability Scale (SUS).</w:t>
       </w:r>
       <w:r>
@@ -2651,7 +2761,21 @@
           <w:b w:val="0"/>
           <w:i w:val="0"/>
         </w:rPr>
-        <w:t>Socially assistive robots help people through talk and company rather than physical work (Feil-Seifer &amp; Matarić, 2005). Older adults accept healthcare robots more when the robot is useful, easy to use, and not frightening (Broadbent et al., 2009). Faces that look almost human can feel eerie, an effect called the uncanny valley (Mori et al., 2012), so a simple two-dot face was chosen.</w:t>
+        <w:t>Companion robots help older adults through talk and company (Feil-Seifer &amp; Matarić, 2005). A seal robot living with residents of a care house lowered their stress (Wada &amp; Shibata, 2007), and a meta-analysis found that social robots improved mood and reduced agitation in older adults (Pu et al., 2019). Older adults accept such robots more when they are useful, easy to use, and not frightening (Broadbent et al., 2009); faces that look almost human can feel eerie (Mori et al., 2012), so a simple two-dot face was chosen.</w:t>
+      </w:r>
+    </w:p>
+    <w:p>
+      <w:pPr>
+        <w:spacing w:after="0"/>
+        <w:ind w:firstLine="720"/>
+        <w:jc w:val="both"/>
+      </w:pPr>
+      <w:r>
+        <w:rPr>
+          <w:b w:val="0"/>
+          <w:i w:val="0"/>
+        </w:rPr>
+        <w:t>Falls are a leading cause of injury among older adults (WHO, 2021). Bourke et al. (2007) detected falls with a body-worn accelerometer by looking for a drop in acceleration (free fall), then a large peak (impact), then little movement (lying still); simple thresholds gave high sensitivity and specificity. Poor adherence to long-term medicines is common, and reminders are among the simplest ways to improve it (WHO, 2003).</w:t>
       </w:r>
     </w:p>
     <w:p>
@@ -2917,7 +3041,7 @@
                 <w:b w:val="0"/>
                 <w:sz w:val="22"/>
               </w:rPr>
-              <w:t>Broadbent et al. (2009)</w:t>
+              <w:t>Wada &amp; Shibata (2007)</w:t>
             </w:r>
           </w:p>
         </w:tc>
@@ -2937,7 +3061,7 @@
                 <w:b w:val="0"/>
                 <w:sz w:val="22"/>
               </w:rPr>
-              <w:t>Reviewed what makes older adults accept healthcare robots.</w:t>
+              <w:t>Placed a seal robot with residents of a care house.</w:t>
             </w:r>
           </w:p>
         </w:tc>
@@ -2957,7 +3081,7 @@
                 <w:b w:val="0"/>
                 <w:sz w:val="22"/>
               </w:rPr>
-              <w:t>Guides the friendly look and simple use.</w:t>
+              <w:t>Supports ALAGA's companion role.</w:t>
             </w:r>
           </w:p>
         </w:tc>
@@ -2982,7 +3106,7 @@
                 <w:b w:val="0"/>
                 <w:sz w:val="22"/>
               </w:rPr>
-              <w:t>Jubran (2015)</w:t>
+              <w:t>Bourke et al. (2007)</w:t>
             </w:r>
           </w:p>
         </w:tc>
@@ -3002,7 +3126,7 @@
                 <w:b w:val="0"/>
                 <w:sz w:val="22"/>
               </w:rPr>
-              <w:t>Reviewed how pulse oximeters work and where they fail.</w:t>
+              <w:t>Detected falls with accelerometer thresholds.</w:t>
             </w:r>
           </w:p>
         </w:tc>
@@ -3022,7 +3146,7 @@
                 <w:b w:val="0"/>
                 <w:sz w:val="22"/>
               </w:rPr>
-              <w:t>Sets SpO₂ limits and known error sources.</w:t>
+              <w:t>Basis of the pendant's fall rule.</w:t>
             </w:r>
           </w:p>
         </w:tc>
@@ -3137,7 +3261,7 @@
           <w:b w:val="0"/>
           <w:i w:val="0"/>
         </w:rPr>
-        <w:t>The literature shows that soft bodies are safer and friendlier, that pulse oximetry and infrared thermometry can screen for hypoxemia and fever, and that new instruments must be checked against a reference with agreement statistics. No study found by the researchers joins these into one low-cost robot for evacuation centers or tests whether a soft body makes people more willing to be screened.</w:t>
+        <w:t>The literature shows that soft bodies are safer and friendlier, that companion robots help older adults, that falls can be detected with low-cost accelerometers, and that vital-sign sensors must be checked against a reference. No study found by the researchers joins these into one low-cost mobile robot that watches over an older adult at home and informs the family.</w:t>
       </w:r>
     </w:p>
     <w:p>
@@ -3165,7 +3289,7 @@
           <w:b w:val="0"/>
           <w:i w:val="0"/>
         </w:rPr>
-        <w:t>The study rests on four ideas, each answering a gap (Table 2). Socially assistive robotics explains how a robot can share routine work with health workers. Soft robotics and the uncanny valley guide the body and face. Photoplethysmography and infrared thermometry explain how the sensors work, and agreement analysis tests whether their readings can be trusted. A state machine with screening limits turns the readings into a simple GREEN, YELLOW, or RED result.</w:t>
+        <w:t>The study rests on five ideas, each answering a gap (Table 2): socially assistive robotics and telemonitoring, threshold fall detection, soft robotics with the uncanny valley, sensor physics with agreement analysis, and line following with station markers.</w:t>
       </w:r>
     </w:p>
     <w:p>
@@ -3353,7 +3477,7 @@
                 <w:b w:val="0"/>
                 <w:sz w:val="20"/>
               </w:rPr>
-              <w:t>Too few health workers</w:t>
+              <w:t>Alone at home</w:t>
             </w:r>
           </w:p>
         </w:tc>
@@ -3373,7 +3497,7 @@
                 <w:b w:val="0"/>
                 <w:sz w:val="20"/>
               </w:rPr>
-              <w:t>Hundreds of evacuees need routine checks (Khaosod English, 2026).</w:t>
+              <w:t>Family is away at work for most of the day.</w:t>
             </w:r>
           </w:p>
         </w:tc>
@@ -3393,7 +3517,7 @@
                 <w:b w:val="0"/>
                 <w:sz w:val="20"/>
               </w:rPr>
-              <w:t>Socially assistive robotics</w:t>
+              <w:t>Socially assistive robotics; telemonitoring</w:t>
             </w:r>
           </w:p>
         </w:tc>
@@ -3413,7 +3537,7 @@
                 <w:b w:val="0"/>
                 <w:sz w:val="20"/>
               </w:rPr>
-              <w:t>Robot does routine screening; humans treat.</w:t>
+              <w:t>Reminders, company, reports to the family.</w:t>
             </w:r>
           </w:p>
         </w:tc>
@@ -3438,7 +3562,7 @@
                 <w:b w:val="0"/>
                 <w:sz w:val="20"/>
               </w:rPr>
-              <w:t>Machines can scare people</w:t>
+              <w:t>Falls go unnoticed</w:t>
             </w:r>
           </w:p>
         </w:tc>
@@ -3458,7 +3582,7 @@
                 <w:b w:val="0"/>
                 <w:sz w:val="20"/>
               </w:rPr>
-              <w:t>Rigid or almost-human robots can feel unsafe or eerie.</w:t>
+              <w:t>The older adult may not reach a phone.</w:t>
             </w:r>
           </w:p>
         </w:tc>
@@ -3478,7 +3602,7 @@
                 <w:b w:val="0"/>
                 <w:sz w:val="20"/>
               </w:rPr>
-              <w:t>Soft robotics; uncanny valley</w:t>
+              <w:t>Threshold fall detection</w:t>
             </w:r>
           </w:p>
         </w:tc>
@@ -3498,7 +3622,7 @@
                 <w:b w:val="0"/>
                 <w:sz w:val="20"/>
               </w:rPr>
-              <w:t>Air-filled body and a simple two-dot face.</w:t>
+              <w:t>Pendant alerts the family in seconds.</w:t>
             </w:r>
           </w:p>
         </w:tc>
@@ -3523,7 +3647,7 @@
                 <w:b w:val="0"/>
                 <w:sz w:val="20"/>
               </w:rPr>
-              <w:t>Cheap sensors may be wrong</w:t>
+              <w:t>Robots can hurt or scare</w:t>
             </w:r>
           </w:p>
         </w:tc>
@@ -3543,7 +3667,7 @@
                 <w:b w:val="0"/>
                 <w:sz w:val="20"/>
               </w:rPr>
-              <w:t>Low-cost modules are rarely validated.</w:t>
+              <w:t>A rigid moving machine in a small home.</w:t>
             </w:r>
           </w:p>
         </w:tc>
@@ -3563,7 +3687,7 @@
                 <w:b w:val="0"/>
                 <w:sz w:val="20"/>
               </w:rPr>
-              <w:t>PPG, IR thermometry, agreement analysis</w:t>
+              <w:t>Soft robotics; uncanny valley</w:t>
             </w:r>
           </w:p>
         </w:tc>
@@ -3583,7 +3707,7 @@
                 <w:b w:val="0"/>
                 <w:sz w:val="20"/>
               </w:rPr>
-              <w:t>Calibrate, then test with Bland–Altman.</w:t>
+              <w:t>Air body, slow speed, plain face.</w:t>
             </w:r>
           </w:p>
         </w:tc>
@@ -3608,7 +3732,7 @@
                 <w:b w:val="0"/>
                 <w:sz w:val="20"/>
               </w:rPr>
-              <w:t>Who needs help first</w:t>
+              <w:t>Cheap sensors may be wrong</w:t>
             </w:r>
           </w:p>
         </w:tc>
@@ -3628,7 +3752,7 @@
                 <w:b w:val="0"/>
                 <w:sz w:val="20"/>
               </w:rPr>
-              <w:t>Raw numbers mean little to evacuees.</w:t>
+              <w:t>Low-cost modules are rarely validated.</w:t>
             </w:r>
           </w:p>
         </w:tc>
@@ -3648,7 +3772,7 @@
                 <w:b w:val="0"/>
                 <w:sz w:val="20"/>
               </w:rPr>
-              <w:t>State machine with screening limits</w:t>
+              <w:t>PPG, IR thermometry, agreement analysis</w:t>
             </w:r>
           </w:p>
         </w:tc>
@@ -3668,7 +3792,92 @@
                 <w:b w:val="0"/>
                 <w:sz w:val="20"/>
               </w:rPr>
-              <w:t>GREEN, YELLOW, or RED with spoken advice.</w:t>
+              <w:t>Calibrate, then test with Bland–Altman.</w:t>
+            </w:r>
+          </w:p>
+        </w:tc>
+      </w:tr>
+      <w:tr>
+        <w:trPr>
+          <w:cantSplit/>
+        </w:trPr>
+        <w:tc>
+          <w:tcPr>
+            <w:tcW w:type="dxa" w:w="2340"/>
+          </w:tcPr>
+          <w:p>
+            <w:pPr>
+              <w:spacing w:line="240" w:lineRule="auto"/>
+              <w:ind w:firstLine="0"/>
+              <w:jc w:val="left"/>
+            </w:pPr>
+            <w:r/>
+            <w:r>
+              <w:rPr>
+                <w:b w:val="0"/>
+                <w:sz w:val="20"/>
+              </w:rPr>
+              <w:t>Moving in a home cheaply</w:t>
+            </w:r>
+          </w:p>
+        </w:tc>
+        <w:tc>
+          <w:tcPr>
+            <w:tcW w:type="dxa" w:w="2340"/>
+          </w:tcPr>
+          <w:p>
+            <w:pPr>
+              <w:spacing w:line="240" w:lineRule="auto"/>
+              <w:ind w:firstLine="0"/>
+              <w:jc w:val="left"/>
+            </w:pPr>
+            <w:r/>
+            <w:r>
+              <w:rPr>
+                <w:b w:val="0"/>
+                <w:sz w:val="20"/>
+              </w:rPr>
+              <w:t>Mapping needs costly sensors.</w:t>
+            </w:r>
+          </w:p>
+        </w:tc>
+        <w:tc>
+          <w:tcPr>
+            <w:tcW w:type="dxa" w:w="2340"/>
+          </w:tcPr>
+          <w:p>
+            <w:pPr>
+              <w:spacing w:line="240" w:lineRule="auto"/>
+              <w:ind w:firstLine="0"/>
+              <w:jc w:val="left"/>
+            </w:pPr>
+            <w:r/>
+            <w:r>
+              <w:rPr>
+                <w:b w:val="0"/>
+                <w:sz w:val="20"/>
+              </w:rPr>
+              <w:t>Line following with markers</w:t>
+            </w:r>
+          </w:p>
+        </w:tc>
+        <w:tc>
+          <w:tcPr>
+            <w:tcW w:type="dxa" w:w="2340"/>
+          </w:tcPr>
+          <w:p>
+            <w:pPr>
+              <w:spacing w:line="240" w:lineRule="auto"/>
+              <w:ind w:firstLine="0"/>
+              <w:jc w:val="left"/>
+            </w:pPr>
+            <w:r/>
+            <w:r>
+              <w:rPr>
+                <w:b w:val="0"/>
+                <w:sz w:val="20"/>
+              </w:rPr>
+              <w:t>Tape route between stations.</w:t>
             </w:r>
           </w:p>
         </w:tc>
@@ -3718,7 +3927,7 @@
           <w:b w:val="0"/>
           <w:i w:val="0"/>
         </w:rPr>
-        <w:t>The study follows the input–process–output model shown in Figure 1. The inputs are the materials, instruments, and volunteers; the process covers construction, calibration, testing, and analysis; and the outputs answer each objective. Results are fed back to tune the calibration offsets and the flag limits.</w:t>
+        <w:t>The study follows the input–process–output model in Figure 1. Results are fed back to tune the calibration offsets, the fall thresholds, and the driving speed.</w:t>
       </w:r>
     </w:p>
     <w:p>
@@ -3758,7 +3967,7 @@
       <w:r>
         <w:drawing>
           <wp:inline xmlns:a="http://schemas.openxmlformats.org/drawingml/2006/main" xmlns:pic="http://schemas.openxmlformats.org/drawingml/2006/picture">
-            <wp:extent cx="5760720" cy="3318510"/>
+            <wp:extent cx="5760720" cy="3436620"/>
             <wp:docPr id="2" name="Picture 2"/>
             <wp:cNvGraphicFramePr>
               <a:graphicFrameLocks noChangeAspect="1"/>
@@ -3779,7 +3988,7 @@
                   <pic:spPr>
                     <a:xfrm>
                       <a:off x="0" y="0"/>
-                      <a:ext cx="5760720" cy="3318510"/>
+                      <a:ext cx="5760720" cy="3436620"/>
                     </a:xfrm>
                     <a:prstGeom prst="rect"/>
                   </pic:spPr>
@@ -3849,7 +4058,7 @@
           <w:b w:val="0"/>
           <w:i w:val="0"/>
         </w:rPr>
-        <w:t>This is a quantitative developmental and method-comparison study with a within-subjects usability test. The robot is built and calibrated first; then its readings are compared with reference instruments on volunteers, its flag logic is tested, and users rate it with a soft body and with a rigid shell in counterbalanced order. Every value comes from the researchers' own tests.</w:t>
+        <w:t>This is a quantitative developmental study with method-comparison, experimental, and within-subjects usability tests. The robot and pendant are built and calibrated first; then navigation, vital-sign agreement, fall detection, reminders, and alerts are tested in a mock home, and older adults and family members rate the robot with a soft body and with a rigid shell. Every value comes from the researchers' own tests.</w:t>
       </w:r>
     </w:p>
     <w:p>
@@ -4008,7 +4217,7 @@
                 <w:b w:val="0"/>
                 <w:sz w:val="22"/>
               </w:rPr>
-              <w:t>Measurement method (ALAGA; reference instrument)</w:t>
+              <w:t>Target station; obstacle placed</w:t>
             </w:r>
           </w:p>
           <w:p>
@@ -4022,7 +4231,7 @@
                 <w:b w:val="0"/>
                 <w:sz w:val="22"/>
               </w:rPr>
-              <w:t>Water-bath target temperature (°C)</w:t>
+              <w:t>Measurement method (ALAGA; reference)</w:t>
             </w:r>
           </w:p>
           <w:p>
@@ -4036,7 +4245,21 @@
                 <w:b w:val="0"/>
                 <w:sz w:val="22"/>
               </w:rPr>
-              <w:t>Body type (soft inflatable; rigid shell)</w:t>
+              <w:t>Event type (fall; daily activity)</w:t>
+            </w:r>
+          </w:p>
+          <w:p>
+            <w:pPr>
+              <w:spacing w:line="240" w:lineRule="auto"/>
+              <w:ind w:firstLine="0"/>
+              <w:jc w:val="left"/>
+            </w:pPr>
+            <w:r>
+              <w:rPr>
+                <w:b w:val="0"/>
+                <w:sz w:val="22"/>
+              </w:rPr>
+              <w:t>Body type (soft; rigid)</w:t>
             </w:r>
           </w:p>
         </w:tc>
@@ -4056,7 +4279,7 @@
                 <w:b w:val="0"/>
                 <w:sz w:val="22"/>
               </w:rPr>
-              <w:t>Bias, limits of agreement, MAE, Arms</w:t>
+              <w:t>Success rate, travel time, stop distance</w:t>
             </w:r>
           </w:p>
           <w:p>
@@ -4070,7 +4293,7 @@
                 <w:b w:val="0"/>
                 <w:sz w:val="22"/>
               </w:rPr>
-              <w:t>Sensitivity, specificity, accuracy</w:t>
+              <w:t>Bias, LoA, MAE, Arms</w:t>
             </w:r>
           </w:p>
           <w:p>
@@ -4084,7 +4307,7 @@
                 <w:b w:val="0"/>
                 <w:sz w:val="22"/>
               </w:rPr>
-              <w:t>Screening time (s)</w:t>
+              <w:t>Sensitivity, specificity, alert time</w:t>
             </w:r>
           </w:p>
           <w:p>
@@ -4098,7 +4321,7 @@
                 <w:b w:val="0"/>
                 <w:sz w:val="22"/>
               </w:rPr>
-              <w:t>SUS score; approachability rating (1–5)</w:t>
+              <w:t>Punctuality; SUS; approachability (1–5)</w:t>
             </w:r>
           </w:p>
         </w:tc>
@@ -4118,7 +4341,7 @@
                 <w:b w:val="0"/>
                 <w:sz w:val="22"/>
               </w:rPr>
-              <w:t>Room temperature 26–30 °C; 5-min rest</w:t>
+              <w:t>Tape route, floor, speed 0.2 m/s</w:t>
             </w:r>
           </w:p>
           <w:p>
@@ -4132,7 +4355,7 @@
                 <w:b w:val="0"/>
                 <w:sz w:val="22"/>
               </w:rPr>
-              <w:t>Forehead distance 3–5 cm; left index finger</w:t>
+              <w:t>Room 26–30 °C; 5-min rest</w:t>
             </w:r>
           </w:p>
           <w:p>
@@ -4146,7 +4369,21 @@
                 <w:b w:val="0"/>
                 <w:sz w:val="22"/>
               </w:rPr>
-              <w:t>Same prompts, order alternated; same robot shape and size</w:t>
+              <w:t>Pendant worn at the chest</w:t>
+            </w:r>
+          </w:p>
+          <w:p>
+            <w:pPr>
+              <w:spacing w:line="240" w:lineRule="auto"/>
+              <w:ind w:firstLine="0"/>
+              <w:jc w:val="left"/>
+            </w:pPr>
+            <w:r>
+              <w:rPr>
+                <w:b w:val="0"/>
+                <w:sz w:val="22"/>
+              </w:rPr>
+              <w:t>Same prompts; order alternated</w:t>
             </w:r>
           </w:p>
         </w:tc>
@@ -4196,7 +4433,7 @@
           <w:b w:val="0"/>
           <w:i w:val="0"/>
         </w:rPr>
-        <w:t>The components were bought from local electronics shops and online stores. The reference clinical forehead thermometer and fingertip pulse oximeter were borrowed from the school clinic. Expenses are listed in Appendix A.</w:t>
+        <w:t>Components were bought from local electronics shops and online stores. The reference forehead thermometer and pulse oximeter were borrowed from the school clinic. Expenses are in Appendix A.</w:t>
       </w:r>
     </w:p>
     <w:p>
@@ -4485,7 +4722,7 @@
                 <w:b w:val="0"/>
                 <w:sz w:val="22"/>
               </w:rPr>
-              <w:t>ESP32 development board</w:t>
+              <w:t>12 V geared motors with 65-mm wheels; caster</w:t>
             </w:r>
           </w:p>
         </w:tc>
@@ -4505,7 +4742,7 @@
                 <w:b w:val="0"/>
                 <w:sz w:val="22"/>
               </w:rPr>
-              <w:t>1</w:t>
+              <w:t>2; 1</w:t>
             </w:r>
           </w:p>
         </w:tc>
@@ -4525,7 +4762,7 @@
                 <w:b w:val="0"/>
                 <w:sz w:val="22"/>
               </w:rPr>
-              <w:t>Controller</w:t>
+              <w:t>Two-wheel-drive base</w:t>
             </w:r>
           </w:p>
         </w:tc>
@@ -4550,7 +4787,7 @@
                 <w:b w:val="0"/>
                 <w:sz w:val="22"/>
               </w:rPr>
-              <w:t>MLX90614 (GY-906) infrared thermometer</w:t>
+              <w:t>L298N driver; 5-channel line sensor; bumper</w:t>
             </w:r>
           </w:p>
         </w:tc>
@@ -4570,7 +4807,7 @@
                 <w:b w:val="0"/>
                 <w:sz w:val="22"/>
               </w:rPr>
-              <w:t>1</w:t>
+              <w:t>1 each</w:t>
             </w:r>
           </w:p>
         </w:tc>
@@ -4590,7 +4827,7 @@
                 <w:b w:val="0"/>
                 <w:sz w:val="22"/>
               </w:rPr>
-              <w:t>Forehead temperature</w:t>
+              <w:t>Driving and route following</w:t>
             </w:r>
           </w:p>
         </w:tc>
@@ -4615,7 +4852,7 @@
                 <w:b w:val="0"/>
                 <w:sz w:val="22"/>
               </w:rPr>
-              <w:t>MAX30102 pulse oximeter module</w:t>
+              <w:t>ESP32 development board</w:t>
             </w:r>
           </w:p>
         </w:tc>
@@ -4655,7 +4892,7 @@
                 <w:b w:val="0"/>
                 <w:sz w:val="22"/>
               </w:rPr>
-              <w:t>Pulse rate and SpO₂</w:t>
+              <w:t>Controller, Wi-Fi, ESP-NOW</w:t>
             </w:r>
           </w:p>
         </w:tc>
@@ -4680,7 +4917,7 @@
                 <w:b w:val="0"/>
                 <w:sz w:val="22"/>
               </w:rPr>
-              <w:t>HC-SR04 ultrasonic sensor</w:t>
+              <w:t>MLX90614; MAX30102</w:t>
             </w:r>
           </w:p>
         </w:tc>
@@ -4700,7 +4937,7 @@
                 <w:b w:val="0"/>
                 <w:sz w:val="22"/>
               </w:rPr>
-              <w:t>1</w:t>
+              <w:t>1 each</w:t>
             </w:r>
           </w:p>
         </w:tc>
@@ -4720,7 +4957,7 @@
                 <w:b w:val="0"/>
                 <w:sz w:val="22"/>
               </w:rPr>
-              <w:t>Forehead distance check</w:t>
+              <w:t>Temperature, pulse rate, SpO₂</w:t>
             </w:r>
           </w:p>
         </w:tc>
@@ -4745,7 +4982,7 @@
                 <w:b w:val="0"/>
                 <w:sz w:val="22"/>
               </w:rPr>
-              <w:t>0.96-in OLED display (SSD1306)</w:t>
+              <w:t>HC-SR04 ultrasonic sensor</w:t>
             </w:r>
           </w:p>
         </w:tc>
@@ -4785,7 +5022,7 @@
                 <w:b w:val="0"/>
                 <w:sz w:val="22"/>
               </w:rPr>
-              <w:t>Chest display</w:t>
+              <w:t>Obstacle detection</w:t>
             </w:r>
           </w:p>
         </w:tc>
@@ -4810,7 +5047,7 @@
                 <w:b w:val="0"/>
                 <w:sz w:val="22"/>
               </w:rPr>
-              <w:t>DFPlayer Mini, microSD card, 3 W speaker</w:t>
+              <w:t>OLED; DFPlayer Mini, microSD, 3 W speaker</w:t>
             </w:r>
           </w:p>
         </w:tc>
@@ -4850,7 +5087,7 @@
                 <w:b w:val="0"/>
                 <w:sz w:val="22"/>
               </w:rPr>
-              <w:t>Spoken prompts</w:t>
+              <w:t>Display and voice</w:t>
             </w:r>
           </w:p>
         </w:tc>
@@ -4875,7 +5112,7 @@
                 <w:b w:val="0"/>
                 <w:sz w:val="22"/>
               </w:rPr>
-              <w:t>KY-037 sound sensor, push button, 10 kΩ dial</w:t>
+              <w:t>KY-037 sound sensor, button, 10 kΩ dial</w:t>
             </w:r>
           </w:p>
         </w:tc>
@@ -4915,7 +5152,7 @@
                 <w:b w:val="0"/>
                 <w:sz w:val="22"/>
               </w:rPr>
-              <w:t>Wake-up and pain score</w:t>
+              <w:t>Calling, confirming, choosing</w:t>
             </w:r>
           </w:p>
         </w:tc>
@@ -4940,7 +5177,7 @@
                 <w:b w:val="0"/>
                 <w:sz w:val="22"/>
               </w:rPr>
-              <w:t>12 V 7 Ah SLA battery, LM2596 regulator, fuse</w:t>
+              <w:t>12 V 7 Ah battery, LM2596, D4184, fuse</w:t>
             </w:r>
           </w:p>
         </w:tc>
@@ -4980,7 +5217,7 @@
                 <w:b w:val="0"/>
                 <w:sz w:val="22"/>
               </w:rPr>
-              <w:t>Power</w:t>
+              <w:t>Power and fan switch</w:t>
             </w:r>
           </w:p>
         </w:tc>
@@ -5005,7 +5242,7 @@
                 <w:b w:val="0"/>
                 <w:sz w:val="22"/>
               </w:rPr>
-              <w:t>D4184 MOSFET module, wires, perfboard</w:t>
+              <w:t>Pendant: ESP32-C3, MPU6050, buzzer, LiPo</w:t>
             </w:r>
           </w:p>
         </w:tc>
@@ -5045,7 +5282,7 @@
                 <w:b w:val="0"/>
                 <w:sz w:val="22"/>
               </w:rPr>
-              <w:t>Fan switch and wiring</w:t>
+              <w:t>Fall detection and SOS</w:t>
             </w:r>
           </w:p>
         </w:tc>
@@ -5070,7 +5307,7 @@
                 <w:b w:val="0"/>
                 <w:sz w:val="22"/>
               </w:rPr>
-              <w:t>Reference forehead thermometer and pulse oximeter</w:t>
+              <w:t>Reference thermometer and pulse oximeter</w:t>
             </w:r>
           </w:p>
         </w:tc>
@@ -5165,7 +5402,7 @@
         </w:rPr>
         <w:t>•</w:t>
         <w:tab/>
-        <w:t>Body: white 70D ripstop nylon, sewn and seam-taped, about 1.1 m tall; kept inflated by a 12 V blower fan in the base (Figure 2).</w:t>
+        <w:t>Body: white 70D ripstop nylon, about 1.1 m tall on a 0.2-m base (1.35 m in all), kept inflated by a 12 V blower fan (Figure 2).</w:t>
       </w:r>
     </w:p>
     <w:p>
@@ -5184,7 +5421,7 @@
         </w:rPr>
         <w:t>•</w:t>
         <w:tab/>
-        <w:t>Sensor panel on the chest: MLX90614 infrared thermometer and HC-SR04 distance sensor at forehead height, MAX30102 in a padded finger cradle, pain dial, chest button, and 0.96-in OLED display.</w:t>
+        <w:t>Base: 40 × 40 cm plywood box; two 12 V geared motors with 65-mm wheels at the back and a swivel caster at the front; top speed limited to about 0.2 m/s.</w:t>
       </w:r>
     </w:p>
     <w:p>
@@ -5203,7 +5440,7 @@
         </w:rPr>
         <w:t>•</w:t>
         <w:tab/>
-        <w:t>Voice: DFPlayer Mini with a 3 W speaker; recorded prompts in Filipino and English.</w:t>
+        <w:t>Front sensors: 5-channel infrared line sensor under the base, HC-SR04 ultrasonic sensor, and a bumper with two microswitches.</w:t>
       </w:r>
     </w:p>
     <w:p>
@@ -5222,7 +5459,7 @@
         </w:rPr>
         <w:t>•</w:t>
         <w:tab/>
-        <w:t>Wake-up: chest button or a KY-037 sound sensor that responds to a loud call such as “Aray!”.</w:t>
+        <w:t>Chest box at about 85 cm: MLX90614 thermometer, MAX30102 finger slot, 0–10 dial, red button, OLED display, sound sensor, and speaker.</w:t>
       </w:r>
     </w:p>
     <w:p>
@@ -5241,7 +5478,26 @@
         </w:rPr>
         <w:t>•</w:t>
         <w:tab/>
-        <w:t>Controller and power: ESP32 with a state-machine program; 12 V 7 Ah sealed lead-acid battery and a 5 V buck regulator; log saved to the ESP32's flash memory as a CSV file.</w:t>
+        <w:t>Controller: ESP32 with Wi-Fi (Telegram messages) and ESP-NOW (pendant); 12 V 7 Ah sealed lead-acid battery with a 5 V regulator.</w:t>
+      </w:r>
+    </w:p>
+    <w:p>
+      <w:pPr>
+        <w:tabs>
+          <w:tab w:pos="1080" w:val="left"/>
+        </w:tabs>
+        <w:spacing w:after="0"/>
+        <w:ind w:left="1080" w:hanging="360"/>
+        <w:jc w:val="both"/>
+      </w:pPr>
+      <w:r>
+        <w:rPr>
+          <w:b w:val="0"/>
+          <w:i w:val="0"/>
+        </w:rPr>
+        <w:t>•</w:t>
+        <w:tab/>
+        <w:t>Pendant: ESP32-C3, MPU6050 accelerometer, buzzer, button, and a 400 mAh battery on a neck cord.</w:t>
       </w:r>
     </w:p>
     <w:p>
@@ -5281,7 +5537,7 @@
       <w:r>
         <w:drawing>
           <wp:inline xmlns:a="http://schemas.openxmlformats.org/drawingml/2006/main" xmlns:pic="http://schemas.openxmlformats.org/drawingml/2006/picture">
-            <wp:extent cx="4480560" cy="4569382"/>
+            <wp:extent cx="4206240" cy="4757878"/>
             <wp:docPr id="3" name="Picture 3"/>
             <wp:cNvGraphicFramePr>
               <a:graphicFrameLocks noChangeAspect="1"/>
@@ -5302,7 +5558,7 @@
                   <pic:spPr>
                     <a:xfrm>
                       <a:off x="0" y="0"/>
-                      <a:ext cx="4480560" cy="4569382"/>
+                      <a:ext cx="4206240" cy="4757878"/>
                     </a:xfrm>
                     <a:prstGeom prst="rect"/>
                   </pic:spPr>
@@ -5371,7 +5627,7 @@
           <w:b w:val="0"/>
           <w:i w:val="0"/>
         </w:rPr>
-        <w:t>The body was cut from ripstop nylon in two front and two back panels, sewn with flat seams, and sealed with seam tape. The head was a separate sewn shell joined at the neck. A zippered opening at the chest holds the sensor panel, and the base collar is clamped around the fan outlet with a hose clamp. A small vent lets air leak out so the fan keeps the body firm without bursting it.</w:t>
+        <w:t>The body was cut from ripstop nylon in front, back, and side panels, sewn with flat seams, and joined to a separately sewn head by a neck tube. It is a constant-air inflatable: the fan runs during every task and small leaks at the seams are expected. A PVC pipe spine inside the body holds the chest box at the front.</w:t>
       </w:r>
     </w:p>
     <w:p>
@@ -5385,7 +5641,7 @@
           <w:b/>
           <w:i/>
         </w:rPr>
-        <w:t>Electronics and Sensors</w:t>
+        <w:t>Mobile Base</w:t>
       </w:r>
     </w:p>
     <w:p>
@@ -5399,7 +5655,151 @@
           <w:b w:val="0"/>
           <w:i w:val="0"/>
         </w:rPr>
-        <w:t>The MLX90614, MAX30102, and OLED share one I²C bus at 100 kHz. The HC-SR04 echo line passes through a 1 kΩ/2 kΩ divider to protect the 3.3 V ESP32. The fan is switched by a D4184 logic-level MOSFET module with a flyback diode. Pin connections are in Appendix G.</w:t>
+        <w:t>The motors were bolted with brackets to the rear corners of the plywood base and the caster at the front center, giving three points of contact. The heavy battery sits low between the wheels, so the light body cannot tip the robot at low speed. The line sensor is mounted 1 cm above the floor in front of the caster, with the ultrasonic sensor and bumper above it.</w:t>
+      </w:r>
+    </w:p>
+    <w:p>
+      <w:pPr>
+        <w:keepNext/>
+        <w:spacing w:after="0" w:before="80"/>
+        <w:jc w:val="left"/>
+      </w:pPr>
+      <w:r>
+        <w:rPr>
+          <w:b/>
+          <w:i/>
+        </w:rPr>
+        <w:t>Electronics and Pendant</w:t>
+      </w:r>
+    </w:p>
+    <w:p>
+      <w:pPr>
+        <w:spacing w:after="0"/>
+        <w:ind w:firstLine="720"/>
+        <w:jc w:val="both"/>
+      </w:pPr>
+      <w:r>
+        <w:rPr>
+          <w:b w:val="0"/>
+          <w:i w:val="0"/>
+        </w:rPr>
+        <w:t>The MLX90614, MAX30102, and OLED share one I²C bus at 100 kHz. An L298N drives the motors, and a D4184 logic-level MOSFET module switches the fan. The pendant reads the MPU6050 at 50 Hz and sends fall, SOS, and once-a-minute status messages to the robot by ESP-NOW. Pin connections are in Appendix G.</w:t>
+      </w:r>
+    </w:p>
+    <w:p>
+      <w:pPr>
+        <w:keepNext/>
+        <w:spacing w:after="0" w:before="80"/>
+        <w:jc w:val="left"/>
+      </w:pPr>
+      <w:r>
+        <w:rPr>
+          <w:b/>
+          <w:i/>
+        </w:rPr>
+        <w:t>Home Route</w:t>
+      </w:r>
+    </w:p>
+    <w:p>
+      <w:pPr>
+        <w:spacing w:after="0"/>
+        <w:ind w:firstLine="720"/>
+        <w:jc w:val="both"/>
+      </w:pPr>
+      <w:r>
+        <w:rPr>
+          <w:b w:val="0"/>
+          <w:i w:val="0"/>
+        </w:rPr>
+        <w:t>Black electrical tape (19 mm) was laid on a light floor as one closed loop through the stations (Figure 3). A 15-cm strip across the loop marks each station. The robot counts markers in travel order, so it always knows which station it has reached and returns to the dock by going around the loop.</w:t>
+      </w:r>
+    </w:p>
+    <w:p>
+      <w:pPr>
+        <w:keepNext/>
+        <w:spacing w:after="0" w:before="120"/>
+        <w:jc w:val="left"/>
+      </w:pPr>
+      <w:r>
+        <w:rPr>
+          <w:b/>
+          <w:i w:val="0"/>
+        </w:rPr>
+        <w:t>Figure 3</w:t>
+      </w:r>
+    </w:p>
+    <w:p>
+      <w:pPr>
+        <w:keepNext/>
+        <w:spacing w:after="0"/>
+        <w:jc w:val="left"/>
+      </w:pPr>
+      <w:r>
+        <w:rPr>
+          <w:b w:val="0"/>
+          <w:i/>
+        </w:rPr>
+        <w:t>Example Home Route With Station Markers</w:t>
+      </w:r>
+    </w:p>
+    <w:p>
+      <w:pPr>
+        <w:keepNext/>
+        <w:spacing w:after="0" w:line="240" w:lineRule="auto"/>
+        <w:jc w:val="center"/>
+      </w:pPr>
+      <w:r>
+        <w:drawing>
+          <wp:inline xmlns:a="http://schemas.openxmlformats.org/drawingml/2006/main" xmlns:pic="http://schemas.openxmlformats.org/drawingml/2006/picture">
+            <wp:extent cx="4572000" cy="3000375"/>
+            <wp:docPr id="4" name="Picture 4"/>
+            <wp:cNvGraphicFramePr>
+              <a:graphicFrameLocks noChangeAspect="1"/>
+            </wp:cNvGraphicFramePr>
+            <a:graphic>
+              <a:graphicData uri="http://schemas.openxmlformats.org/drawingml/2006/picture">
+                <pic:pic>
+                  <pic:nvPicPr>
+                    <pic:cNvPr id="0" name="fig5_route.png"/>
+                    <pic:cNvPicPr/>
+                  </pic:nvPicPr>
+                  <pic:blipFill>
+                    <a:blip r:embed="rId13"/>
+                    <a:stretch>
+                      <a:fillRect/>
+                    </a:stretch>
+                  </pic:blipFill>
+                  <pic:spPr>
+                    <a:xfrm>
+                      <a:off x="0" y="0"/>
+                      <a:ext cx="4572000" cy="3000375"/>
+                    </a:xfrm>
+                    <a:prstGeom prst="rect"/>
+                  </pic:spPr>
+                </pic:pic>
+              </a:graphicData>
+            </a:graphic>
+          </wp:inline>
+        </w:drawing>
+      </w:r>
+    </w:p>
+    <w:p>
+      <w:pPr>
+        <w:spacing w:after="120"/>
+        <w:jc w:val="left"/>
+      </w:pPr>
+      <w:r>
+        <w:rPr>
+          <w:i/>
+          <w:sz w:val="20"/>
+        </w:rPr>
+        <w:t xml:space="preserve">Note. </w:t>
+      </w:r>
+      <w:r>
+        <w:rPr>
+          <w:sz w:val="20"/>
+        </w:rPr>
+        <w:t>Figure created by the researchers, 2026.</w:t>
       </w:r>
     </w:p>
     <w:p>
@@ -5427,7 +5827,7 @@
           <w:b w:val="0"/>
           <w:i w:val="0"/>
         </w:rPr>
-        <w:t>The program follows the state machine in Figure 3. In SLEEP the fan is off and the body lies flat. A press on the chest or a loud call starts the fan, and after 20 s ALAGA greets the person and asks for a pain score. It then reads the forehead temperature five times when the distance sensor shows 3 to 5 cm, reads pulse rate and SpO₂ when a finger is on the cradle, applies the limits in Table 5, speaks the result, shows it on the display, and saves it. After 30 s with no one present, the fan stops.</w:t>
+        <w:t>The program follows Figure 4. ALAGA waits flat at the dock. When a scheduled task is due, when the family sends a Telegram command, or when the older adult calls out or presses the chest button, the fan inflates the body and ALAGA drives to the chair, stopping and saying “Excuse me” if something is in the way. It then gives the medicine, water, or check-in reminder, runs a health check, or keeps company with music and prayers. Each result is sent to the family, and ALAGA returns to the dock and deflates. A fall or SOS message from the pendant interrupts any task and is sent to the family at once.</w:t>
       </w:r>
     </w:p>
     <w:p>
@@ -5441,7 +5841,7 @@
           <w:b/>
           <w:i w:val="0"/>
         </w:rPr>
-        <w:t>Figure 3</w:t>
+        <w:t>Figure 4</w:t>
       </w:r>
     </w:p>
     <w:p>
@@ -5455,7 +5855,7 @@
           <w:b w:val="0"/>
           <w:i/>
         </w:rPr>
-        <w:t>Screening State Machine of ALAGA</w:t>
+        <w:t>Control Logic of ALAGA</w:t>
       </w:r>
     </w:p>
     <w:p>
@@ -5467,8 +5867,8 @@
       <w:r>
         <w:drawing>
           <wp:inline xmlns:a="http://schemas.openxmlformats.org/drawingml/2006/main" xmlns:pic="http://schemas.openxmlformats.org/drawingml/2006/picture">
-            <wp:extent cx="5760720" cy="2597759"/>
-            <wp:docPr id="4" name="Picture 4"/>
+            <wp:extent cx="5760720" cy="3043399"/>
+            <wp:docPr id="5" name="Picture 5"/>
             <wp:cNvGraphicFramePr>
               <a:graphicFrameLocks noChangeAspect="1"/>
             </wp:cNvGraphicFramePr>
@@ -5480,7 +5880,7 @@
                     <pic:cNvPicPr/>
                   </pic:nvPicPr>
                   <pic:blipFill>
-                    <a:blip r:embed="rId13"/>
+                    <a:blip r:embed="rId14"/>
                     <a:stretch>
                       <a:fillRect/>
                     </a:stretch>
@@ -5488,7 +5888,7 @@
                   <pic:spPr>
                     <a:xfrm>
                       <a:off x="0" y="0"/>
-                      <a:ext cx="5760720" cy="2597759"/>
+                      <a:ext cx="5760720" cy="3043399"/>
                     </a:xfrm>
                     <a:prstGeom prst="rect"/>
                   </pic:spPr>
@@ -6046,6 +6446,358 @@
     <w:p>
       <w:pPr>
         <w:keepNext/>
+        <w:spacing w:after="0" w:before="120"/>
+        <w:jc w:val="left"/>
+      </w:pPr>
+      <w:r>
+        <w:rPr>
+          <w:b/>
+          <w:i w:val="0"/>
+        </w:rPr>
+        <w:t>Table 6</w:t>
+      </w:r>
+    </w:p>
+    <w:p>
+      <w:pPr>
+        <w:keepNext/>
+        <w:spacing w:after="0"/>
+        <w:jc w:val="left"/>
+      </w:pPr>
+      <w:r>
+        <w:rPr>
+          <w:b w:val="0"/>
+          <w:i/>
+        </w:rPr>
+        <w:t>Messages Sent to the Family Through Telegram</w:t>
+      </w:r>
+    </w:p>
+    <w:tbl>
+      <w:tblPr>
+        <w:tblW w:type="auto" w:w="0"/>
+        <w:jc w:val="center"/>
+        <w:tblLook w:firstColumn="1" w:firstRow="1" w:lastColumn="0" w:lastRow="0" w:noHBand="0" w:noVBand="1" w:val="04A0"/>
+        <w:tblBorders>
+          <w:top w:val="single" w:sz="8" w:color="000000"/>
+          <w:left w:val="nil"/>
+          <w:bottom w:val="single" w:sz="8" w:color="000000"/>
+          <w:right w:val="nil"/>
+          <w:insideH w:val="nil"/>
+          <w:insideV w:val="nil"/>
+        </w:tblBorders>
+      </w:tblPr>
+      <w:tblGrid>
+        <w:gridCol w:w="4680"/>
+        <w:gridCol w:w="4680"/>
+      </w:tblGrid>
+      <w:tr>
+        <w:trPr>
+          <w:cantSplit/>
+        </w:trPr>
+        <w:tc>
+          <w:tcPr>
+            <w:tcW w:type="dxa" w:w="4680"/>
+            <w:tcBorders>
+              <w:top w:val="nil"/>
+              <w:left w:val="nil"/>
+              <w:bottom w:val="single" w:sz="6" w:color="000000"/>
+              <w:right w:val="nil"/>
+              <w:insideH w:val="nil"/>
+              <w:insideV w:val="nil"/>
+            </w:tcBorders>
+          </w:tcPr>
+          <w:p>
+            <w:pPr>
+              <w:spacing w:line="240" w:lineRule="auto"/>
+              <w:ind w:firstLine="0"/>
+              <w:jc w:val="left"/>
+            </w:pPr>
+            <w:r/>
+            <w:r>
+              <w:rPr>
+                <w:b/>
+                <w:sz w:val="22"/>
+              </w:rPr>
+              <w:t>Event</w:t>
+            </w:r>
+          </w:p>
+        </w:tc>
+        <w:tc>
+          <w:tcPr>
+            <w:tcW w:type="dxa" w:w="4680"/>
+            <w:tcBorders>
+              <w:top w:val="nil"/>
+              <w:left w:val="nil"/>
+              <w:bottom w:val="single" w:sz="6" w:color="000000"/>
+              <w:right w:val="nil"/>
+              <w:insideH w:val="nil"/>
+              <w:insideV w:val="nil"/>
+            </w:tcBorders>
+          </w:tcPr>
+          <w:p>
+            <w:pPr>
+              <w:spacing w:line="240" w:lineRule="auto"/>
+              <w:ind w:firstLine="0"/>
+              <w:jc w:val="left"/>
+            </w:pPr>
+            <w:r/>
+            <w:r>
+              <w:rPr>
+                <w:b/>
+                <w:sz w:val="22"/>
+              </w:rPr>
+              <w:t>Example message</w:t>
+            </w:r>
+          </w:p>
+        </w:tc>
+      </w:tr>
+      <w:tr>
+        <w:trPr>
+          <w:cantSplit/>
+        </w:trPr>
+        <w:tc>
+          <w:tcPr>
+            <w:tcW w:type="dxa" w:w="4680"/>
+          </w:tcPr>
+          <w:p>
+            <w:pPr>
+              <w:spacing w:line="240" w:lineRule="auto"/>
+              <w:ind w:firstLine="0"/>
+              <w:jc w:val="left"/>
+            </w:pPr>
+            <w:r/>
+            <w:r>
+              <w:rPr>
+                <w:b w:val="0"/>
+                <w:sz w:val="22"/>
+              </w:rPr>
+              <w:t>Health check</w:t>
+            </w:r>
+          </w:p>
+        </w:tc>
+        <w:tc>
+          <w:tcPr>
+            <w:tcW w:type="dxa" w:w="4680"/>
+          </w:tcPr>
+          <w:p>
+            <w:pPr>
+              <w:spacing w:line="240" w:lineRule="auto"/>
+              <w:ind w:firstLine="0"/>
+              <w:jc w:val="left"/>
+            </w:pPr>
+            <w:r/>
+            <w:r>
+              <w:rPr>
+                <w:b w:val="0"/>
+                <w:sz w:val="22"/>
+              </w:rPr>
+              <w:t>GREEN: Lola's check at 07:04: 36.6 C, PR 78, SpO2 97%, pain 1.</w:t>
+            </w:r>
+          </w:p>
+        </w:tc>
+      </w:tr>
+      <w:tr>
+        <w:trPr>
+          <w:cantSplit/>
+        </w:trPr>
+        <w:tc>
+          <w:tcPr>
+            <w:tcW w:type="dxa" w:w="4680"/>
+          </w:tcPr>
+          <w:p>
+            <w:pPr>
+              <w:spacing w:line="240" w:lineRule="auto"/>
+              <w:ind w:firstLine="0"/>
+              <w:jc w:val="left"/>
+            </w:pPr>
+            <w:r/>
+            <w:r>
+              <w:rPr>
+                <w:b w:val="0"/>
+                <w:sz w:val="22"/>
+              </w:rPr>
+              <w:t>Medicine</w:t>
+            </w:r>
+          </w:p>
+        </w:tc>
+        <w:tc>
+          <w:tcPr>
+            <w:tcW w:type="dxa" w:w="4680"/>
+          </w:tcPr>
+          <w:p>
+            <w:pPr>
+              <w:spacing w:line="240" w:lineRule="auto"/>
+              <w:ind w:firstLine="0"/>
+              <w:jc w:val="left"/>
+            </w:pPr>
+            <w:r/>
+            <w:r>
+              <w:rPr>
+                <w:b w:val="0"/>
+                <w:sz w:val="22"/>
+              </w:rPr>
+              <w:t>Lola confirmed the 12:30 medicine at 12:33. / “… did not confirm …”</w:t>
+            </w:r>
+          </w:p>
+        </w:tc>
+      </w:tr>
+      <w:tr>
+        <w:trPr>
+          <w:cantSplit/>
+        </w:trPr>
+        <w:tc>
+          <w:tcPr>
+            <w:tcW w:type="dxa" w:w="4680"/>
+          </w:tcPr>
+          <w:p>
+            <w:pPr>
+              <w:spacing w:line="240" w:lineRule="auto"/>
+              <w:ind w:firstLine="0"/>
+              <w:jc w:val="left"/>
+            </w:pPr>
+            <w:r/>
+            <w:r>
+              <w:rPr>
+                <w:b w:val="0"/>
+                <w:sz w:val="22"/>
+              </w:rPr>
+              <w:t>Check-in</w:t>
+            </w:r>
+          </w:p>
+        </w:tc>
+        <w:tc>
+          <w:tcPr>
+            <w:tcW w:type="dxa" w:w="4680"/>
+          </w:tcPr>
+          <w:p>
+            <w:pPr>
+              <w:spacing w:line="240" w:lineRule="auto"/>
+              <w:ind w:firstLine="0"/>
+              <w:jc w:val="left"/>
+            </w:pPr>
+            <w:r/>
+            <w:r>
+              <w:rPr>
+                <w:b w:val="0"/>
+                <w:sz w:val="22"/>
+              </w:rPr>
+              <w:t>Lola answered the 15:00 check-in: OK. / “No answer …”</w:t>
+            </w:r>
+          </w:p>
+        </w:tc>
+      </w:tr>
+      <w:tr>
+        <w:trPr>
+          <w:cantSplit/>
+        </w:trPr>
+        <w:tc>
+          <w:tcPr>
+            <w:tcW w:type="dxa" w:w="4680"/>
+          </w:tcPr>
+          <w:p>
+            <w:pPr>
+              <w:spacing w:line="240" w:lineRule="auto"/>
+              <w:ind w:firstLine="0"/>
+              <w:jc w:val="left"/>
+            </w:pPr>
+            <w:r/>
+            <w:r>
+              <w:rPr>
+                <w:b w:val="0"/>
+                <w:sz w:val="22"/>
+              </w:rPr>
+              <w:t>Fall or SOS</w:t>
+            </w:r>
+          </w:p>
+        </w:tc>
+        <w:tc>
+          <w:tcPr>
+            <w:tcW w:type="dxa" w:w="4680"/>
+          </w:tcPr>
+          <w:p>
+            <w:pPr>
+              <w:spacing w:line="240" w:lineRule="auto"/>
+              <w:ind w:firstLine="0"/>
+              <w:jc w:val="left"/>
+            </w:pPr>
+            <w:r/>
+            <w:r>
+              <w:rPr>
+                <w:b w:val="0"/>
+                <w:sz w:val="22"/>
+              </w:rPr>
+              <w:t>FALL detected on Lola's pendant at 10:42. Please call Lola now.</w:t>
+            </w:r>
+          </w:p>
+        </w:tc>
+      </w:tr>
+      <w:tr>
+        <w:trPr>
+          <w:cantSplit/>
+        </w:trPr>
+        <w:tc>
+          <w:tcPr>
+            <w:tcW w:type="dxa" w:w="4680"/>
+          </w:tcPr>
+          <w:p>
+            <w:pPr>
+              <w:spacing w:line="240" w:lineRule="auto"/>
+              <w:ind w:firstLine="0"/>
+              <w:jc w:val="left"/>
+            </w:pPr>
+            <w:r/>
+            <w:r>
+              <w:rPr>
+                <w:b w:val="0"/>
+                <w:sz w:val="22"/>
+              </w:rPr>
+              <w:t>Family commands</w:t>
+            </w:r>
+          </w:p>
+        </w:tc>
+        <w:tc>
+          <w:tcPr>
+            <w:tcW w:type="dxa" w:w="4680"/>
+          </w:tcPr>
+          <w:p>
+            <w:pPr>
+              <w:spacing w:line="240" w:lineRule="auto"/>
+              <w:ind w:firstLine="0"/>
+              <w:jc w:val="left"/>
+            </w:pPr>
+            <w:r/>
+            <w:r>
+              <w:rPr>
+                <w:b w:val="0"/>
+                <w:sz w:val="22"/>
+              </w:rPr>
+              <w:t>/status, /check, /vitals, /water</w:t>
+            </w:r>
+          </w:p>
+        </w:tc>
+      </w:tr>
+    </w:tbl>
+    <w:p>
+      <w:pPr>
+        <w:spacing w:after="120"/>
+        <w:jc w:val="left"/>
+      </w:pPr>
+      <w:r>
+        <w:rPr>
+          <w:i/>
+          <w:sz w:val="20"/>
+        </w:rPr>
+        <w:t xml:space="preserve">Note. </w:t>
+      </w:r>
+      <w:r>
+        <w:rPr>
+          <w:sz w:val="20"/>
+        </w:rPr>
+        <w:t>Table created by the researchers, 2026.</w:t>
+      </w:r>
+    </w:p>
+    <w:p>
+      <w:pPr>
+        <w:keepNext/>
         <w:spacing w:after="0" w:before="80"/>
         <w:jc w:val="left"/>
       </w:pPr>
@@ -6068,7 +6820,7 @@
           <w:b w:val="0"/>
           <w:i w:val="0"/>
         </w:rPr>
-        <w:t>Forehead skin temperature from the MLX90614 was converted to body temperature with a linear equation fitted to readings from the first 10 volunteers (calibration set). Constant offsets for pulse rate and SpO₂ were found from the same set. These volunteers were not used again in the agreement analysis.</w:t>
+        <w:t>Forehead skin temperature from the MLX90614 was converted to body temperature with a linear equation fitted to readings from the first 10 volunteers (calibration set). Constant offsets for pulse rate and SpO₂ were found from the same set. These volunteers were not used again in the agreement analysis. The fall thresholds were set from the first 10 simulated falls and daily activities and then kept fixed.</w:t>
       </w:r>
     </w:p>
     <w:p>
@@ -6096,7 +6848,7 @@
           <w:b w:val="0"/>
           <w:i w:val="0"/>
         </w:rPr>
-        <w:t>All tests were done indoors at a room temperature of 26 to 30 °C, away from fans, air conditioners, and direct sunlight. Volunteers sat and rested for 5 minutes before screening, removed nail polish from the left index finger, and wiped sweat from the forehead. ALAGA and the reference instrument were used one after the other within 1 minute, in alternating order.</w:t>
+        <w:t>A mock home of about 4 × 5 m was set up in a classroom with a chair, a bed, a table, and a kitchen corner. Health checks were done at a room temperature of 26 to 30 °C after 5 minutes of seated rest. Simulated falls were done by the researchers onto 20-cm gym mats while wearing the pendant at the chest.</w:t>
       </w:r>
     </w:p>
     <w:p>
@@ -6110,7 +6862,7 @@
           <w:b/>
           <w:i w:val="0"/>
         </w:rPr>
-        <w:t>Table 6</w:t>
+        <w:t>Table 7</w:t>
       </w:r>
     </w:p>
     <w:p>
@@ -6284,7 +7036,7 @@
                 <w:b w:val="0"/>
                 <w:sz w:val="20"/>
               </w:rPr>
-              <w:t>Bench temperature</w:t>
+              <w:t>Navigation</w:t>
             </w:r>
           </w:p>
         </w:tc>
@@ -6304,7 +7056,7 @@
                 <w:b w:val="0"/>
                 <w:sz w:val="20"/>
               </w:rPr>
-              <w:t>IR reading of a black target in a water bath, 35.0–40.0 °C</w:t>
+              <w:t>Arrival, travel time, obstacle stops</w:t>
             </w:r>
           </w:p>
         </w:tc>
@@ -6324,7 +7076,7 @@
                 <w:b w:val="0"/>
                 <w:sz w:val="20"/>
               </w:rPr>
-              <w:t>6 targets × 10 readings</w:t>
+              <w:t>____ trips; 30 obstacles</w:t>
             </w:r>
           </w:p>
         </w:tc>
@@ -6344,7 +7096,7 @@
                 <w:b w:val="0"/>
                 <w:sz w:val="20"/>
               </w:rPr>
-              <w:t>Digital probe thermometer</w:t>
+              <w:t>Stopwatch, tape</w:t>
             </w:r>
           </w:p>
         </w:tc>
@@ -6369,7 +7121,7 @@
                 <w:b w:val="0"/>
                 <w:sz w:val="20"/>
               </w:rPr>
-              <w:t>Calibration set</w:t>
+              <w:t>Bench temperature</w:t>
             </w:r>
           </w:p>
         </w:tc>
@@ -6389,7 +7141,7 @@
                 <w:b w:val="0"/>
                 <w:sz w:val="20"/>
               </w:rPr>
-              <w:t>Temperature, pulse rate, SpO₂</w:t>
+              <w:t>IR reading of a 35.0–40.0 °C water-bath target</w:t>
             </w:r>
           </w:p>
         </w:tc>
@@ -6409,7 +7161,7 @@
                 <w:b w:val="0"/>
                 <w:sz w:val="20"/>
               </w:rPr>
-              <w:t>10 volunteers × 3</w:t>
+              <w:t>6 × 10</w:t>
             </w:r>
           </w:p>
         </w:tc>
@@ -6429,7 +7181,7 @@
                 <w:b w:val="0"/>
                 <w:sz w:val="20"/>
               </w:rPr>
-              <w:t>Clinic instruments</w:t>
+              <w:t>Probe thermometer</w:t>
             </w:r>
           </w:p>
         </w:tc>
@@ -6454,7 +7206,7 @@
                 <w:b w:val="0"/>
                 <w:sz w:val="20"/>
               </w:rPr>
-              <w:t>Validation set</w:t>
+              <w:t>Calibration set</w:t>
             </w:r>
           </w:p>
         </w:tc>
@@ -6474,7 +7226,7 @@
                 <w:b w:val="0"/>
                 <w:sz w:val="20"/>
               </w:rPr>
-              <w:t>Temperature, pulse rate, SpO₂, time</w:t>
+              <w:t>Temperature, PR, SpO₂</w:t>
             </w:r>
           </w:p>
         </w:tc>
@@ -6494,7 +7246,7 @@
                 <w:b w:val="0"/>
                 <w:sz w:val="20"/>
               </w:rPr>
-              <w:t>____ volunteers × 3</w:t>
+              <w:t>10 volunteers × 3</w:t>
             </w:r>
           </w:p>
         </w:tc>
@@ -6539,7 +7291,7 @@
                 <w:b w:val="0"/>
                 <w:sz w:val="20"/>
               </w:rPr>
-              <w:t>Logic test</w:t>
+              <w:t>Validation set</w:t>
             </w:r>
           </w:p>
         </w:tc>
@@ -6559,7 +7311,7 @@
                 <w:b w:val="0"/>
                 <w:sz w:val="20"/>
               </w:rPr>
-              <w:t>Triage of set input values around each limit</w:t>
+              <w:t>Temperature, PR, SpO₂</w:t>
             </w:r>
           </w:p>
         </w:tc>
@@ -6579,7 +7331,7 @@
                 <w:b w:val="0"/>
                 <w:sz w:val="20"/>
               </w:rPr>
-              <w:t>60 cases</w:t>
+              <w:t>____ volunteers × 3</w:t>
             </w:r>
           </w:p>
         </w:tc>
@@ -6599,7 +7351,7 @@
                 <w:b w:val="0"/>
                 <w:sz w:val="20"/>
               </w:rPr>
-              <w:t>Table 5 limits</w:t>
+              <w:t>Clinic instruments</w:t>
             </w:r>
           </w:p>
         </w:tc>
@@ -6624,6 +7376,176 @@
                 <w:b w:val="0"/>
                 <w:sz w:val="20"/>
               </w:rPr>
+              <w:t>Falls and activities</w:t>
+            </w:r>
+          </w:p>
+        </w:tc>
+        <w:tc>
+          <w:tcPr>
+            <w:tcW w:type="dxa" w:w="2340"/>
+          </w:tcPr>
+          <w:p>
+            <w:pPr>
+              <w:spacing w:line="240" w:lineRule="auto"/>
+              <w:ind w:firstLine="0"/>
+              <w:jc w:val="left"/>
+            </w:pPr>
+            <w:r/>
+            <w:r>
+              <w:rPr>
+                <w:b w:val="0"/>
+                <w:sz w:val="20"/>
+              </w:rPr>
+              <w:t>Pendant decision, alert time</w:t>
+            </w:r>
+          </w:p>
+        </w:tc>
+        <w:tc>
+          <w:tcPr>
+            <w:tcW w:type="dxa" w:w="2340"/>
+          </w:tcPr>
+          <w:p>
+            <w:pPr>
+              <w:spacing w:line="240" w:lineRule="auto"/>
+              <w:ind w:firstLine="0"/>
+              <w:jc w:val="left"/>
+            </w:pPr>
+            <w:r/>
+            <w:r>
+              <w:rPr>
+                <w:b w:val="0"/>
+                <w:sz w:val="20"/>
+              </w:rPr>
+              <w:t>____ falls; ____ activities</w:t>
+            </w:r>
+          </w:p>
+        </w:tc>
+        <w:tc>
+          <w:tcPr>
+            <w:tcW w:type="dxa" w:w="2340"/>
+          </w:tcPr>
+          <w:p>
+            <w:pPr>
+              <w:spacing w:line="240" w:lineRule="auto"/>
+              <w:ind w:firstLine="0"/>
+              <w:jc w:val="left"/>
+            </w:pPr>
+            <w:r/>
+            <w:r>
+              <w:rPr>
+                <w:b w:val="0"/>
+                <w:sz w:val="20"/>
+              </w:rPr>
+              <w:t>Video</w:t>
+            </w:r>
+          </w:p>
+        </w:tc>
+      </w:tr>
+      <w:tr>
+        <w:trPr>
+          <w:cantSplit/>
+        </w:trPr>
+        <w:tc>
+          <w:tcPr>
+            <w:tcW w:type="dxa" w:w="2340"/>
+          </w:tcPr>
+          <w:p>
+            <w:pPr>
+              <w:spacing w:line="240" w:lineRule="auto"/>
+              <w:ind w:firstLine="0"/>
+              <w:jc w:val="left"/>
+            </w:pPr>
+            <w:r/>
+            <w:r>
+              <w:rPr>
+                <w:b w:val="0"/>
+                <w:sz w:val="20"/>
+              </w:rPr>
+              <w:t>Reminders, messages</w:t>
+            </w:r>
+          </w:p>
+        </w:tc>
+        <w:tc>
+          <w:tcPr>
+            <w:tcW w:type="dxa" w:w="2340"/>
+          </w:tcPr>
+          <w:p>
+            <w:pPr>
+              <w:spacing w:line="240" w:lineRule="auto"/>
+              <w:ind w:firstLine="0"/>
+              <w:jc w:val="left"/>
+            </w:pPr>
+            <w:r/>
+            <w:r>
+              <w:rPr>
+                <w:b w:val="0"/>
+                <w:sz w:val="20"/>
+              </w:rPr>
+              <w:t>On-time reminders; delivered messages</w:t>
+            </w:r>
+          </w:p>
+        </w:tc>
+        <w:tc>
+          <w:tcPr>
+            <w:tcW w:type="dxa" w:w="2340"/>
+          </w:tcPr>
+          <w:p>
+            <w:pPr>
+              <w:spacing w:line="240" w:lineRule="auto"/>
+              <w:ind w:firstLine="0"/>
+              <w:jc w:val="left"/>
+            </w:pPr>
+            <w:r/>
+            <w:r>
+              <w:rPr>
+                <w:b w:val="0"/>
+                <w:sz w:val="20"/>
+              </w:rPr>
+              <w:t>5 days × 7 tasks</w:t>
+            </w:r>
+          </w:p>
+        </w:tc>
+        <w:tc>
+          <w:tcPr>
+            <w:tcW w:type="dxa" w:w="2340"/>
+          </w:tcPr>
+          <w:p>
+            <w:pPr>
+              <w:spacing w:line="240" w:lineRule="auto"/>
+              <w:ind w:firstLine="0"/>
+              <w:jc w:val="left"/>
+            </w:pPr>
+            <w:r/>
+            <w:r>
+              <w:rPr>
+                <w:b w:val="0"/>
+                <w:sz w:val="20"/>
+              </w:rPr>
+              <w:t>Phone time stamps</w:t>
+            </w:r>
+          </w:p>
+        </w:tc>
+      </w:tr>
+      <w:tr>
+        <w:trPr>
+          <w:cantSplit/>
+        </w:trPr>
+        <w:tc>
+          <w:tcPr>
+            <w:tcW w:type="dxa" w:w="2340"/>
+          </w:tcPr>
+          <w:p>
+            <w:pPr>
+              <w:spacing w:line="240" w:lineRule="auto"/>
+              <w:ind w:firstLine="0"/>
+              <w:jc w:val="left"/>
+            </w:pPr>
+            <w:r/>
+            <w:r>
+              <w:rPr>
+                <w:b w:val="0"/>
+                <w:sz w:val="20"/>
+              </w:rPr>
               <w:t>Usability</w:t>
             </w:r>
           </w:p>
@@ -6664,7 +7586,7 @@
                 <w:b w:val="0"/>
                 <w:sz w:val="20"/>
               </w:rPr>
-              <w:t>____ volunteers</w:t>
+              <w:t>____ older adults; ____ family</w:t>
             </w:r>
           </w:p>
         </w:tc>
@@ -6684,7 +7606,7 @@
                 <w:b w:val="0"/>
                 <w:sz w:val="20"/>
               </w:rPr>
-              <w:t>Counterbalanced order</w:t>
+              <w:t>Counterbalanced</w:t>
             </w:r>
           </w:p>
         </w:tc>
@@ -6734,7 +7656,7 @@
           <w:b w:val="0"/>
           <w:i w:val="0"/>
         </w:rPr>
-        <w:t>The ten steps in Figure 4 were followed. Each volunteer received a code number, and no names were written on the data sheets (Appendix B).</w:t>
+        <w:t>The ten steps in Figure 5 were followed. Each participant received a code number, and no names were written on the data sheets (Appendix B).</w:t>
       </w:r>
     </w:p>
     <w:p>
@@ -6748,7 +7670,7 @@
           <w:b/>
           <w:i w:val="0"/>
         </w:rPr>
-        <w:t>Figure 4</w:t>
+        <w:t>Figure 5</w:t>
       </w:r>
     </w:p>
     <w:p>
@@ -6775,7 +7697,7 @@
         <w:drawing>
           <wp:inline xmlns:a="http://schemas.openxmlformats.org/drawingml/2006/main" xmlns:pic="http://schemas.openxmlformats.org/drawingml/2006/picture">
             <wp:extent cx="5760720" cy="2710075"/>
-            <wp:docPr id="5" name="Picture 5"/>
+            <wp:docPr id="6" name="Picture 6"/>
             <wp:cNvGraphicFramePr>
               <a:graphicFrameLocks noChangeAspect="1"/>
             </wp:cNvGraphicFramePr>
@@ -6787,7 +7709,7 @@
                     <pic:cNvPicPr/>
                   </pic:nvPicPr>
                   <pic:blipFill>
-                    <a:blip r:embed="rId14"/>
+                    <a:blip r:embed="rId15"/>
                     <a:stretch>
                       <a:fillRect/>
                     </a:stretch>
@@ -6880,7 +7802,7 @@
                 <w:b w:val="0"/>
                 <w:sz w:val="22"/>
               </w:rPr>
-              <w:t>d = ALAGA reading − reference reading</w:t>
+              <w:t>Success rate = correct arrivals ÷ trips × 100</w:t>
             </w:r>
           </w:p>
         </w:tc>
@@ -6900,7 +7822,7 @@
                 <w:b w:val="0"/>
                 <w:sz w:val="20"/>
               </w:rPr>
-              <w:t>where difference for each paired reading</w:t>
+              <w:t>where navigation reliability (%)</w:t>
             </w:r>
           </w:p>
         </w:tc>
@@ -6942,7 +7864,7 @@
                 <w:b w:val="0"/>
                 <w:sz w:val="22"/>
               </w:rPr>
-              <w:t>Bias = Σd ÷ n;  LoA = Bias ± 1.96 × SD(d)</w:t>
+              <w:t>d = ALAGA − reference;  Bias = Σd ÷ n</w:t>
             </w:r>
           </w:p>
         </w:tc>
@@ -6962,7 +7884,7 @@
                 <w:b w:val="0"/>
                 <w:sz w:val="20"/>
               </w:rPr>
-              <w:t>where mean bias and 95% limits of agreement</w:t>
+              <w:t>where difference and mean bias</w:t>
             </w:r>
           </w:p>
         </w:tc>
@@ -7004,7 +7926,7 @@
                 <w:b w:val="0"/>
                 <w:sz w:val="22"/>
               </w:rPr>
-              <w:t>MAE = Σ|d| ÷ n;  Arms = √(Σd² ÷ n)</w:t>
+              <w:t>LoA = Bias ± 1.96 × SD(d);  Arms = √(Σd² ÷ n)</w:t>
             </w:r>
           </w:p>
         </w:tc>
@@ -7024,7 +7946,7 @@
                 <w:b w:val="0"/>
                 <w:sz w:val="20"/>
               </w:rPr>
-              <w:t>where mean absolute error; root-mean-square error</w:t>
+              <w:t>where 95% limits of agreement; SpO₂ RMS error</w:t>
             </w:r>
           </w:p>
         </w:tc>
@@ -7086,7 +8008,7 @@
                 <w:b w:val="0"/>
                 <w:sz w:val="20"/>
               </w:rPr>
-              <w:t>where flags correctly raised; normal results correctly passed</w:t>
+              <w:t>where falls detected; daily activities correctly ignored</w:t>
             </w:r>
           </w:p>
         </w:tc>
@@ -7128,7 +8050,7 @@
                 <w:b w:val="0"/>
                 <w:sz w:val="22"/>
               </w:rPr>
-              <w:t>Accuracy = (TP + TN) ÷ N</w:t>
+              <w:t>t_alert = t_phone − t_event</w:t>
             </w:r>
           </w:p>
         </w:tc>
@@ -7148,7 +8070,7 @@
                 <w:b w:val="0"/>
                 <w:sz w:val="20"/>
               </w:rPr>
-              <w:t>where overall correct triage decisions</w:t>
+              <w:t>where alert time (s)</w:t>
             </w:r>
           </w:p>
         </w:tc>
@@ -7190,7 +8112,7 @@
                 <w:b w:val="0"/>
                 <w:sz w:val="22"/>
               </w:rPr>
-              <w:t>t_s = t_result − t_wake</w:t>
+              <w:t>Punctuality = on-time reminders ÷ reminders × 100</w:t>
             </w:r>
           </w:p>
         </w:tc>
@@ -7210,7 +8132,7 @@
                 <w:b w:val="0"/>
                 <w:sz w:val="20"/>
               </w:rPr>
-              <w:t>where screening time (s)</w:t>
+              <w:t>where reminders within 1 min of schedule (%)</w:t>
             </w:r>
           </w:p>
         </w:tc>
@@ -7316,7 +8238,7 @@
           <w:b w:val="0"/>
           <w:i w:val="0"/>
         </w:rPr>
-        <w:t>Agreement was shown with Bland–Altman plots. A paired t-test tested H₀1 for each measure. Flag decisions were summarized in a confusion matrix. Approachability ratings (1–5) for the soft body and the rigid shell were compared with the Wilcoxon signed-rank test (H₀2). The level of significance was 0.05, and Microsoft Excel and JASP were used.</w:t>
+        <w:t>Agreement was shown with Bland–Altman plots, and H₀1 was tested with a paired t-test for each measure. Pendant decisions were summarized in a confusion matrix and H₀2 was tested with a chi-square test of independence. Approachability ratings (1–5) for the soft body and the rigid shell were compared with the Wilcoxon signed-rank test (H₀3). The level of significance was 0.05, and Microsoft Excel and JASP were used.</w:t>
       </w:r>
     </w:p>
     <w:p>
@@ -7344,7 +8266,7 @@
           <w:b w:val="0"/>
           <w:i w:val="0"/>
         </w:rPr>
-        <w:t>This study involves human participants, so it followed the ISEF rules for human participants research used by the NSTF. Before any testing:</w:t>
+        <w:t>This study involves human participants, including older adults, so it followed the ISEF rules for human participants research used by the NSTF. Before any testing:</w:t>
       </w:r>
     </w:p>
     <w:p>
@@ -7382,7 +8304,7 @@
         </w:rPr>
         <w:t>•</w:t>
         <w:tab/>
-        <w:t>Each volunteer signed an informed consent form; volunteers below 18 years also gave assent, with written consent from a parent or guardian (Appendix E).</w:t>
+        <w:t>Each participant signed an informed consent form; minors also gave assent with parental consent (Appendix E).</w:t>
       </w:r>
     </w:p>
     <w:p>
@@ -7401,7 +8323,7 @@
         </w:rPr>
         <w:t>•</w:t>
         <w:tab/>
-        <w:t>Procedures were non-invasive: a forehead reading from 3 to 5 cm and a fingertip clip. No blood, drugs, or exercise were involved, and anyone could stop at any time.</w:t>
+        <w:t>Older adults only did seated, non-invasive health checks and usability sessions; they never simulated falls.</w:t>
       </w:r>
     </w:p>
     <w:p>
@@ -7420,7 +8342,7 @@
         </w:rPr>
         <w:t>•</w:t>
         <w:tab/>
-        <w:t>Volunteers with readings outside the limits were referred to the school nurse.</w:t>
+        <w:t>Falls were simulated only by the researchers onto 20-cm gym mats, with knee and elbow pads, under adult supervision.</w:t>
       </w:r>
     </w:p>
     <w:p>
@@ -7439,7 +8361,7 @@
         </w:rPr>
         <w:t>•</w:t>
         <w:tab/>
-        <w:t>Data were coded, kept on a password-protected computer, and deleted after the fair.</w:t>
+        <w:t>Telegram messages went only to a private group of the family and the researchers; data were coded and deleted after the fair.</w:t>
       </w:r>
     </w:p>
     <w:p>
@@ -7472,7 +8394,7 @@
           <w:b w:val="0"/>
           <w:i w:val="0"/>
         </w:rPr>
-        <w:t>Electrical and physical risks were controlled as listed in Appendix D: a finger guard on the fan, a fuse on the battery line, low-voltage wiring inside a closed box, wiping of the sensors with 70% alcohol between volunteers, and no small parts within reach.</w:t>
+        <w:t>Physical risks were controlled as listed in Appendix D: a top speed of 0.2 m/s, a soft body and bumper, a finger guard on the fan, a fuse on the battery, and wiping of the sensors with 70% alcohol between participants.</w:t>
       </w:r>
     </w:p>
     <w:p>
@@ -7528,7 +8450,7 @@
           <w:b/>
           <w:i/>
         </w:rPr>
-        <w:t>Results for Objective 1: Agreement With the Reference Instruments</w:t>
+        <w:t>Results for Objective 1: Navigation</w:t>
       </w:r>
     </w:p>
     <w:p>
@@ -7542,7 +8464,7 @@
           <w:b w:val="0"/>
           <w:i w:val="0"/>
         </w:rPr>
-        <w:t>Table 7 shows the infrared thermometer against the water-bath target. Across the targets, the mean error was ____ °C after calibration.</w:t>
+        <w:t>Table 8 shows the navigation trials. ALAGA reached the correct station in ____ of ____ trips (____%), with a mean travel time of ____ s to the chair. It stopped ____ cm (SD ____) before obstacles and touched an obstacle ____ times.</w:t>
       </w:r>
     </w:p>
     <w:p>
@@ -7556,7 +8478,669 @@
           <w:b/>
           <w:i w:val="0"/>
         </w:rPr>
-        <w:t>Table 7</w:t>
+        <w:t>Table 8</w:t>
+      </w:r>
+    </w:p>
+    <w:p>
+      <w:pPr>
+        <w:keepNext/>
+        <w:spacing w:after="0"/>
+        <w:jc w:val="left"/>
+      </w:pPr>
+      <w:r>
+        <w:rPr>
+          <w:b w:val="0"/>
+          <w:i/>
+        </w:rPr>
+        <w:t>Navigation Results in the Mock Home</w:t>
+      </w:r>
+    </w:p>
+    <w:tbl>
+      <w:tblPr>
+        <w:tblW w:type="auto" w:w="0"/>
+        <w:jc w:val="center"/>
+        <w:tblLook w:firstColumn="1" w:firstRow="1" w:lastColumn="0" w:lastRow="0" w:noHBand="0" w:noVBand="1" w:val="04A0"/>
+        <w:tblBorders>
+          <w:top w:val="single" w:sz="8" w:color="000000"/>
+          <w:left w:val="nil"/>
+          <w:bottom w:val="single" w:sz="8" w:color="000000"/>
+          <w:right w:val="nil"/>
+          <w:insideH w:val="nil"/>
+          <w:insideV w:val="nil"/>
+        </w:tblBorders>
+      </w:tblPr>
+      <w:tblGrid>
+        <w:gridCol w:w="1872"/>
+        <w:gridCol w:w="1872"/>
+        <w:gridCol w:w="1872"/>
+        <w:gridCol w:w="1872"/>
+        <w:gridCol w:w="1872"/>
+      </w:tblGrid>
+      <w:tr>
+        <w:trPr>
+          <w:cantSplit/>
+        </w:trPr>
+        <w:tc>
+          <w:tcPr>
+            <w:tcW w:type="dxa" w:w="1872"/>
+            <w:tcBorders>
+              <w:top w:val="nil"/>
+              <w:left w:val="nil"/>
+              <w:bottom w:val="single" w:sz="6" w:color="000000"/>
+              <w:right w:val="nil"/>
+              <w:insideH w:val="nil"/>
+              <w:insideV w:val="nil"/>
+            </w:tcBorders>
+          </w:tcPr>
+          <w:p>
+            <w:pPr>
+              <w:spacing w:line="240" w:lineRule="auto"/>
+              <w:ind w:firstLine="0"/>
+              <w:jc w:val="left"/>
+            </w:pPr>
+            <w:r/>
+            <w:r>
+              <w:rPr>
+                <w:b/>
+                <w:sz w:val="20"/>
+              </w:rPr>
+              <w:t>Target</w:t>
+            </w:r>
+          </w:p>
+        </w:tc>
+        <w:tc>
+          <w:tcPr>
+            <w:tcW w:type="dxa" w:w="1872"/>
+            <w:tcBorders>
+              <w:top w:val="nil"/>
+              <w:left w:val="nil"/>
+              <w:bottom w:val="single" w:sz="6" w:color="000000"/>
+              <w:right w:val="nil"/>
+              <w:insideH w:val="nil"/>
+              <w:insideV w:val="nil"/>
+            </w:tcBorders>
+          </w:tcPr>
+          <w:p>
+            <w:pPr>
+              <w:spacing w:line="240" w:lineRule="auto"/>
+              <w:ind w:firstLine="0"/>
+              <w:jc w:val="left"/>
+            </w:pPr>
+            <w:r/>
+            <w:r>
+              <w:rPr>
+                <w:b/>
+                <w:sz w:val="20"/>
+              </w:rPr>
+              <w:t>Trips</w:t>
+            </w:r>
+          </w:p>
+        </w:tc>
+        <w:tc>
+          <w:tcPr>
+            <w:tcW w:type="dxa" w:w="1872"/>
+            <w:tcBorders>
+              <w:top w:val="nil"/>
+              <w:left w:val="nil"/>
+              <w:bottom w:val="single" w:sz="6" w:color="000000"/>
+              <w:right w:val="nil"/>
+              <w:insideH w:val="nil"/>
+              <w:insideV w:val="nil"/>
+            </w:tcBorders>
+          </w:tcPr>
+          <w:p>
+            <w:pPr>
+              <w:spacing w:line="240" w:lineRule="auto"/>
+              <w:ind w:firstLine="0"/>
+              <w:jc w:val="left"/>
+            </w:pPr>
+            <w:r/>
+            <w:r>
+              <w:rPr>
+                <w:b/>
+                <w:sz w:val="20"/>
+              </w:rPr>
+              <w:t>Correct arrivals (%)</w:t>
+            </w:r>
+          </w:p>
+        </w:tc>
+        <w:tc>
+          <w:tcPr>
+            <w:tcW w:type="dxa" w:w="1872"/>
+            <w:tcBorders>
+              <w:top w:val="nil"/>
+              <w:left w:val="nil"/>
+              <w:bottom w:val="single" w:sz="6" w:color="000000"/>
+              <w:right w:val="nil"/>
+              <w:insideH w:val="nil"/>
+              <w:insideV w:val="nil"/>
+            </w:tcBorders>
+          </w:tcPr>
+          <w:p>
+            <w:pPr>
+              <w:spacing w:line="240" w:lineRule="auto"/>
+              <w:ind w:firstLine="0"/>
+              <w:jc w:val="left"/>
+            </w:pPr>
+            <w:r/>
+            <w:r>
+              <w:rPr>
+                <w:b/>
+                <w:sz w:val="20"/>
+              </w:rPr>
+              <w:t>Travel time, mean ± SD (s)</w:t>
+            </w:r>
+          </w:p>
+        </w:tc>
+        <w:tc>
+          <w:tcPr>
+            <w:tcW w:type="dxa" w:w="1872"/>
+            <w:tcBorders>
+              <w:top w:val="nil"/>
+              <w:left w:val="nil"/>
+              <w:bottom w:val="single" w:sz="6" w:color="000000"/>
+              <w:right w:val="nil"/>
+              <w:insideH w:val="nil"/>
+              <w:insideV w:val="nil"/>
+            </w:tcBorders>
+          </w:tcPr>
+          <w:p>
+            <w:pPr>
+              <w:spacing w:line="240" w:lineRule="auto"/>
+              <w:ind w:firstLine="0"/>
+              <w:jc w:val="left"/>
+            </w:pPr>
+            <w:r/>
+            <w:r>
+              <w:rPr>
+                <w:b/>
+                <w:sz w:val="20"/>
+              </w:rPr>
+              <w:t>Stop distance (cm)</w:t>
+            </w:r>
+          </w:p>
+        </w:tc>
+      </w:tr>
+      <w:tr>
+        <w:trPr>
+          <w:cantSplit/>
+        </w:trPr>
+        <w:tc>
+          <w:tcPr>
+            <w:tcW w:type="dxa" w:w="1872"/>
+          </w:tcPr>
+          <w:p>
+            <w:pPr>
+              <w:spacing w:line="240" w:lineRule="auto"/>
+              <w:ind w:firstLine="0"/>
+              <w:jc w:val="left"/>
+            </w:pPr>
+            <w:r/>
+            <w:r>
+              <w:rPr>
+                <w:b w:val="0"/>
+                <w:sz w:val="20"/>
+              </w:rPr>
+              <w:t>Chair</w:t>
+            </w:r>
+          </w:p>
+        </w:tc>
+        <w:tc>
+          <w:tcPr>
+            <w:tcW w:type="dxa" w:w="1872"/>
+          </w:tcPr>
+          <w:p>
+            <w:pPr>
+              <w:spacing w:line="240" w:lineRule="auto"/>
+              <w:ind w:firstLine="0"/>
+              <w:jc w:val="left"/>
+            </w:pPr>
+            <w:r/>
+            <w:r>
+              <w:rPr>
+                <w:b w:val="0"/>
+                <w:sz w:val="20"/>
+              </w:rPr>
+              <w:t>____</w:t>
+            </w:r>
+          </w:p>
+        </w:tc>
+        <w:tc>
+          <w:tcPr>
+            <w:tcW w:type="dxa" w:w="1872"/>
+          </w:tcPr>
+          <w:p>
+            <w:pPr>
+              <w:spacing w:line="240" w:lineRule="auto"/>
+              <w:ind w:firstLine="0"/>
+              <w:jc w:val="left"/>
+            </w:pPr>
+            <w:r/>
+            <w:r>
+              <w:rPr>
+                <w:b w:val="0"/>
+                <w:sz w:val="20"/>
+              </w:rPr>
+              <w:t>____</w:t>
+            </w:r>
+          </w:p>
+        </w:tc>
+        <w:tc>
+          <w:tcPr>
+            <w:tcW w:type="dxa" w:w="1872"/>
+          </w:tcPr>
+          <w:p>
+            <w:pPr>
+              <w:spacing w:line="240" w:lineRule="auto"/>
+              <w:ind w:firstLine="0"/>
+              <w:jc w:val="left"/>
+            </w:pPr>
+            <w:r/>
+            <w:r>
+              <w:rPr>
+                <w:b w:val="0"/>
+                <w:sz w:val="20"/>
+              </w:rPr>
+              <w:t>____ ± ____</w:t>
+            </w:r>
+          </w:p>
+        </w:tc>
+        <w:tc>
+          <w:tcPr>
+            <w:tcW w:type="dxa" w:w="1872"/>
+          </w:tcPr>
+          <w:p>
+            <w:pPr>
+              <w:spacing w:line="240" w:lineRule="auto"/>
+              <w:ind w:firstLine="0"/>
+              <w:jc w:val="left"/>
+            </w:pPr>
+            <w:r/>
+            <w:r>
+              <w:rPr>
+                <w:b w:val="0"/>
+                <w:sz w:val="20"/>
+              </w:rPr>
+              <w:t>____</w:t>
+            </w:r>
+          </w:p>
+        </w:tc>
+      </w:tr>
+      <w:tr>
+        <w:trPr>
+          <w:cantSplit/>
+        </w:trPr>
+        <w:tc>
+          <w:tcPr>
+            <w:tcW w:type="dxa" w:w="1872"/>
+          </w:tcPr>
+          <w:p>
+            <w:pPr>
+              <w:spacing w:line="240" w:lineRule="auto"/>
+              <w:ind w:firstLine="0"/>
+              <w:jc w:val="left"/>
+            </w:pPr>
+            <w:r/>
+            <w:r>
+              <w:rPr>
+                <w:b w:val="0"/>
+                <w:sz w:val="20"/>
+              </w:rPr>
+              <w:t>Bed</w:t>
+            </w:r>
+          </w:p>
+        </w:tc>
+        <w:tc>
+          <w:tcPr>
+            <w:tcW w:type="dxa" w:w="1872"/>
+          </w:tcPr>
+          <w:p>
+            <w:pPr>
+              <w:spacing w:line="240" w:lineRule="auto"/>
+              <w:ind w:firstLine="0"/>
+              <w:jc w:val="left"/>
+            </w:pPr>
+            <w:r/>
+            <w:r>
+              <w:rPr>
+                <w:b w:val="0"/>
+                <w:sz w:val="20"/>
+              </w:rPr>
+              <w:t>____</w:t>
+            </w:r>
+          </w:p>
+        </w:tc>
+        <w:tc>
+          <w:tcPr>
+            <w:tcW w:type="dxa" w:w="1872"/>
+          </w:tcPr>
+          <w:p>
+            <w:pPr>
+              <w:spacing w:line="240" w:lineRule="auto"/>
+              <w:ind w:firstLine="0"/>
+              <w:jc w:val="left"/>
+            </w:pPr>
+            <w:r/>
+            <w:r>
+              <w:rPr>
+                <w:b w:val="0"/>
+                <w:sz w:val="20"/>
+              </w:rPr>
+              <w:t>____</w:t>
+            </w:r>
+          </w:p>
+        </w:tc>
+        <w:tc>
+          <w:tcPr>
+            <w:tcW w:type="dxa" w:w="1872"/>
+          </w:tcPr>
+          <w:p>
+            <w:pPr>
+              <w:spacing w:line="240" w:lineRule="auto"/>
+              <w:ind w:firstLine="0"/>
+              <w:jc w:val="left"/>
+            </w:pPr>
+            <w:r/>
+            <w:r>
+              <w:rPr>
+                <w:b w:val="0"/>
+                <w:sz w:val="20"/>
+              </w:rPr>
+              <w:t>____ ± ____</w:t>
+            </w:r>
+          </w:p>
+        </w:tc>
+        <w:tc>
+          <w:tcPr>
+            <w:tcW w:type="dxa" w:w="1872"/>
+          </w:tcPr>
+          <w:p>
+            <w:pPr>
+              <w:spacing w:line="240" w:lineRule="auto"/>
+              <w:ind w:firstLine="0"/>
+              <w:jc w:val="left"/>
+            </w:pPr>
+            <w:r/>
+            <w:r>
+              <w:rPr>
+                <w:b w:val="0"/>
+                <w:sz w:val="20"/>
+              </w:rPr>
+              <w:t>____</w:t>
+            </w:r>
+          </w:p>
+        </w:tc>
+      </w:tr>
+      <w:tr>
+        <w:trPr>
+          <w:cantSplit/>
+        </w:trPr>
+        <w:tc>
+          <w:tcPr>
+            <w:tcW w:type="dxa" w:w="1872"/>
+          </w:tcPr>
+          <w:p>
+            <w:pPr>
+              <w:spacing w:line="240" w:lineRule="auto"/>
+              <w:ind w:firstLine="0"/>
+              <w:jc w:val="left"/>
+            </w:pPr>
+            <w:r/>
+            <w:r>
+              <w:rPr>
+                <w:b w:val="0"/>
+                <w:sz w:val="20"/>
+              </w:rPr>
+              <w:t>Kitchen</w:t>
+            </w:r>
+          </w:p>
+        </w:tc>
+        <w:tc>
+          <w:tcPr>
+            <w:tcW w:type="dxa" w:w="1872"/>
+          </w:tcPr>
+          <w:p>
+            <w:pPr>
+              <w:spacing w:line="240" w:lineRule="auto"/>
+              <w:ind w:firstLine="0"/>
+              <w:jc w:val="left"/>
+            </w:pPr>
+            <w:r/>
+            <w:r>
+              <w:rPr>
+                <w:b w:val="0"/>
+                <w:sz w:val="20"/>
+              </w:rPr>
+              <w:t>____</w:t>
+            </w:r>
+          </w:p>
+        </w:tc>
+        <w:tc>
+          <w:tcPr>
+            <w:tcW w:type="dxa" w:w="1872"/>
+          </w:tcPr>
+          <w:p>
+            <w:pPr>
+              <w:spacing w:line="240" w:lineRule="auto"/>
+              <w:ind w:firstLine="0"/>
+              <w:jc w:val="left"/>
+            </w:pPr>
+            <w:r/>
+            <w:r>
+              <w:rPr>
+                <w:b w:val="0"/>
+                <w:sz w:val="20"/>
+              </w:rPr>
+              <w:t>____</w:t>
+            </w:r>
+          </w:p>
+        </w:tc>
+        <w:tc>
+          <w:tcPr>
+            <w:tcW w:type="dxa" w:w="1872"/>
+          </w:tcPr>
+          <w:p>
+            <w:pPr>
+              <w:spacing w:line="240" w:lineRule="auto"/>
+              <w:ind w:firstLine="0"/>
+              <w:jc w:val="left"/>
+            </w:pPr>
+            <w:r/>
+            <w:r>
+              <w:rPr>
+                <w:b w:val="0"/>
+                <w:sz w:val="20"/>
+              </w:rPr>
+              <w:t>____ ± ____</w:t>
+            </w:r>
+          </w:p>
+        </w:tc>
+        <w:tc>
+          <w:tcPr>
+            <w:tcW w:type="dxa" w:w="1872"/>
+          </w:tcPr>
+          <w:p>
+            <w:pPr>
+              <w:spacing w:line="240" w:lineRule="auto"/>
+              <w:ind w:firstLine="0"/>
+              <w:jc w:val="left"/>
+            </w:pPr>
+            <w:r/>
+            <w:r>
+              <w:rPr>
+                <w:b w:val="0"/>
+                <w:sz w:val="20"/>
+              </w:rPr>
+              <w:t>____</w:t>
+            </w:r>
+          </w:p>
+        </w:tc>
+      </w:tr>
+      <w:tr>
+        <w:trPr>
+          <w:cantSplit/>
+        </w:trPr>
+        <w:tc>
+          <w:tcPr>
+            <w:tcW w:type="dxa" w:w="1872"/>
+          </w:tcPr>
+          <w:p>
+            <w:pPr>
+              <w:spacing w:line="240" w:lineRule="auto"/>
+              <w:ind w:firstLine="0"/>
+              <w:jc w:val="left"/>
+            </w:pPr>
+            <w:r/>
+            <w:r>
+              <w:rPr>
+                <w:b w:val="0"/>
+                <w:sz w:val="20"/>
+              </w:rPr>
+              <w:t>Dock</w:t>
+            </w:r>
+          </w:p>
+        </w:tc>
+        <w:tc>
+          <w:tcPr>
+            <w:tcW w:type="dxa" w:w="1872"/>
+          </w:tcPr>
+          <w:p>
+            <w:pPr>
+              <w:spacing w:line="240" w:lineRule="auto"/>
+              <w:ind w:firstLine="0"/>
+              <w:jc w:val="left"/>
+            </w:pPr>
+            <w:r/>
+            <w:r>
+              <w:rPr>
+                <w:b w:val="0"/>
+                <w:sz w:val="20"/>
+              </w:rPr>
+              <w:t>____</w:t>
+            </w:r>
+          </w:p>
+        </w:tc>
+        <w:tc>
+          <w:tcPr>
+            <w:tcW w:type="dxa" w:w="1872"/>
+          </w:tcPr>
+          <w:p>
+            <w:pPr>
+              <w:spacing w:line="240" w:lineRule="auto"/>
+              <w:ind w:firstLine="0"/>
+              <w:jc w:val="left"/>
+            </w:pPr>
+            <w:r/>
+            <w:r>
+              <w:rPr>
+                <w:b w:val="0"/>
+                <w:sz w:val="20"/>
+              </w:rPr>
+              <w:t>____</w:t>
+            </w:r>
+          </w:p>
+        </w:tc>
+        <w:tc>
+          <w:tcPr>
+            <w:tcW w:type="dxa" w:w="1872"/>
+          </w:tcPr>
+          <w:p>
+            <w:pPr>
+              <w:spacing w:line="240" w:lineRule="auto"/>
+              <w:ind w:firstLine="0"/>
+              <w:jc w:val="left"/>
+            </w:pPr>
+            <w:r/>
+            <w:r>
+              <w:rPr>
+                <w:b w:val="0"/>
+                <w:sz w:val="20"/>
+              </w:rPr>
+              <w:t>____ ± ____</w:t>
+            </w:r>
+          </w:p>
+        </w:tc>
+        <w:tc>
+          <w:tcPr>
+            <w:tcW w:type="dxa" w:w="1872"/>
+          </w:tcPr>
+          <w:p>
+            <w:pPr>
+              <w:spacing w:line="240" w:lineRule="auto"/>
+              <w:ind w:firstLine="0"/>
+              <w:jc w:val="left"/>
+            </w:pPr>
+            <w:r/>
+            <w:r>
+              <w:rPr>
+                <w:b w:val="0"/>
+                <w:sz w:val="20"/>
+              </w:rPr>
+              <w:t>____</w:t>
+            </w:r>
+          </w:p>
+        </w:tc>
+      </w:tr>
+    </w:tbl>
+    <w:p>
+      <w:pPr>
+        <w:spacing w:after="120"/>
+        <w:jc w:val="left"/>
+      </w:pPr>
+      <w:r>
+        <w:rPr>
+          <w:i/>
+          <w:sz w:val="20"/>
+        </w:rPr>
+        <w:t xml:space="preserve">Note. </w:t>
+      </w:r>
+      <w:r>
+        <w:rPr>
+          <w:sz w:val="20"/>
+        </w:rPr>
+        <w:t>Table created by the researchers, 2026.</w:t>
+      </w:r>
+    </w:p>
+    <w:p>
+      <w:pPr>
+        <w:keepNext/>
+        <w:spacing w:after="0" w:before="80"/>
+        <w:jc w:val="left"/>
+      </w:pPr>
+      <w:r>
+        <w:rPr>
+          <w:b/>
+          <w:i/>
+        </w:rPr>
+        <w:t>Results for Objective 2: Agreement of the Health Check</w:t>
+      </w:r>
+    </w:p>
+    <w:p>
+      <w:pPr>
+        <w:spacing w:after="0"/>
+        <w:ind w:firstLine="720"/>
+        <w:jc w:val="both"/>
+      </w:pPr>
+      <w:r>
+        <w:rPr>
+          <w:b w:val="0"/>
+          <w:i w:val="0"/>
+        </w:rPr>
+        <w:t>Table 9 shows the infrared thermometer against the water-bath target, and Table 10 the agreement with the reference instruments. Temperature had a bias of ____ °C (LoA ____ to ____), pulse rate ____ bpm, and SpO₂ ____% with an Arms of ____%, which ____ the 4% limit of ISO 80601-2-61. The paired t-test gave p = ____, ____, and ____, so H₀1 is ____.</w:t>
+      </w:r>
+    </w:p>
+    <w:p>
+      <w:pPr>
+        <w:keepNext/>
+        <w:spacing w:after="0" w:before="120"/>
+        <w:jc w:val="left"/>
+      </w:pPr>
+      <w:r>
+        <w:rPr>
+          <w:b/>
+          <w:i w:val="0"/>
+        </w:rPr>
+        <w:t>Table 9</w:t>
       </w:r>
     </w:p>
     <w:p>
@@ -8242,20 +9826,6 @@
     </w:p>
     <w:p>
       <w:pPr>
-        <w:spacing w:after="0"/>
-        <w:ind w:firstLine="720"/>
-        <w:jc w:val="both"/>
-      </w:pPr>
-      <w:r>
-        <w:rPr>
-          <w:b w:val="0"/>
-          <w:i w:val="0"/>
-        </w:rPr>
-        <w:t>Table 8 shows the agreement of ALAGA with the reference instruments in the ____ validation volunteers. Temperature had a bias of ____ °C with limits of agreement from ____ to ____ °C. Pulse rate had a bias of ____ bpm, and SpO₂ had a bias of ____% with an Arms of ____%, which ____ the 4% limit of ISO 80601-2-61. The paired t-test gave p = ____, ____, and ____, so H₀1 is ____.</w:t>
-      </w:r>
-    </w:p>
-    <w:p>
-      <w:pPr>
         <w:keepNext/>
         <w:spacing w:after="0" w:before="120"/>
         <w:jc w:val="left"/>
@@ -8265,7 +9835,7 @@
           <w:b/>
           <w:i w:val="0"/>
         </w:rPr>
-        <w:t>Table 8</w:t>
+        <w:t>Table 10</w:t>
       </w:r>
     </w:p>
     <w:p>
@@ -8972,7 +10542,7 @@
           <w:b/>
           <w:i w:val="0"/>
         </w:rPr>
-        <w:t>Figure 5</w:t>
+        <w:t>Figure 6</w:t>
       </w:r>
     </w:p>
     <w:p>
@@ -9110,7 +10680,7 @@
           <w:b/>
           <w:i/>
         </w:rPr>
-        <w:t>Results for Objective 2: Accuracy of the Flags</w:t>
+        <w:t>Results for Objective 3: Fall Detection and Alerts</w:t>
       </w:r>
     </w:p>
     <w:p>
@@ -9124,7 +10694,7 @@
           <w:b w:val="0"/>
           <w:i w:val="0"/>
         </w:rPr>
-        <w:t>Table 9 shows the triage decisions against the decisions made from the reference readings, including the logic test cases. Sensitivity was ____%, specificity ____%, and accuracy ____%.</w:t>
+        <w:t>The pendant detected ____ of ____ simulated falls (sensitivity ____%) and correctly ignored ____ of ____ daily activities (specificity ____%); χ² = ____, p = ____, so H₀2 is ____ (Table 11). Fall and SOS alerts reached the family's phones in a mean of ____ s.</w:t>
       </w:r>
     </w:p>
     <w:p>
@@ -9138,7 +10708,7 @@
           <w:b/>
           <w:i w:val="0"/>
         </w:rPr>
-        <w:t>Table 9</w:t>
+        <w:t>Table 11</w:t>
       </w:r>
     </w:p>
     <w:p>
@@ -9152,7 +10722,7 @@
           <w:b w:val="0"/>
           <w:i/>
         </w:rPr>
-        <w:t>Confusion Matrix of ALAGA Flags</w:t>
+        <w:t>Confusion Matrix of Pendant Decisions</w:t>
       </w:r>
     </w:p>
     <w:tbl>
@@ -9230,7 +10800,7 @@
                 <w:b/>
                 <w:sz w:val="20"/>
               </w:rPr>
-              <w:t>Reference: flag</w:t>
+              <w:t>True fall</w:t>
             </w:r>
           </w:p>
         </w:tc>
@@ -9258,7 +10828,7 @@
                 <w:b/>
                 <w:sz w:val="20"/>
               </w:rPr>
-              <w:t>Reference: normal</w:t>
+              <w:t>Daily activity</w:t>
             </w:r>
           </w:p>
         </w:tc>
@@ -9311,7 +10881,7 @@
                 <w:b w:val="0"/>
                 <w:sz w:val="20"/>
               </w:rPr>
-              <w:t>ALAGA: flag</w:t>
+              <w:t>Pendant: fall</w:t>
             </w:r>
           </w:p>
         </w:tc>
@@ -9396,7 +10966,7 @@
                 <w:b w:val="0"/>
                 <w:sz w:val="20"/>
               </w:rPr>
-              <w:t>ALAGA: normal</w:t>
+              <w:t>Pendant: no fall</w:t>
             </w:r>
           </w:p>
         </w:tc>
@@ -9577,7 +11147,7 @@
           <w:b/>
           <w:i/>
         </w:rPr>
-        <w:t>Results for Objective 3: Screening Time</w:t>
+        <w:t>Results for Objective 4: Reminders and Messages</w:t>
       </w:r>
     </w:p>
     <w:p>
@@ -9591,7 +11161,7 @@
           <w:b w:val="0"/>
           <w:i w:val="0"/>
         </w:rPr>
-        <w:t>One screening took a mean of ____ s (SD ____ s). The longest step was ____ (Table 10).</w:t>
+        <w:t>Over ____ days, ____% of reminders started within 1 minute of schedule, and ____% of reports and alerts reached the family (Table 12).</w:t>
       </w:r>
     </w:p>
     <w:p>
@@ -9605,7 +11175,7 @@
           <w:b/>
           <w:i w:val="0"/>
         </w:rPr>
-        <w:t>Table 10</w:t>
+        <w:t>Table 12</w:t>
       </w:r>
     </w:p>
     <w:p>
@@ -9619,7 +11189,7 @@
           <w:b w:val="0"/>
           <w:i/>
         </w:rPr>
-        <w:t>Time Taken per Screening Step</w:t>
+        <w:t>Reminders and Messages Over the Test Days</w:t>
       </w:r>
     </w:p>
     <w:tbl>
@@ -9669,7 +11239,7 @@
                 <w:b/>
                 <w:sz w:val="22"/>
               </w:rPr>
-              <w:t>Step</w:t>
+              <w:t>Measure</w:t>
             </w:r>
           </w:p>
         </w:tc>
@@ -9697,7 +11267,7 @@
                 <w:b/>
                 <w:sz w:val="22"/>
               </w:rPr>
-              <w:t>Mean (s)</w:t>
+              <w:t>Count</w:t>
             </w:r>
           </w:p>
         </w:tc>
@@ -9725,7 +11295,7 @@
                 <w:b/>
                 <w:sz w:val="22"/>
               </w:rPr>
-              <w:t>SD (s)</w:t>
+              <w:t>Result</w:t>
             </w:r>
           </w:p>
         </w:tc>
@@ -9750,7 +11320,7 @@
                 <w:b w:val="0"/>
                 <w:sz w:val="22"/>
               </w:rPr>
-              <w:t>Wake-up and inflation</w:t>
+              <w:t>Reminders on time (within 1 min)</w:t>
             </w:r>
           </w:p>
         </w:tc>
@@ -9770,7 +11340,7 @@
                 <w:b w:val="0"/>
                 <w:sz w:val="22"/>
               </w:rPr>
-              <w:t>____</w:t>
+              <w:t>____ / ____</w:t>
             </w:r>
           </w:p>
         </w:tc>
@@ -9790,7 +11360,7 @@
                 <w:b w:val="0"/>
                 <w:sz w:val="22"/>
               </w:rPr>
-              <w:t>____</w:t>
+              <w:t>____%</w:t>
             </w:r>
           </w:p>
         </w:tc>
@@ -9815,7 +11385,7 @@
                 <w:b w:val="0"/>
                 <w:sz w:val="22"/>
               </w:rPr>
-              <w:t>Greeting and pain score</w:t>
+              <w:t>Medicine reminders confirmed</w:t>
             </w:r>
           </w:p>
         </w:tc>
@@ -9835,7 +11405,7 @@
                 <w:b w:val="0"/>
                 <w:sz w:val="22"/>
               </w:rPr>
-              <w:t>____</w:t>
+              <w:t>____ / ____</w:t>
             </w:r>
           </w:p>
         </w:tc>
@@ -9855,7 +11425,7 @@
                 <w:b w:val="0"/>
                 <w:sz w:val="22"/>
               </w:rPr>
-              <w:t>____</w:t>
+              <w:t>____%</w:t>
             </w:r>
           </w:p>
         </w:tc>
@@ -9880,7 +11450,7 @@
                 <w:b w:val="0"/>
                 <w:sz w:val="22"/>
               </w:rPr>
-              <w:t>Temperature</w:t>
+              <w:t>Reports and alerts delivered</w:t>
             </w:r>
           </w:p>
         </w:tc>
@@ -9900,7 +11470,7 @@
                 <w:b w:val="0"/>
                 <w:sz w:val="22"/>
               </w:rPr>
-              <w:t>____</w:t>
+              <w:t>____ / ____</w:t>
             </w:r>
           </w:p>
         </w:tc>
@@ -9920,7 +11490,7 @@
                 <w:b w:val="0"/>
                 <w:sz w:val="22"/>
               </w:rPr>
-              <w:t>____</w:t>
+              <w:t>____%</w:t>
             </w:r>
           </w:p>
         </w:tc>
@@ -9945,7 +11515,7 @@
                 <w:b w:val="0"/>
                 <w:sz w:val="22"/>
               </w:rPr>
-              <w:t>Pulse rate and SpO₂</w:t>
+              <w:t>Alert time, fall or SOS (s)</w:t>
             </w:r>
           </w:p>
         </w:tc>
@@ -9985,137 +11555,7 @@
                 <w:b w:val="0"/>
                 <w:sz w:val="22"/>
               </w:rPr>
-              <w:t>____</w:t>
-            </w:r>
-          </w:p>
-        </w:tc>
-      </w:tr>
-      <w:tr>
-        <w:trPr>
-          <w:cantSplit/>
-        </w:trPr>
-        <w:tc>
-          <w:tcPr>
-            <w:tcW w:type="dxa" w:w="3120"/>
-          </w:tcPr>
-          <w:p>
-            <w:pPr>
-              <w:spacing w:line="240" w:lineRule="auto"/>
-              <w:ind w:firstLine="0"/>
-              <w:jc w:val="left"/>
-            </w:pPr>
-            <w:r/>
-            <w:r>
-              <w:rPr>
-                <w:b w:val="0"/>
-                <w:sz w:val="22"/>
-              </w:rPr>
-              <w:t>Result and advice</w:t>
-            </w:r>
-          </w:p>
-        </w:tc>
-        <w:tc>
-          <w:tcPr>
-            <w:tcW w:type="dxa" w:w="3120"/>
-          </w:tcPr>
-          <w:p>
-            <w:pPr>
-              <w:spacing w:line="240" w:lineRule="auto"/>
-              <w:ind w:firstLine="0"/>
-              <w:jc w:val="left"/>
-            </w:pPr>
-            <w:r/>
-            <w:r>
-              <w:rPr>
-                <w:b w:val="0"/>
-                <w:sz w:val="22"/>
-              </w:rPr>
-              <w:t>____</w:t>
-            </w:r>
-          </w:p>
-        </w:tc>
-        <w:tc>
-          <w:tcPr>
-            <w:tcW w:type="dxa" w:w="3120"/>
-          </w:tcPr>
-          <w:p>
-            <w:pPr>
-              <w:spacing w:line="240" w:lineRule="auto"/>
-              <w:ind w:firstLine="0"/>
-              <w:jc w:val="left"/>
-            </w:pPr>
-            <w:r/>
-            <w:r>
-              <w:rPr>
-                <w:b w:val="0"/>
-                <w:sz w:val="22"/>
-              </w:rPr>
-              <w:t>____</w:t>
-            </w:r>
-          </w:p>
-        </w:tc>
-      </w:tr>
-      <w:tr>
-        <w:trPr>
-          <w:cantSplit/>
-        </w:trPr>
-        <w:tc>
-          <w:tcPr>
-            <w:tcW w:type="dxa" w:w="3120"/>
-          </w:tcPr>
-          <w:p>
-            <w:pPr>
-              <w:spacing w:line="240" w:lineRule="auto"/>
-              <w:ind w:firstLine="0"/>
-              <w:jc w:val="left"/>
-            </w:pPr>
-            <w:r/>
-            <w:r>
-              <w:rPr>
-                <w:b w:val="0"/>
-                <w:sz w:val="22"/>
-              </w:rPr>
-              <w:t>Total</w:t>
-            </w:r>
-          </w:p>
-        </w:tc>
-        <w:tc>
-          <w:tcPr>
-            <w:tcW w:type="dxa" w:w="3120"/>
-          </w:tcPr>
-          <w:p>
-            <w:pPr>
-              <w:spacing w:line="240" w:lineRule="auto"/>
-              <w:ind w:firstLine="0"/>
-              <w:jc w:val="left"/>
-            </w:pPr>
-            <w:r/>
-            <w:r>
-              <w:rPr>
-                <w:b w:val="0"/>
-                <w:sz w:val="22"/>
-              </w:rPr>
-              <w:t>____</w:t>
-            </w:r>
-          </w:p>
-        </w:tc>
-        <w:tc>
-          <w:tcPr>
-            <w:tcW w:type="dxa" w:w="3120"/>
-          </w:tcPr>
-          <w:p>
-            <w:pPr>
-              <w:spacing w:line="240" w:lineRule="auto"/>
-              <w:ind w:firstLine="0"/>
-              <w:jc w:val="left"/>
-            </w:pPr>
-            <w:r/>
-            <w:r>
-              <w:rPr>
-                <w:b w:val="0"/>
-                <w:sz w:val="22"/>
-              </w:rPr>
-              <w:t>____</w:t>
+              <w:t>mean ____</w:t>
             </w:r>
           </w:p>
         </w:tc>
@@ -10151,7 +11591,7 @@
           <w:b/>
           <w:i/>
         </w:rPr>
-        <w:t>Results for Objective 4: Usability and Approachability</w:t>
+        <w:t>Results for Objective 5: Usability and Approachability</w:t>
       </w:r>
     </w:p>
     <w:p>
@@ -10165,7 +11605,7 @@
           <w:b w:val="0"/>
           <w:i w:val="0"/>
         </w:rPr>
-        <w:t>The mean SUS score was ____ (SD ____). Approachability was rated ____ for the soft body and ____ for the rigid shell (Wilcoxon z = ____, p = ____), so H₀2 is ____ (Table 11).</w:t>
+        <w:t>Older adults gave a mean SUS score of ____ and family members ____. Approachability was rated ____ for the soft body and ____ for the rigid shell (Wilcoxon z = ____, p = ____), so H₀3 is ____ (Table 13).</w:t>
       </w:r>
     </w:p>
     <w:p>
@@ -10179,7 +11619,7 @@
           <w:b/>
           <w:i w:val="0"/>
         </w:rPr>
-        <w:t>Table 11</w:t>
+        <w:t>Table 13</w:t>
       </w:r>
     </w:p>
     <w:p>
@@ -10382,7 +11822,7 @@
                 <w:b w:val="0"/>
                 <w:sz w:val="20"/>
               </w:rPr>
-              <w:t>SUS score (0–100)</w:t>
+              <w:t>SUS, older adults (0–100)</w:t>
             </w:r>
           </w:p>
         </w:tc>
@@ -10487,7 +11927,7 @@
                 <w:b w:val="0"/>
                 <w:sz w:val="20"/>
               </w:rPr>
-              <w:t>Approachability (1–5), median</w:t>
+              <w:t>SUS, family members (0–100)</w:t>
             </w:r>
           </w:p>
         </w:tc>
@@ -10527,7 +11967,7 @@
                 <w:b w:val="0"/>
                 <w:sz w:val="20"/>
               </w:rPr>
-              <w:t>____</w:t>
+              <w:t>—</w:t>
             </w:r>
           </w:p>
         </w:tc>
@@ -10547,7 +11987,7 @@
                 <w:b w:val="0"/>
                 <w:sz w:val="20"/>
               </w:rPr>
-              <w:t>Wilcoxon z = ____</w:t>
+              <w:t>Mean ± SD</w:t>
             </w:r>
           </w:p>
         </w:tc>
@@ -10567,7 +12007,7 @@
                 <w:b w:val="0"/>
                 <w:sz w:val="20"/>
               </w:rPr>
-              <w:t>____</w:t>
+              <w:t>—</w:t>
             </w:r>
           </w:p>
         </w:tc>
@@ -10592,7 +12032,7 @@
                 <w:b w:val="0"/>
                 <w:sz w:val="20"/>
               </w:rPr>
-              <w:t>Willing to be screened again (%)</w:t>
+              <w:t>Approachability (1–5), median</w:t>
             </w:r>
           </w:p>
         </w:tc>
@@ -10652,7 +12092,7 @@
                 <w:b w:val="0"/>
                 <w:sz w:val="20"/>
               </w:rPr>
-              <w:t>—</w:t>
+              <w:t>Wilcoxon z = ____</w:t>
             </w:r>
           </w:p>
         </w:tc>
@@ -10672,7 +12112,7 @@
                 <w:b w:val="0"/>
                 <w:sz w:val="20"/>
               </w:rPr>
-              <w:t>—</w:t>
+              <w:t>____</w:t>
             </w:r>
           </w:p>
         </w:tc>
@@ -10708,7 +12148,7 @@
           <w:b/>
           <w:i/>
         </w:rPr>
-        <w:t>Results for Objective 5: Cost</w:t>
+        <w:t>Results for Objective 6: Cost</w:t>
       </w:r>
     </w:p>
     <w:p>
@@ -10722,7 +12162,7 @@
           <w:b w:val="0"/>
           <w:i w:val="0"/>
         </w:rPr>
-        <w:t>ALAGA cost PHP ____ to build and PHP ____ per day to run (Table 12).</w:t>
+        <w:t>The robot and pendant cost PHP ____ to build and PHP ____ per day to run (Table 14).</w:t>
       </w:r>
     </w:p>
     <w:p>
@@ -10736,7 +12176,7 @@
           <w:b/>
           <w:i w:val="0"/>
         </w:rPr>
-        <w:t>Table 12</w:t>
+        <w:t>Table 14</w:t>
       </w:r>
     </w:p>
     <w:p>
@@ -10852,7 +12292,7 @@
                 <w:b w:val="0"/>
                 <w:sz w:val="22"/>
               </w:rPr>
-              <w:t>Parts for one unit (Appendix A)</w:t>
+              <w:t>Robot and pendant parts (Appendix A)</w:t>
             </w:r>
           </w:p>
         </w:tc>
@@ -10897,7 +12337,7 @@
                 <w:b w:val="0"/>
                 <w:sz w:val="22"/>
               </w:rPr>
-              <w:t>Energy per 12-hour day (Wh)</w:t>
+              <w:t>Energy per day (Wh)</w:t>
             </w:r>
           </w:p>
         </w:tc>
@@ -10987,7 +12427,7 @@
                 <w:b w:val="0"/>
                 <w:sz w:val="22"/>
               </w:rPr>
-              <w:t>Screenings per battery charge</w:t>
+              <w:t>Days per battery charge</w:t>
             </w:r>
           </w:p>
         </w:tc>
@@ -11057,7 +12497,7 @@
           <w:b/>
           <w:i w:val="0"/>
         </w:rPr>
-        <w:t>Table 13</w:t>
+        <w:t>Table 15</w:t>
       </w:r>
     </w:p>
     <w:p>
@@ -11202,7 +12642,7 @@
                 <w:b w:val="0"/>
                 <w:sz w:val="22"/>
               </w:rPr>
-              <w:t>1. Agreement</w:t>
+              <w:t>1. Navigation</w:t>
             </w:r>
           </w:p>
         </w:tc>
@@ -11222,7 +12662,7 @@
                 <w:b w:val="0"/>
                 <w:sz w:val="22"/>
               </w:rPr>
-              <w:t>Bias ____ °C, ____ bpm, ____%; Arms ____%</w:t>
+              <w:t>____% correct arrivals; stop at ____ cm</w:t>
             </w:r>
           </w:p>
         </w:tc>
@@ -11242,7 +12682,7 @@
                 <w:b w:val="0"/>
                 <w:sz w:val="22"/>
               </w:rPr>
-              <w:t>H₀1 ____</w:t>
+              <w:t>—</w:t>
             </w:r>
           </w:p>
         </w:tc>
@@ -11267,7 +12707,7 @@
                 <w:b w:val="0"/>
                 <w:sz w:val="22"/>
               </w:rPr>
-              <w:t>2. Flag accuracy</w:t>
+              <w:t>2. Agreement</w:t>
             </w:r>
           </w:p>
         </w:tc>
@@ -11287,7 +12727,7 @@
                 <w:b w:val="0"/>
                 <w:sz w:val="22"/>
               </w:rPr>
-              <w:t>Sensitivity ____%, specificity ____%</w:t>
+              <w:t>Bias ____ °C, ____ bpm, ____%; Arms ____%</w:t>
             </w:r>
           </w:p>
         </w:tc>
@@ -11307,7 +12747,7 @@
                 <w:b w:val="0"/>
                 <w:sz w:val="22"/>
               </w:rPr>
-              <w:t>—</w:t>
+              <w:t>H₀1 ____</w:t>
             </w:r>
           </w:p>
         </w:tc>
@@ -11332,7 +12772,7 @@
                 <w:b w:val="0"/>
                 <w:sz w:val="22"/>
               </w:rPr>
-              <w:t>3. Screening time</w:t>
+              <w:t>3. Falls and alerts</w:t>
             </w:r>
           </w:p>
         </w:tc>
@@ -11352,7 +12792,7 @@
                 <w:b w:val="0"/>
                 <w:sz w:val="22"/>
               </w:rPr>
-              <w:t>____ s per person</w:t>
+              <w:t>Sens. ____%, spec. ____%; ____ s</w:t>
             </w:r>
           </w:p>
         </w:tc>
@@ -11372,7 +12812,7 @@
                 <w:b w:val="0"/>
                 <w:sz w:val="22"/>
               </w:rPr>
-              <w:t>—</w:t>
+              <w:t>H₀2 ____</w:t>
             </w:r>
           </w:p>
         </w:tc>
@@ -11397,7 +12837,7 @@
                 <w:b w:val="0"/>
                 <w:sz w:val="22"/>
               </w:rPr>
-              <w:t>4. Usability</w:t>
+              <w:t>4. Reminders</w:t>
             </w:r>
           </w:p>
         </w:tc>
@@ -11417,7 +12857,7 @@
                 <w:b w:val="0"/>
                 <w:sz w:val="22"/>
               </w:rPr>
-              <w:t>SUS ____; soft vs rigid p = ____</w:t>
+              <w:t>____% on time; ____% delivered</w:t>
             </w:r>
           </w:p>
         </w:tc>
@@ -11437,7 +12877,7 @@
                 <w:b w:val="0"/>
                 <w:sz w:val="22"/>
               </w:rPr>
-              <w:t>H₀2 ____</w:t>
+              <w:t>—</w:t>
             </w:r>
           </w:p>
         </w:tc>
@@ -11462,7 +12902,72 @@
                 <w:b w:val="0"/>
                 <w:sz w:val="22"/>
               </w:rPr>
-              <w:t>5. Cost</w:t>
+              <w:t>5. Usability</w:t>
+            </w:r>
+          </w:p>
+        </w:tc>
+        <w:tc>
+          <w:tcPr>
+            <w:tcW w:type="dxa" w:w="3120"/>
+          </w:tcPr>
+          <w:p>
+            <w:pPr>
+              <w:spacing w:line="240" w:lineRule="auto"/>
+              <w:ind w:firstLine="0"/>
+              <w:jc w:val="left"/>
+            </w:pPr>
+            <w:r/>
+            <w:r>
+              <w:rPr>
+                <w:b w:val="0"/>
+                <w:sz w:val="22"/>
+              </w:rPr>
+              <w:t>SUS ____; soft vs rigid p = ____</w:t>
+            </w:r>
+          </w:p>
+        </w:tc>
+        <w:tc>
+          <w:tcPr>
+            <w:tcW w:type="dxa" w:w="3120"/>
+          </w:tcPr>
+          <w:p>
+            <w:pPr>
+              <w:spacing w:line="240" w:lineRule="auto"/>
+              <w:ind w:firstLine="0"/>
+              <w:jc w:val="left"/>
+            </w:pPr>
+            <w:r/>
+            <w:r>
+              <w:rPr>
+                <w:b w:val="0"/>
+                <w:sz w:val="22"/>
+              </w:rPr>
+              <w:t>H₀3 ____</w:t>
+            </w:r>
+          </w:p>
+        </w:tc>
+      </w:tr>
+      <w:tr>
+        <w:trPr>
+          <w:cantSplit/>
+        </w:trPr>
+        <w:tc>
+          <w:tcPr>
+            <w:tcW w:type="dxa" w:w="3120"/>
+          </w:tcPr>
+          <w:p>
+            <w:pPr>
+              <w:spacing w:line="240" w:lineRule="auto"/>
+              <w:ind w:firstLine="0"/>
+              <w:jc w:val="left"/>
+            </w:pPr>
+            <w:r/>
+            <w:r>
+              <w:rPr>
+                <w:b w:val="0"/>
+                <w:sz w:val="22"/>
+              </w:rPr>
+              <w:t>6. Cost</w:t>
             </w:r>
           </w:p>
         </w:tc>
@@ -11586,7 +13091,7 @@
         </w:rPr>
         <w:t>1.</w:t>
         <w:tab/>
-        <w:t>ALAGA was built with a fan-inflated soft body, an infrared thermometer, a pulse oximeter sensor, a pain dial, and spoken prompts, all controlled by an ESP32.</w:t>
+        <w:t>ALAGA was built as a wheeled, fan-inflated soft robot with reminders, health checks, company, and family messages, together with a fall and SOS pendant.</w:t>
       </w:r>
     </w:p>
     <w:p>
@@ -11605,7 +13110,7 @@
         </w:rPr>
         <w:t>2.</w:t>
         <w:tab/>
-        <w:t>Its temperature, pulse rate, and SpO₂ readings had biases of ____ °C, ____ bpm, and ____%, with an SpO₂ Arms of ____%; H₀1 is ____.</w:t>
+        <w:t>It reached the correct station in ____% of trips and stopped ____ cm before obstacles.</w:t>
       </w:r>
     </w:p>
     <w:p>
@@ -11624,7 +13129,7 @@
         </w:rPr>
         <w:t>3.</w:t>
         <w:tab/>
-        <w:t>Its flags reached ____% sensitivity and ____% specificity.</w:t>
+        <w:t>Its readings had biases of ____ °C, ____ bpm, and ____% SpO₂, with an SpO₂ Arms of ____%; H₀1 is ____.</w:t>
       </w:r>
     </w:p>
     <w:p>
@@ -11643,7 +13148,7 @@
         </w:rPr>
         <w:t>4.</w:t>
         <w:tab/>
-        <w:t>One screening took ____ s on average.</w:t>
+        <w:t>The pendant reached ____% sensitivity and ____% specificity, and alerts arrived in ____ s; H₀2 is ____.</w:t>
       </w:r>
     </w:p>
     <w:p>
@@ -11662,7 +13167,7 @@
         </w:rPr>
         <w:t>5.</w:t>
         <w:tab/>
-        <w:t>Users gave a SUS score of ____ and rated the soft body ____ approachable than the rigid shell (p = ____); H₀2 is ____.</w:t>
+        <w:t>____% of reminders were on time, and ____% of messages reached the family.</w:t>
       </w:r>
     </w:p>
     <w:p>
@@ -11681,7 +13186,26 @@
         </w:rPr>
         <w:t>6.</w:t>
         <w:tab/>
-        <w:t>One unit cost PHP ____ to build and PHP ____ per day to run.</w:t>
+        <w:t>Older adults gave a SUS score of ____ and rated the soft body ____ approachable (p = ____); H₀3 is ____.</w:t>
+      </w:r>
+    </w:p>
+    <w:p>
+      <w:pPr>
+        <w:tabs>
+          <w:tab w:pos="1080" w:val="left"/>
+        </w:tabs>
+        <w:spacing w:after="0"/>
+        <w:ind w:left="1080" w:hanging="360"/>
+        <w:jc w:val="both"/>
+      </w:pPr>
+      <w:r>
+        <w:rPr>
+          <w:b w:val="0"/>
+          <w:i w:val="0"/>
+        </w:rPr>
+        <w:t>7.</w:t>
+        <w:tab/>
+        <w:t>The robot and pendant cost PHP ____ to build and PHP ____ per day to run.</w:t>
       </w:r>
     </w:p>
     <w:p>
@@ -11709,7 +13233,7 @@
           <w:b w:val="0"/>
           <w:i w:val="0"/>
         </w:rPr>
-        <w:t>Only healthy volunteers were screened, so few real abnormal readings were seen; fever was covered by a water-bath target and low SpO₂ only by logic test cases. Low-cost pulse oximeter sensors can read higher in people with darker skin and with cold or moving fingers. The robot was tested in a school, not in a real evacuation center, and was not tested for weeks of continuous use.</w:t>
+        <w:t>ALAGA was tested in a mock home, not in real homes over weeks. Falls were simulated by young researchers, whose falls may differ from those of older adults. A button press confirms that a reminder was heard, not that the medicine was taken. Low-cost pulse oximeter sensors can read higher in people with darker skin and cold fingers. Messages need home Wi-Fi, and the robot cannot find its way off the tape route.</w:t>
       </w:r>
     </w:p>
     <w:p>
@@ -11737,7 +13261,7 @@
           <w:b w:val="0"/>
           <w:i w:val="0"/>
         </w:rPr>
-        <w:t>Evacuation centers, barangay health stations, and school clinics in Albay can use ALAGA at the entrance to screen people while health workers attend to those it flags. Between disasters, the same unit can check students in the school clinic.</w:t>
+        <w:t>Families whose older members stay home alone during working hours can use ALAGA for reminders, company, and alerts. Barangay health workers and the Office for Senior Citizens Affairs can lend units to older adults who live alone.</w:t>
       </w:r>
     </w:p>
     <w:p>
@@ -11785,7 +13309,7 @@
         </w:rPr>
         <w:t>1.</w:t>
         <w:tab/>
-        <w:t>Run a pilot in an evacuation center with the Albay PDRRMO and the Provincial Health Office.</w:t>
+        <w:t>Run a two-week pilot in real homes with older adults who stay alone, with family and IRB consent.</w:t>
       </w:r>
     </w:p>
     <w:p>
@@ -11804,7 +13328,7 @@
         </w:rPr>
         <w:t>2.</w:t>
         <w:tab/>
-        <w:t>Replace the MAX30102 with a medical-grade oximeter module and test across skin tones.</w:t>
+        <w:t>Add an automatic charging dock and battery-level reports.</w:t>
       </w:r>
     </w:p>
     <w:p>
@@ -11823,7 +13347,7 @@
         </w:rPr>
         <w:t>3.</w:t>
         <w:tab/>
-        <w:t>Add blood pressure and respiratory rate, and send flagged results to the health worker's phone.</w:t>
+        <w:t>Add a 4G modem for homes without Wi-Fi, and a pill box that opens only at the scheduled time.</w:t>
       </w:r>
     </w:p>
     <w:p>
@@ -11842,7 +13366,7 @@
         </w:rPr>
         <w:t>4.</w:t>
         <w:tab/>
-        <w:t>Add voice prompts in Bikol and a simple speech-recognition pain score for people who cannot turn the dial.</w:t>
+        <w:t>Test the fall pendant with data from real falls of older adults in partnership with a hospital.</w:t>
       </w:r>
     </w:p>
     <w:p>
@@ -11861,7 +13385,7 @@
         </w:rPr>
         <w:t>5.</w:t>
         <w:tab/>
-        <w:t>Test the fabric and fan for dust and ash, and add a washable cover.</w:t>
+        <w:t>Add prompts in Bikol and simple voice commands.</w:t>
       </w:r>
     </w:p>
     <w:p>
@@ -11918,6 +13442,20 @@
           <w:b w:val="0"/>
           <w:i w:val="0"/>
         </w:rPr>
+        <w:t>Bourke, A. K., O'Brien, J. V., &amp; Lyons, G. M. (2007). Evaluation of a threshold-based tri-axial accelerometer fall detection algorithm. Gait &amp; Posture, 26(2), 194–199. https://doi.org/10.1016/j.gaitpost.2006.09.012</w:t>
+      </w:r>
+    </w:p>
+    <w:p>
+      <w:pPr>
+        <w:spacing w:after="0"/>
+        <w:ind w:left="720" w:hanging="720"/>
+        <w:jc w:val="left"/>
+      </w:pPr>
+      <w:r>
+        <w:rPr>
+          <w:b w:val="0"/>
+          <w:i w:val="0"/>
+        </w:rPr>
         <w:t>Broadbent, E., Stafford, R., &amp; MacDonald, B. (2009). Acceptance of healthcare robots for the older population: Review and future directions. International Journal of Social Robotics, 1(4), 319–330. https://doi.org/10.1007/s12369-009-0030-6</w:t>
       </w:r>
     </w:p>
@@ -11946,20 +13484,6 @@
           <w:b w:val="0"/>
           <w:i w:val="0"/>
         </w:rPr>
-        <w:t>DZRH. (2026). Pre-emptive evacuation ordered as Mayon Volcano raised to Alert Level 3. https://www.dzrh.com.ph/post/pre-emptive-evacuation-ordered-as-mayon-volcano-raised-to-alert-level-3</w:t>
-      </w:r>
-    </w:p>
-    <w:p>
-      <w:pPr>
-        <w:spacing w:after="0"/>
-        <w:ind w:left="720" w:hanging="720"/>
-        <w:jc w:val="left"/>
-      </w:pPr>
-      <w:r>
-        <w:rPr>
-          <w:b w:val="0"/>
-          <w:i w:val="0"/>
-        </w:rPr>
         <w:t>Espressif Systems. (n.d.). ESP32 series datasheet. https://www.espressif.com</w:t>
       </w:r>
     </w:p>
@@ -12030,20 +13554,6 @@
           <w:b w:val="0"/>
           <w:i w:val="0"/>
         </w:rPr>
-        <w:t>Horwell, C. J., &amp; Baxter, P. J. (2006). The respiratory health hazards of volcanic ash: A review for volcanic risk mitigation. Bulletin of Volcanology, 69(1), 1–24. https://doi.org/10.1007/s00445-006-0052-y</w:t>
-      </w:r>
-    </w:p>
-    <w:p>
-      <w:pPr>
-        <w:spacing w:after="0"/>
-        <w:ind w:left="720" w:hanging="720"/>
-        <w:jc w:val="left"/>
-      </w:pPr>
-      <w:r>
-        <w:rPr>
-          <w:b w:val="0"/>
-          <w:i w:val="0"/>
-        </w:rPr>
         <w:t>International Organization for Standardization. (2017a). Medical electrical equipment — Part 2-56: Particular requirements for basic safety and essential performance of clinical thermometers for body temperature measurement (ISO Standard No. 80601-2-56:2017).</w:t>
       </w:r>
     </w:p>
@@ -12086,20 +13596,6 @@
           <w:b w:val="0"/>
           <w:i w:val="0"/>
         </w:rPr>
-        <w:t>Khaosod English. (2026, May 4). More than 300 families evacuate in Philippines due to ashfall from volcano. https://www.khaosodenglish.com/news/asean/2026/05/04/more-than-300-families-evacuate-in-philippines-due-to-ashfall-from-volcano/</w:t>
-      </w:r>
-    </w:p>
-    <w:p>
-      <w:pPr>
-        <w:spacing w:after="0"/>
-        <w:ind w:left="720" w:hanging="720"/>
-        <w:jc w:val="left"/>
-      </w:pPr>
-      <w:r>
-        <w:rPr>
-          <w:b w:val="0"/>
-          <w:i w:val="0"/>
-        </w:rPr>
         <w:t>Maxim Integrated. (n.d.). MAX30102: High-sensitivity pulse oximeter and heart-rate sensor for wearable health [Data sheet].</w:t>
       </w:r>
     </w:p>
@@ -12142,6 +13638,34 @@
           <w:b w:val="0"/>
           <w:i w:val="0"/>
         </w:rPr>
+        <w:t>Pu, L., Moyle, W., Jones, C., &amp; Todorovic, M. (2019). The effectiveness of social robots for older adults: A systematic review and meta-analysis of randomized controlled studies. The Gerontologist, 59(1), e37–e51. https://doi.org/10.1093/geront/gny046</w:t>
+      </w:r>
+    </w:p>
+    <w:p>
+      <w:pPr>
+        <w:spacing w:after="0"/>
+        <w:ind w:left="720" w:hanging="720"/>
+        <w:jc w:val="left"/>
+      </w:pPr>
+      <w:r>
+        <w:rPr>
+          <w:b w:val="0"/>
+          <w:i w:val="0"/>
+        </w:rPr>
+        <w:t>Republic Act No. 9994. (2010). Expanded Senior Citizens Act of 2010. Congress of the Philippines.</w:t>
+      </w:r>
+    </w:p>
+    <w:p>
+      <w:pPr>
+        <w:spacing w:after="0"/>
+        <w:ind w:left="720" w:hanging="720"/>
+        <w:jc w:val="left"/>
+      </w:pPr>
+      <w:r>
+        <w:rPr>
+          <w:b w:val="0"/>
+          <w:i w:val="0"/>
+        </w:rPr>
         <w:t>Rus, D., &amp; Tolley, M. T. (2015). Design, fabrication and control of soft robots. Nature, 521(7553), 467–475. https://doi.org/10.1038/nature14543</w:t>
       </w:r>
     </w:p>
@@ -12170,7 +13694,49 @@
           <w:b w:val="0"/>
           <w:i w:val="0"/>
         </w:rPr>
+        <w:t>Wada, K., &amp; Shibata, T. (2007). Living with seal robots—Its sociopsychological and physiological influences on the elderly at a care house. IEEE Transactions on Robotics, 23(5), 972–980. https://doi.org/10.1109/TRO.2007.906261</w:t>
+      </w:r>
+    </w:p>
+    <w:p>
+      <w:pPr>
+        <w:spacing w:after="0"/>
+        <w:ind w:left="720" w:hanging="720"/>
+        <w:jc w:val="left"/>
+      </w:pPr>
+      <w:r>
+        <w:rPr>
+          <w:b w:val="0"/>
+          <w:i w:val="0"/>
+        </w:rPr>
+        <w:t>World Health Organization. (2003). Adherence to long-term therapies: Evidence for action.</w:t>
+      </w:r>
+    </w:p>
+    <w:p>
+      <w:pPr>
+        <w:spacing w:after="0"/>
+        <w:ind w:left="720" w:hanging="720"/>
+        <w:jc w:val="left"/>
+      </w:pPr>
+      <w:r>
+        <w:rPr>
+          <w:b w:val="0"/>
+          <w:i w:val="0"/>
+        </w:rPr>
         <w:t>World Health Organization. (2011). Pulse oximetry training manual. WHO Patient Safety.</w:t>
+      </w:r>
+    </w:p>
+    <w:p>
+      <w:pPr>
+        <w:spacing w:after="0"/>
+        <w:ind w:left="720" w:hanging="720"/>
+        <w:jc w:val="left"/>
+      </w:pPr>
+      <w:r>
+        <w:rPr>
+          <w:b w:val="0"/>
+          <w:i w:val="0"/>
+        </w:rPr>
+        <w:t>World Health Organization. (2021, April 26). Falls [Fact sheet]. https://www.who.int/news-room/fact-sheets/detail/falls</w:t>
       </w:r>
     </w:p>
     <w:p>
@@ -12227,7 +13793,7 @@
           <w:b/>
           <w:i w:val="0"/>
         </w:rPr>
-        <w:t>Table 14</w:t>
+        <w:t>Table 16</w:t>
       </w:r>
     </w:p>
     <w:p>
@@ -12486,7 +14052,7 @@
                 <w:b w:val="0"/>
                 <w:sz w:val="20"/>
               </w:rPr>
-              <w:t>Seam tape, zipper, thread, hose clamp</w:t>
+              <w:t>Seam tape, zipper, thread, felt</w:t>
             </w:r>
           </w:p>
         </w:tc>
@@ -12656,7 +14222,7 @@
                 <w:b w:val="0"/>
                 <w:sz w:val="20"/>
               </w:rPr>
-              <w:t>ESP32 development board</w:t>
+              <w:t>12 V JGA25-370 geared motor with bracket</w:t>
             </w:r>
           </w:p>
         </w:tc>
@@ -12676,7 +14242,7 @@
                 <w:b w:val="0"/>
                 <w:sz w:val="20"/>
               </w:rPr>
-              <w:t>1</w:t>
+              <w:t>2</w:t>
             </w:r>
           </w:p>
         </w:tc>
@@ -12696,7 +14262,7 @@
                 <w:b w:val="0"/>
                 <w:sz w:val="20"/>
               </w:rPr>
-              <w:t>380</w:t>
+              <w:t>350</w:t>
             </w:r>
           </w:p>
         </w:tc>
@@ -12716,7 +14282,7 @@
                 <w:b w:val="0"/>
                 <w:sz w:val="20"/>
               </w:rPr>
-              <w:t>380</w:t>
+              <w:t>700</w:t>
             </w:r>
           </w:p>
         </w:tc>
@@ -12741,7 +14307,7 @@
                 <w:b w:val="0"/>
                 <w:sz w:val="20"/>
               </w:rPr>
-              <w:t>MLX90614 (GY-906) module</w:t>
+              <w:t>65-mm wheels with couplers (pair); 2-in caster</w:t>
             </w:r>
           </w:p>
         </w:tc>
@@ -12761,7 +14327,7 @@
                 <w:b w:val="0"/>
                 <w:sz w:val="20"/>
               </w:rPr>
-              <w:t>1</w:t>
+              <w:t>1 set</w:t>
             </w:r>
           </w:p>
         </w:tc>
@@ -12781,7 +14347,7 @@
                 <w:b w:val="0"/>
                 <w:sz w:val="20"/>
               </w:rPr>
-              <w:t>550</w:t>
+              <w:t>210</w:t>
             </w:r>
           </w:p>
         </w:tc>
@@ -12801,7 +14367,7 @@
                 <w:b w:val="0"/>
                 <w:sz w:val="20"/>
               </w:rPr>
-              <w:t>550</w:t>
+              <w:t>210</w:t>
             </w:r>
           </w:p>
         </w:tc>
@@ -12826,7 +14392,7 @@
                 <w:b w:val="0"/>
                 <w:sz w:val="20"/>
               </w:rPr>
-              <w:t>MAX30102 module</w:t>
+              <w:t>L298N motor driver</w:t>
             </w:r>
           </w:p>
         </w:tc>
@@ -12866,7 +14432,7 @@
                 <w:b w:val="0"/>
                 <w:sz w:val="20"/>
               </w:rPr>
-              <w:t>180</w:t>
+              <w:t>120</w:t>
             </w:r>
           </w:p>
         </w:tc>
@@ -12886,7 +14452,7 @@
                 <w:b w:val="0"/>
                 <w:sz w:val="20"/>
               </w:rPr>
-              <w:t>180</w:t>
+              <w:t>120</w:t>
             </w:r>
           </w:p>
         </w:tc>
@@ -12911,7 +14477,7 @@
                 <w:b w:val="0"/>
                 <w:sz w:val="20"/>
               </w:rPr>
-              <w:t>HC-SR04 ultrasonic sensor</w:t>
+              <w:t>5-channel line sensor; 2 bumper microswitches</w:t>
             </w:r>
           </w:p>
         </w:tc>
@@ -12931,7 +14497,7 @@
                 <w:b w:val="0"/>
                 <w:sz w:val="20"/>
               </w:rPr>
-              <w:t>1</w:t>
+              <w:t>1 set</w:t>
             </w:r>
           </w:p>
         </w:tc>
@@ -12951,7 +14517,7 @@
                 <w:b w:val="0"/>
                 <w:sz w:val="20"/>
               </w:rPr>
-              <w:t>70</w:t>
+              <w:t>220</w:t>
             </w:r>
           </w:p>
         </w:tc>
@@ -12971,7 +14537,7 @@
                 <w:b w:val="0"/>
                 <w:sz w:val="20"/>
               </w:rPr>
-              <w:t>70</w:t>
+              <w:t>220</w:t>
             </w:r>
           </w:p>
         </w:tc>
@@ -12996,7 +14562,7 @@
                 <w:b w:val="0"/>
                 <w:sz w:val="20"/>
               </w:rPr>
-              <w:t>0.96-in OLED display</w:t>
+              <w:t>ESP32 development board</w:t>
             </w:r>
           </w:p>
         </w:tc>
@@ -13036,7 +14602,7 @@
                 <w:b w:val="0"/>
                 <w:sz w:val="20"/>
               </w:rPr>
-              <w:t>180</w:t>
+              <w:t>380</w:t>
             </w:r>
           </w:p>
         </w:tc>
@@ -13056,7 +14622,7 @@
                 <w:b w:val="0"/>
                 <w:sz w:val="20"/>
               </w:rPr>
-              <w:t>180</w:t>
+              <w:t>380</w:t>
             </w:r>
           </w:p>
         </w:tc>
@@ -13081,7 +14647,7 @@
                 <w:b w:val="0"/>
                 <w:sz w:val="20"/>
               </w:rPr>
-              <w:t>DFPlayer Mini with 8 GB microSD</w:t>
+              <w:t>MLX90614 (GY-906) module</w:t>
             </w:r>
           </w:p>
         </w:tc>
@@ -13121,7 +14687,7 @@
                 <w:b w:val="0"/>
                 <w:sz w:val="20"/>
               </w:rPr>
-              <w:t>300</w:t>
+              <w:t>550</w:t>
             </w:r>
           </w:p>
         </w:tc>
@@ -13141,7 +14707,7 @@
                 <w:b w:val="0"/>
                 <w:sz w:val="20"/>
               </w:rPr>
-              <w:t>300</w:t>
+              <w:t>550</w:t>
             </w:r>
           </w:p>
         </w:tc>
@@ -13166,7 +14732,7 @@
                 <w:b w:val="0"/>
                 <w:sz w:val="20"/>
               </w:rPr>
-              <w:t>3 W 4 Ω speaker</w:t>
+              <w:t>MAX30102 module</w:t>
             </w:r>
           </w:p>
         </w:tc>
@@ -13206,7 +14772,7 @@
                 <w:b w:val="0"/>
                 <w:sz w:val="20"/>
               </w:rPr>
-              <w:t>80</w:t>
+              <w:t>180</w:t>
             </w:r>
           </w:p>
         </w:tc>
@@ -13226,7 +14792,7 @@
                 <w:b w:val="0"/>
                 <w:sz w:val="20"/>
               </w:rPr>
-              <w:t>80</w:t>
+              <w:t>180</w:t>
             </w:r>
           </w:p>
         </w:tc>
@@ -13251,7 +14817,7 @@
                 <w:b w:val="0"/>
                 <w:sz w:val="20"/>
               </w:rPr>
-              <w:t>KY-037 sound sensor, button, 10 kΩ dial</w:t>
+              <w:t>HC-SR04 ultrasonic sensor</w:t>
             </w:r>
           </w:p>
         </w:tc>
@@ -13271,7 +14837,7 @@
                 <w:b w:val="0"/>
                 <w:sz w:val="20"/>
               </w:rPr>
-              <w:t>1 set</w:t>
+              <w:t>1</w:t>
             </w:r>
           </w:p>
         </w:tc>
@@ -13291,7 +14857,7 @@
                 <w:b w:val="0"/>
                 <w:sz w:val="20"/>
               </w:rPr>
-              <w:t>160</w:t>
+              <w:t>70</w:t>
             </w:r>
           </w:p>
         </w:tc>
@@ -13311,7 +14877,7 @@
                 <w:b w:val="0"/>
                 <w:sz w:val="20"/>
               </w:rPr>
-              <w:t>160</w:t>
+              <w:t>70</w:t>
             </w:r>
           </w:p>
         </w:tc>
@@ -13336,7 +14902,7 @@
                 <w:b w:val="0"/>
                 <w:sz w:val="20"/>
               </w:rPr>
-              <w:t>12 V 7 Ah SLA battery</w:t>
+              <w:t>0.96-in OLED display</w:t>
             </w:r>
           </w:p>
         </w:tc>
@@ -13376,7 +14942,7 @@
                 <w:b w:val="0"/>
                 <w:sz w:val="20"/>
               </w:rPr>
-              <w:t>650</w:t>
+              <w:t>180</w:t>
             </w:r>
           </w:p>
         </w:tc>
@@ -13396,7 +14962,7 @@
                 <w:b w:val="0"/>
                 <w:sz w:val="20"/>
               </w:rPr>
-              <w:t>650</w:t>
+              <w:t>180</w:t>
             </w:r>
           </w:p>
         </w:tc>
@@ -13421,7 +14987,7 @@
                 <w:b w:val="0"/>
                 <w:sz w:val="20"/>
               </w:rPr>
-              <w:t>LM2596 regulator, D4184 module, fuse, switch</w:t>
+              <w:t>DFPlayer Mini, 8 GB microSD, 3 W speaker</w:t>
             </w:r>
           </w:p>
         </w:tc>
@@ -13461,7 +15027,7 @@
                 <w:b w:val="0"/>
                 <w:sz w:val="20"/>
               </w:rPr>
-              <w:t>180</w:t>
+              <w:t>380</w:t>
             </w:r>
           </w:p>
         </w:tc>
@@ -13481,7 +15047,7 @@
                 <w:b w:val="0"/>
                 <w:sz w:val="20"/>
               </w:rPr>
-              <w:t>180</w:t>
+              <w:t>380</w:t>
             </w:r>
           </w:p>
         </w:tc>
@@ -13506,7 +15072,7 @@
                 <w:b w:val="0"/>
                 <w:sz w:val="20"/>
               </w:rPr>
-              <w:t>Wires, perfboard, plywood base, box</w:t>
+              <w:t>KY-037 sound sensor, button, 10 kΩ dial</w:t>
             </w:r>
           </w:p>
         </w:tc>
@@ -13526,7 +15092,7 @@
                 <w:b w:val="0"/>
                 <w:sz w:val="20"/>
               </w:rPr>
-              <w:t>1 lot</w:t>
+              <w:t>1 set</w:t>
             </w:r>
           </w:p>
         </w:tc>
@@ -13546,7 +15112,7 @@
                 <w:b w:val="0"/>
                 <w:sz w:val="20"/>
               </w:rPr>
-              <w:t>550</w:t>
+              <w:t>160</w:t>
             </w:r>
           </w:p>
         </w:tc>
@@ -13566,7 +15132,7 @@
                 <w:b w:val="0"/>
                 <w:sz w:val="20"/>
               </w:rPr>
-              <w:t>550</w:t>
+              <w:t>160</w:t>
             </w:r>
           </w:p>
         </w:tc>
@@ -13591,7 +15157,7 @@
                 <w:b w:val="0"/>
                 <w:sz w:val="20"/>
               </w:rPr>
-              <w:t>Rigid shell for the usability test</w:t>
+              <w:t>12 V 7 Ah SLA battery</w:t>
             </w:r>
           </w:p>
         </w:tc>
@@ -13631,7 +15197,7 @@
                 <w:b w:val="0"/>
                 <w:sz w:val="20"/>
               </w:rPr>
-              <w:t>300</w:t>
+              <w:t>650</w:t>
             </w:r>
           </w:p>
         </w:tc>
@@ -13651,7 +15217,7 @@
                 <w:b w:val="0"/>
                 <w:sz w:val="20"/>
               </w:rPr>
-              <w:t>300</w:t>
+              <w:t>650</w:t>
             </w:r>
           </w:p>
         </w:tc>
@@ -13676,7 +15242,7 @@
                 <w:b w:val="0"/>
                 <w:sz w:val="20"/>
               </w:rPr>
-              <w:t>70% alcohol, wipes, data sheets</w:t>
+              <w:t>LM2596, D4184 module, fuse, switch, diode</w:t>
             </w:r>
           </w:p>
         </w:tc>
@@ -13696,7 +15262,7 @@
                 <w:b w:val="0"/>
                 <w:sz w:val="20"/>
               </w:rPr>
-              <w:t>1 lot</w:t>
+              <w:t>1 set</w:t>
             </w:r>
           </w:p>
         </w:tc>
@@ -13716,7 +15282,7 @@
                 <w:b w:val="0"/>
                 <w:sz w:val="20"/>
               </w:rPr>
-              <w:t>150</w:t>
+              <w:t>180</w:t>
             </w:r>
           </w:p>
         </w:tc>
@@ -13736,7 +15302,7 @@
                 <w:b w:val="0"/>
                 <w:sz w:val="20"/>
               </w:rPr>
-              <w:t>150</w:t>
+              <w:t>180</w:t>
             </w:r>
           </w:p>
         </w:tc>
@@ -13758,6 +15324,431 @@
             <w:r/>
             <w:r>
               <w:rPr>
+                <w:b w:val="0"/>
+                <w:sz w:val="20"/>
+              </w:rPr>
+              <w:t>Pendant: ESP32-C3, MPU6050, LiPo, TP4056, buzzer, case</w:t>
+            </w:r>
+          </w:p>
+        </w:tc>
+        <w:tc>
+          <w:tcPr>
+            <w:tcW w:type="dxa" w:w="2340"/>
+          </w:tcPr>
+          <w:p>
+            <w:pPr>
+              <w:spacing w:line="240" w:lineRule="auto"/>
+              <w:ind w:firstLine="0"/>
+              <w:jc w:val="left"/>
+            </w:pPr>
+            <w:r/>
+            <w:r>
+              <w:rPr>
+                <w:b w:val="0"/>
+                <w:sz w:val="20"/>
+              </w:rPr>
+              <w:t>1 set</w:t>
+            </w:r>
+          </w:p>
+        </w:tc>
+        <w:tc>
+          <w:tcPr>
+            <w:tcW w:type="dxa" w:w="2340"/>
+          </w:tcPr>
+          <w:p>
+            <w:pPr>
+              <w:spacing w:line="240" w:lineRule="auto"/>
+              <w:ind w:firstLine="0"/>
+              <w:jc w:val="left"/>
+            </w:pPr>
+            <w:r/>
+            <w:r>
+              <w:rPr>
+                <w:b w:val="0"/>
+                <w:sz w:val="20"/>
+              </w:rPr>
+              <w:t>600</w:t>
+            </w:r>
+          </w:p>
+        </w:tc>
+        <w:tc>
+          <w:tcPr>
+            <w:tcW w:type="dxa" w:w="2340"/>
+          </w:tcPr>
+          <w:p>
+            <w:pPr>
+              <w:spacing w:line="240" w:lineRule="auto"/>
+              <w:ind w:firstLine="0"/>
+              <w:jc w:val="left"/>
+            </w:pPr>
+            <w:r/>
+            <w:r>
+              <w:rPr>
+                <w:b w:val="0"/>
+                <w:sz w:val="20"/>
+              </w:rPr>
+              <w:t>600</w:t>
+            </w:r>
+          </w:p>
+        </w:tc>
+      </w:tr>
+      <w:tr>
+        <w:trPr>
+          <w:cantSplit/>
+        </w:trPr>
+        <w:tc>
+          <w:tcPr>
+            <w:tcW w:type="dxa" w:w="2340"/>
+          </w:tcPr>
+          <w:p>
+            <w:pPr>
+              <w:spacing w:line="240" w:lineRule="auto"/>
+              <w:ind w:firstLine="0"/>
+              <w:jc w:val="left"/>
+            </w:pPr>
+            <w:r/>
+            <w:r>
+              <w:rPr>
+                <w:b w:val="0"/>
+                <w:sz w:val="20"/>
+              </w:rPr>
+              <w:t>Wires, perfboard, chest box, plywood, PVC, screws</w:t>
+            </w:r>
+          </w:p>
+        </w:tc>
+        <w:tc>
+          <w:tcPr>
+            <w:tcW w:type="dxa" w:w="2340"/>
+          </w:tcPr>
+          <w:p>
+            <w:pPr>
+              <w:spacing w:line="240" w:lineRule="auto"/>
+              <w:ind w:firstLine="0"/>
+              <w:jc w:val="left"/>
+            </w:pPr>
+            <w:r/>
+            <w:r>
+              <w:rPr>
+                <w:b w:val="0"/>
+                <w:sz w:val="20"/>
+              </w:rPr>
+              <w:t>1 lot</w:t>
+            </w:r>
+          </w:p>
+        </w:tc>
+        <w:tc>
+          <w:tcPr>
+            <w:tcW w:type="dxa" w:w="2340"/>
+          </w:tcPr>
+          <w:p>
+            <w:pPr>
+              <w:spacing w:line="240" w:lineRule="auto"/>
+              <w:ind w:firstLine="0"/>
+              <w:jc w:val="left"/>
+            </w:pPr>
+            <w:r/>
+            <w:r>
+              <w:rPr>
+                <w:b w:val="0"/>
+                <w:sz w:val="20"/>
+              </w:rPr>
+              <w:t>550</w:t>
+            </w:r>
+          </w:p>
+        </w:tc>
+        <w:tc>
+          <w:tcPr>
+            <w:tcW w:type="dxa" w:w="2340"/>
+          </w:tcPr>
+          <w:p>
+            <w:pPr>
+              <w:spacing w:line="240" w:lineRule="auto"/>
+              <w:ind w:firstLine="0"/>
+              <w:jc w:val="left"/>
+            </w:pPr>
+            <w:r/>
+            <w:r>
+              <w:rPr>
+                <w:b w:val="0"/>
+                <w:sz w:val="20"/>
+              </w:rPr>
+              <w:t>550</w:t>
+            </w:r>
+          </w:p>
+        </w:tc>
+      </w:tr>
+      <w:tr>
+        <w:trPr>
+          <w:cantSplit/>
+        </w:trPr>
+        <w:tc>
+          <w:tcPr>
+            <w:tcW w:type="dxa" w:w="2340"/>
+          </w:tcPr>
+          <w:p>
+            <w:pPr>
+              <w:spacing w:line="240" w:lineRule="auto"/>
+              <w:ind w:firstLine="0"/>
+              <w:jc w:val="left"/>
+            </w:pPr>
+            <w:r/>
+            <w:r>
+              <w:rPr>
+                <w:b w:val="0"/>
+                <w:sz w:val="20"/>
+              </w:rPr>
+              <w:t>Black electrical tape, 19 mm</w:t>
+            </w:r>
+          </w:p>
+        </w:tc>
+        <w:tc>
+          <w:tcPr>
+            <w:tcW w:type="dxa" w:w="2340"/>
+          </w:tcPr>
+          <w:p>
+            <w:pPr>
+              <w:spacing w:line="240" w:lineRule="auto"/>
+              <w:ind w:firstLine="0"/>
+              <w:jc w:val="left"/>
+            </w:pPr>
+            <w:r/>
+            <w:r>
+              <w:rPr>
+                <w:b w:val="0"/>
+                <w:sz w:val="20"/>
+              </w:rPr>
+              <w:t>3 rolls</w:t>
+            </w:r>
+          </w:p>
+        </w:tc>
+        <w:tc>
+          <w:tcPr>
+            <w:tcW w:type="dxa" w:w="2340"/>
+          </w:tcPr>
+          <w:p>
+            <w:pPr>
+              <w:spacing w:line="240" w:lineRule="auto"/>
+              <w:ind w:firstLine="0"/>
+              <w:jc w:val="left"/>
+            </w:pPr>
+            <w:r/>
+            <w:r>
+              <w:rPr>
+                <w:b w:val="0"/>
+                <w:sz w:val="20"/>
+              </w:rPr>
+              <w:t>40</w:t>
+            </w:r>
+          </w:p>
+        </w:tc>
+        <w:tc>
+          <w:tcPr>
+            <w:tcW w:type="dxa" w:w="2340"/>
+          </w:tcPr>
+          <w:p>
+            <w:pPr>
+              <w:spacing w:line="240" w:lineRule="auto"/>
+              <w:ind w:firstLine="0"/>
+              <w:jc w:val="left"/>
+            </w:pPr>
+            <w:r/>
+            <w:r>
+              <w:rPr>
+                <w:b w:val="0"/>
+                <w:sz w:val="20"/>
+              </w:rPr>
+              <w:t>120</w:t>
+            </w:r>
+          </w:p>
+        </w:tc>
+      </w:tr>
+      <w:tr>
+        <w:trPr>
+          <w:cantSplit/>
+        </w:trPr>
+        <w:tc>
+          <w:tcPr>
+            <w:tcW w:type="dxa" w:w="2340"/>
+          </w:tcPr>
+          <w:p>
+            <w:pPr>
+              <w:spacing w:line="240" w:lineRule="auto"/>
+              <w:ind w:firstLine="0"/>
+              <w:jc w:val="left"/>
+            </w:pPr>
+            <w:r/>
+            <w:r>
+              <w:rPr>
+                <w:b w:val="0"/>
+                <w:sz w:val="20"/>
+              </w:rPr>
+              <w:t>Rigid shell for the usability test</w:t>
+            </w:r>
+          </w:p>
+        </w:tc>
+        <w:tc>
+          <w:tcPr>
+            <w:tcW w:type="dxa" w:w="2340"/>
+          </w:tcPr>
+          <w:p>
+            <w:pPr>
+              <w:spacing w:line="240" w:lineRule="auto"/>
+              <w:ind w:firstLine="0"/>
+              <w:jc w:val="left"/>
+            </w:pPr>
+            <w:r/>
+            <w:r>
+              <w:rPr>
+                <w:b w:val="0"/>
+                <w:sz w:val="20"/>
+              </w:rPr>
+              <w:t>1</w:t>
+            </w:r>
+          </w:p>
+        </w:tc>
+        <w:tc>
+          <w:tcPr>
+            <w:tcW w:type="dxa" w:w="2340"/>
+          </w:tcPr>
+          <w:p>
+            <w:pPr>
+              <w:spacing w:line="240" w:lineRule="auto"/>
+              <w:ind w:firstLine="0"/>
+              <w:jc w:val="left"/>
+            </w:pPr>
+            <w:r/>
+            <w:r>
+              <w:rPr>
+                <w:b w:val="0"/>
+                <w:sz w:val="20"/>
+              </w:rPr>
+              <w:t>300</w:t>
+            </w:r>
+          </w:p>
+        </w:tc>
+        <w:tc>
+          <w:tcPr>
+            <w:tcW w:type="dxa" w:w="2340"/>
+          </w:tcPr>
+          <w:p>
+            <w:pPr>
+              <w:spacing w:line="240" w:lineRule="auto"/>
+              <w:ind w:firstLine="0"/>
+              <w:jc w:val="left"/>
+            </w:pPr>
+            <w:r/>
+            <w:r>
+              <w:rPr>
+                <w:b w:val="0"/>
+                <w:sz w:val="20"/>
+              </w:rPr>
+              <w:t>300</w:t>
+            </w:r>
+          </w:p>
+        </w:tc>
+      </w:tr>
+      <w:tr>
+        <w:trPr>
+          <w:cantSplit/>
+        </w:trPr>
+        <w:tc>
+          <w:tcPr>
+            <w:tcW w:type="dxa" w:w="2340"/>
+          </w:tcPr>
+          <w:p>
+            <w:pPr>
+              <w:spacing w:line="240" w:lineRule="auto"/>
+              <w:ind w:firstLine="0"/>
+              <w:jc w:val="left"/>
+            </w:pPr>
+            <w:r/>
+            <w:r>
+              <w:rPr>
+                <w:b w:val="0"/>
+                <w:sz w:val="20"/>
+              </w:rPr>
+              <w:t>70% alcohol, wipes, data sheets</w:t>
+            </w:r>
+          </w:p>
+        </w:tc>
+        <w:tc>
+          <w:tcPr>
+            <w:tcW w:type="dxa" w:w="2340"/>
+          </w:tcPr>
+          <w:p>
+            <w:pPr>
+              <w:spacing w:line="240" w:lineRule="auto"/>
+              <w:ind w:firstLine="0"/>
+              <w:jc w:val="left"/>
+            </w:pPr>
+            <w:r/>
+            <w:r>
+              <w:rPr>
+                <w:b w:val="0"/>
+                <w:sz w:val="20"/>
+              </w:rPr>
+              <w:t>1 lot</w:t>
+            </w:r>
+          </w:p>
+        </w:tc>
+        <w:tc>
+          <w:tcPr>
+            <w:tcW w:type="dxa" w:w="2340"/>
+          </w:tcPr>
+          <w:p>
+            <w:pPr>
+              <w:spacing w:line="240" w:lineRule="auto"/>
+              <w:ind w:firstLine="0"/>
+              <w:jc w:val="left"/>
+            </w:pPr>
+            <w:r/>
+            <w:r>
+              <w:rPr>
+                <w:b w:val="0"/>
+                <w:sz w:val="20"/>
+              </w:rPr>
+              <w:t>150</w:t>
+            </w:r>
+          </w:p>
+        </w:tc>
+        <w:tc>
+          <w:tcPr>
+            <w:tcW w:type="dxa" w:w="2340"/>
+          </w:tcPr>
+          <w:p>
+            <w:pPr>
+              <w:spacing w:line="240" w:lineRule="auto"/>
+              <w:ind w:firstLine="0"/>
+              <w:jc w:val="left"/>
+            </w:pPr>
+            <w:r/>
+            <w:r>
+              <w:rPr>
+                <w:b w:val="0"/>
+                <w:sz w:val="20"/>
+              </w:rPr>
+              <w:t>150</w:t>
+            </w:r>
+          </w:p>
+        </w:tc>
+      </w:tr>
+      <w:tr>
+        <w:trPr>
+          <w:cantSplit/>
+        </w:trPr>
+        <w:tc>
+          <w:tcPr>
+            <w:tcW w:type="dxa" w:w="2340"/>
+          </w:tcPr>
+          <w:p>
+            <w:pPr>
+              <w:spacing w:line="240" w:lineRule="auto"/>
+              <w:ind w:firstLine="0"/>
+              <w:jc w:val="left"/>
+            </w:pPr>
+            <w:r/>
+            <w:r>
+              <w:rPr>
                 <w:b/>
                 <w:sz w:val="20"/>
               </w:rPr>
@@ -13819,7 +15810,7 @@
                 <w:b/>
                 <w:sz w:val="20"/>
               </w:rPr>
-              <w:t>4,630</w:t>
+              <w:t>6,600</w:t>
             </w:r>
           </w:p>
         </w:tc>
@@ -13870,7 +15861,7 @@
           <w:b/>
           <w:i w:val="0"/>
         </w:rPr>
-        <w:t>Table 15</w:t>
+        <w:t>Table 17</w:t>
       </w:r>
     </w:p>
     <w:p>
@@ -13884,7 +15875,944 @@
           <w:b w:val="0"/>
           <w:i/>
         </w:rPr>
-        <w:t>Raw Data Sheet for Volunteer Screenings</w:t>
+        <w:t>Raw Data Sheet for Navigation Trials</w:t>
+      </w:r>
+    </w:p>
+    <w:tbl>
+      <w:tblPr>
+        <w:tblW w:type="auto" w:w="0"/>
+        <w:jc w:val="center"/>
+        <w:tblLook w:firstColumn="1" w:firstRow="1" w:lastColumn="0" w:lastRow="0" w:noHBand="0" w:noVBand="1" w:val="04A0"/>
+        <w:tblBorders>
+          <w:top w:val="single" w:sz="8" w:color="000000"/>
+          <w:left w:val="nil"/>
+          <w:bottom w:val="single" w:sz="8" w:color="000000"/>
+          <w:right w:val="nil"/>
+          <w:insideH w:val="nil"/>
+          <w:insideV w:val="nil"/>
+        </w:tblBorders>
+      </w:tblPr>
+      <w:tblGrid>
+        <w:gridCol w:w="1170"/>
+        <w:gridCol w:w="1170"/>
+        <w:gridCol w:w="1170"/>
+        <w:gridCol w:w="1170"/>
+        <w:gridCol w:w="1170"/>
+        <w:gridCol w:w="1170"/>
+        <w:gridCol w:w="1170"/>
+        <w:gridCol w:w="1170"/>
+      </w:tblGrid>
+      <w:tr>
+        <w:trPr>
+          <w:cantSplit/>
+        </w:trPr>
+        <w:tc>
+          <w:tcPr>
+            <w:tcW w:type="dxa" w:w="1170"/>
+            <w:tcBorders>
+              <w:top w:val="nil"/>
+              <w:left w:val="nil"/>
+              <w:bottom w:val="single" w:sz="6" w:color="000000"/>
+              <w:right w:val="nil"/>
+              <w:insideH w:val="nil"/>
+              <w:insideV w:val="nil"/>
+            </w:tcBorders>
+          </w:tcPr>
+          <w:p>
+            <w:pPr>
+              <w:spacing w:line="240" w:lineRule="auto"/>
+              <w:ind w:firstLine="0"/>
+              <w:jc w:val="left"/>
+            </w:pPr>
+            <w:r/>
+            <w:r>
+              <w:rPr>
+                <w:b/>
+                <w:sz w:val="18"/>
+              </w:rPr>
+              <w:t>Trial</w:t>
+            </w:r>
+          </w:p>
+        </w:tc>
+        <w:tc>
+          <w:tcPr>
+            <w:tcW w:type="dxa" w:w="1170"/>
+            <w:tcBorders>
+              <w:top w:val="nil"/>
+              <w:left w:val="nil"/>
+              <w:bottom w:val="single" w:sz="6" w:color="000000"/>
+              <w:right w:val="nil"/>
+              <w:insideH w:val="nil"/>
+              <w:insideV w:val="nil"/>
+            </w:tcBorders>
+          </w:tcPr>
+          <w:p>
+            <w:pPr>
+              <w:spacing w:line="240" w:lineRule="auto"/>
+              <w:ind w:firstLine="0"/>
+              <w:jc w:val="left"/>
+            </w:pPr>
+            <w:r/>
+            <w:r>
+              <w:rPr>
+                <w:b/>
+                <w:sz w:val="18"/>
+              </w:rPr>
+              <w:t>Target</w:t>
+            </w:r>
+          </w:p>
+        </w:tc>
+        <w:tc>
+          <w:tcPr>
+            <w:tcW w:type="dxa" w:w="1170"/>
+            <w:tcBorders>
+              <w:top w:val="nil"/>
+              <w:left w:val="nil"/>
+              <w:bottom w:val="single" w:sz="6" w:color="000000"/>
+              <w:right w:val="nil"/>
+              <w:insideH w:val="nil"/>
+              <w:insideV w:val="nil"/>
+            </w:tcBorders>
+          </w:tcPr>
+          <w:p>
+            <w:pPr>
+              <w:spacing w:line="240" w:lineRule="auto"/>
+              <w:ind w:firstLine="0"/>
+              <w:jc w:val="left"/>
+            </w:pPr>
+            <w:r/>
+            <w:r>
+              <w:rPr>
+                <w:b/>
+                <w:sz w:val="18"/>
+              </w:rPr>
+              <w:t>Arrived at</w:t>
+            </w:r>
+          </w:p>
+        </w:tc>
+        <w:tc>
+          <w:tcPr>
+            <w:tcW w:type="dxa" w:w="1170"/>
+            <w:tcBorders>
+              <w:top w:val="nil"/>
+              <w:left w:val="nil"/>
+              <w:bottom w:val="single" w:sz="6" w:color="000000"/>
+              <w:right w:val="nil"/>
+              <w:insideH w:val="nil"/>
+              <w:insideV w:val="nil"/>
+            </w:tcBorders>
+          </w:tcPr>
+          <w:p>
+            <w:pPr>
+              <w:spacing w:line="240" w:lineRule="auto"/>
+              <w:ind w:firstLine="0"/>
+              <w:jc w:val="left"/>
+            </w:pPr>
+            <w:r/>
+            <w:r>
+              <w:rPr>
+                <w:b/>
+                <w:sz w:val="18"/>
+              </w:rPr>
+              <w:t>Correct (Y/N)</w:t>
+            </w:r>
+          </w:p>
+        </w:tc>
+        <w:tc>
+          <w:tcPr>
+            <w:tcW w:type="dxa" w:w="1170"/>
+            <w:tcBorders>
+              <w:top w:val="nil"/>
+              <w:left w:val="nil"/>
+              <w:bottom w:val="single" w:sz="6" w:color="000000"/>
+              <w:right w:val="nil"/>
+              <w:insideH w:val="nil"/>
+              <w:insideV w:val="nil"/>
+            </w:tcBorders>
+          </w:tcPr>
+          <w:p>
+            <w:pPr>
+              <w:spacing w:line="240" w:lineRule="auto"/>
+              <w:ind w:firstLine="0"/>
+              <w:jc w:val="left"/>
+            </w:pPr>
+            <w:r/>
+            <w:r>
+              <w:rPr>
+                <w:b/>
+                <w:sz w:val="18"/>
+              </w:rPr>
+              <w:t>Time (s)</w:t>
+            </w:r>
+          </w:p>
+        </w:tc>
+        <w:tc>
+          <w:tcPr>
+            <w:tcW w:type="dxa" w:w="1170"/>
+            <w:tcBorders>
+              <w:top w:val="nil"/>
+              <w:left w:val="nil"/>
+              <w:bottom w:val="single" w:sz="6" w:color="000000"/>
+              <w:right w:val="nil"/>
+              <w:insideH w:val="nil"/>
+              <w:insideV w:val="nil"/>
+            </w:tcBorders>
+          </w:tcPr>
+          <w:p>
+            <w:pPr>
+              <w:spacing w:line="240" w:lineRule="auto"/>
+              <w:ind w:firstLine="0"/>
+              <w:jc w:val="left"/>
+            </w:pPr>
+            <w:r/>
+            <w:r>
+              <w:rPr>
+                <w:b/>
+                <w:sz w:val="18"/>
+              </w:rPr>
+              <w:t>Obstacle</w:t>
+            </w:r>
+          </w:p>
+        </w:tc>
+        <w:tc>
+          <w:tcPr>
+            <w:tcW w:type="dxa" w:w="1170"/>
+            <w:tcBorders>
+              <w:top w:val="nil"/>
+              <w:left w:val="nil"/>
+              <w:bottom w:val="single" w:sz="6" w:color="000000"/>
+              <w:right w:val="nil"/>
+              <w:insideH w:val="nil"/>
+              <w:insideV w:val="nil"/>
+            </w:tcBorders>
+          </w:tcPr>
+          <w:p>
+            <w:pPr>
+              <w:spacing w:line="240" w:lineRule="auto"/>
+              <w:ind w:firstLine="0"/>
+              <w:jc w:val="left"/>
+            </w:pPr>
+            <w:r/>
+            <w:r>
+              <w:rPr>
+                <w:b/>
+                <w:sz w:val="18"/>
+              </w:rPr>
+              <w:t>Stop distance (cm)</w:t>
+            </w:r>
+          </w:p>
+        </w:tc>
+        <w:tc>
+          <w:tcPr>
+            <w:tcW w:type="dxa" w:w="1170"/>
+            <w:tcBorders>
+              <w:top w:val="nil"/>
+              <w:left w:val="nil"/>
+              <w:bottom w:val="single" w:sz="6" w:color="000000"/>
+              <w:right w:val="nil"/>
+              <w:insideH w:val="nil"/>
+              <w:insideV w:val="nil"/>
+            </w:tcBorders>
+          </w:tcPr>
+          <w:p>
+            <w:pPr>
+              <w:spacing w:line="240" w:lineRule="auto"/>
+              <w:ind w:firstLine="0"/>
+              <w:jc w:val="left"/>
+            </w:pPr>
+            <w:r/>
+            <w:r>
+              <w:rPr>
+                <w:b/>
+                <w:sz w:val="18"/>
+              </w:rPr>
+              <w:t>Notes</w:t>
+            </w:r>
+          </w:p>
+        </w:tc>
+      </w:tr>
+      <w:tr>
+        <w:trPr>
+          <w:cantSplit/>
+        </w:trPr>
+        <w:tc>
+          <w:tcPr>
+            <w:tcW w:type="dxa" w:w="1170"/>
+          </w:tcPr>
+          <w:p>
+            <w:pPr>
+              <w:spacing w:line="240" w:lineRule="auto"/>
+              <w:ind w:firstLine="0"/>
+              <w:jc w:val="left"/>
+            </w:pPr>
+            <w:r/>
+            <w:r>
+              <w:rPr>
+                <w:b w:val="0"/>
+                <w:sz w:val="18"/>
+              </w:rPr>
+              <w:t>1</w:t>
+            </w:r>
+          </w:p>
+        </w:tc>
+        <w:tc>
+          <w:tcPr>
+            <w:tcW w:type="dxa" w:w="1170"/>
+          </w:tcPr>
+          <w:p>
+            <w:pPr>
+              <w:spacing w:line="240" w:lineRule="auto"/>
+              <w:ind w:firstLine="0"/>
+              <w:jc w:val="left"/>
+            </w:pPr>
+            <w:r/>
+            <w:r>
+              <w:rPr>
+                <w:b w:val="0"/>
+                <w:sz w:val="18"/>
+              </w:rPr>
+              <w:t>Chair</w:t>
+            </w:r>
+          </w:p>
+        </w:tc>
+        <w:tc>
+          <w:tcPr>
+            <w:tcW w:type="dxa" w:w="1170"/>
+          </w:tcPr>
+          <w:p>
+            <w:pPr>
+              <w:spacing w:line="240" w:lineRule="auto"/>
+              <w:ind w:firstLine="0"/>
+              <w:jc w:val="left"/>
+            </w:pPr>
+            <w:r/>
+            <w:r>
+              <w:rPr>
+                <w:b w:val="0"/>
+                <w:sz w:val="18"/>
+              </w:rPr>
+            </w:r>
+          </w:p>
+        </w:tc>
+        <w:tc>
+          <w:tcPr>
+            <w:tcW w:type="dxa" w:w="1170"/>
+          </w:tcPr>
+          <w:p>
+            <w:pPr>
+              <w:spacing w:line="240" w:lineRule="auto"/>
+              <w:ind w:firstLine="0"/>
+              <w:jc w:val="left"/>
+            </w:pPr>
+            <w:r/>
+            <w:r>
+              <w:rPr>
+                <w:b w:val="0"/>
+                <w:sz w:val="18"/>
+              </w:rPr>
+            </w:r>
+          </w:p>
+        </w:tc>
+        <w:tc>
+          <w:tcPr>
+            <w:tcW w:type="dxa" w:w="1170"/>
+          </w:tcPr>
+          <w:p>
+            <w:pPr>
+              <w:spacing w:line="240" w:lineRule="auto"/>
+              <w:ind w:firstLine="0"/>
+              <w:jc w:val="left"/>
+            </w:pPr>
+            <w:r/>
+            <w:r>
+              <w:rPr>
+                <w:b w:val="0"/>
+                <w:sz w:val="18"/>
+              </w:rPr>
+            </w:r>
+          </w:p>
+        </w:tc>
+        <w:tc>
+          <w:tcPr>
+            <w:tcW w:type="dxa" w:w="1170"/>
+          </w:tcPr>
+          <w:p>
+            <w:pPr>
+              <w:spacing w:line="240" w:lineRule="auto"/>
+              <w:ind w:firstLine="0"/>
+              <w:jc w:val="left"/>
+            </w:pPr>
+            <w:r/>
+            <w:r>
+              <w:rPr>
+                <w:b w:val="0"/>
+                <w:sz w:val="18"/>
+              </w:rPr>
+            </w:r>
+          </w:p>
+        </w:tc>
+        <w:tc>
+          <w:tcPr>
+            <w:tcW w:type="dxa" w:w="1170"/>
+          </w:tcPr>
+          <w:p>
+            <w:pPr>
+              <w:spacing w:line="240" w:lineRule="auto"/>
+              <w:ind w:firstLine="0"/>
+              <w:jc w:val="left"/>
+            </w:pPr>
+            <w:r/>
+            <w:r>
+              <w:rPr>
+                <w:b w:val="0"/>
+                <w:sz w:val="18"/>
+              </w:rPr>
+            </w:r>
+          </w:p>
+        </w:tc>
+        <w:tc>
+          <w:tcPr>
+            <w:tcW w:type="dxa" w:w="1170"/>
+          </w:tcPr>
+          <w:p>
+            <w:pPr>
+              <w:spacing w:line="240" w:lineRule="auto"/>
+              <w:ind w:firstLine="0"/>
+              <w:jc w:val="left"/>
+            </w:pPr>
+            <w:r/>
+            <w:r>
+              <w:rPr>
+                <w:b w:val="0"/>
+                <w:sz w:val="18"/>
+              </w:rPr>
+            </w:r>
+          </w:p>
+        </w:tc>
+      </w:tr>
+      <w:tr>
+        <w:trPr>
+          <w:cantSplit/>
+        </w:trPr>
+        <w:tc>
+          <w:tcPr>
+            <w:tcW w:type="dxa" w:w="1170"/>
+          </w:tcPr>
+          <w:p>
+            <w:pPr>
+              <w:spacing w:line="240" w:lineRule="auto"/>
+              <w:ind w:firstLine="0"/>
+              <w:jc w:val="left"/>
+            </w:pPr>
+            <w:r/>
+            <w:r>
+              <w:rPr>
+                <w:b w:val="0"/>
+                <w:sz w:val="18"/>
+              </w:rPr>
+              <w:t>2</w:t>
+            </w:r>
+          </w:p>
+        </w:tc>
+        <w:tc>
+          <w:tcPr>
+            <w:tcW w:type="dxa" w:w="1170"/>
+          </w:tcPr>
+          <w:p>
+            <w:pPr>
+              <w:spacing w:line="240" w:lineRule="auto"/>
+              <w:ind w:firstLine="0"/>
+              <w:jc w:val="left"/>
+            </w:pPr>
+            <w:r/>
+            <w:r>
+              <w:rPr>
+                <w:b w:val="0"/>
+                <w:sz w:val="18"/>
+              </w:rPr>
+              <w:t>Bed</w:t>
+            </w:r>
+          </w:p>
+        </w:tc>
+        <w:tc>
+          <w:tcPr>
+            <w:tcW w:type="dxa" w:w="1170"/>
+          </w:tcPr>
+          <w:p>
+            <w:pPr>
+              <w:spacing w:line="240" w:lineRule="auto"/>
+              <w:ind w:firstLine="0"/>
+              <w:jc w:val="left"/>
+            </w:pPr>
+            <w:r/>
+            <w:r>
+              <w:rPr>
+                <w:b w:val="0"/>
+                <w:sz w:val="18"/>
+              </w:rPr>
+            </w:r>
+          </w:p>
+        </w:tc>
+        <w:tc>
+          <w:tcPr>
+            <w:tcW w:type="dxa" w:w="1170"/>
+          </w:tcPr>
+          <w:p>
+            <w:pPr>
+              <w:spacing w:line="240" w:lineRule="auto"/>
+              <w:ind w:firstLine="0"/>
+              <w:jc w:val="left"/>
+            </w:pPr>
+            <w:r/>
+            <w:r>
+              <w:rPr>
+                <w:b w:val="0"/>
+                <w:sz w:val="18"/>
+              </w:rPr>
+            </w:r>
+          </w:p>
+        </w:tc>
+        <w:tc>
+          <w:tcPr>
+            <w:tcW w:type="dxa" w:w="1170"/>
+          </w:tcPr>
+          <w:p>
+            <w:pPr>
+              <w:spacing w:line="240" w:lineRule="auto"/>
+              <w:ind w:firstLine="0"/>
+              <w:jc w:val="left"/>
+            </w:pPr>
+            <w:r/>
+            <w:r>
+              <w:rPr>
+                <w:b w:val="0"/>
+                <w:sz w:val="18"/>
+              </w:rPr>
+            </w:r>
+          </w:p>
+        </w:tc>
+        <w:tc>
+          <w:tcPr>
+            <w:tcW w:type="dxa" w:w="1170"/>
+          </w:tcPr>
+          <w:p>
+            <w:pPr>
+              <w:spacing w:line="240" w:lineRule="auto"/>
+              <w:ind w:firstLine="0"/>
+              <w:jc w:val="left"/>
+            </w:pPr>
+            <w:r/>
+            <w:r>
+              <w:rPr>
+                <w:b w:val="0"/>
+                <w:sz w:val="18"/>
+              </w:rPr>
+            </w:r>
+          </w:p>
+        </w:tc>
+        <w:tc>
+          <w:tcPr>
+            <w:tcW w:type="dxa" w:w="1170"/>
+          </w:tcPr>
+          <w:p>
+            <w:pPr>
+              <w:spacing w:line="240" w:lineRule="auto"/>
+              <w:ind w:firstLine="0"/>
+              <w:jc w:val="left"/>
+            </w:pPr>
+            <w:r/>
+            <w:r>
+              <w:rPr>
+                <w:b w:val="0"/>
+                <w:sz w:val="18"/>
+              </w:rPr>
+            </w:r>
+          </w:p>
+        </w:tc>
+        <w:tc>
+          <w:tcPr>
+            <w:tcW w:type="dxa" w:w="1170"/>
+          </w:tcPr>
+          <w:p>
+            <w:pPr>
+              <w:spacing w:line="240" w:lineRule="auto"/>
+              <w:ind w:firstLine="0"/>
+              <w:jc w:val="left"/>
+            </w:pPr>
+            <w:r/>
+            <w:r>
+              <w:rPr>
+                <w:b w:val="0"/>
+                <w:sz w:val="18"/>
+              </w:rPr>
+            </w:r>
+          </w:p>
+        </w:tc>
+      </w:tr>
+      <w:tr>
+        <w:trPr>
+          <w:cantSplit/>
+        </w:trPr>
+        <w:tc>
+          <w:tcPr>
+            <w:tcW w:type="dxa" w:w="1170"/>
+          </w:tcPr>
+          <w:p>
+            <w:pPr>
+              <w:spacing w:line="240" w:lineRule="auto"/>
+              <w:ind w:firstLine="0"/>
+              <w:jc w:val="left"/>
+            </w:pPr>
+            <w:r/>
+            <w:r>
+              <w:rPr>
+                <w:b w:val="0"/>
+                <w:sz w:val="18"/>
+              </w:rPr>
+              <w:t>3</w:t>
+            </w:r>
+          </w:p>
+        </w:tc>
+        <w:tc>
+          <w:tcPr>
+            <w:tcW w:type="dxa" w:w="1170"/>
+          </w:tcPr>
+          <w:p>
+            <w:pPr>
+              <w:spacing w:line="240" w:lineRule="auto"/>
+              <w:ind w:firstLine="0"/>
+              <w:jc w:val="left"/>
+            </w:pPr>
+            <w:r/>
+            <w:r>
+              <w:rPr>
+                <w:b w:val="0"/>
+                <w:sz w:val="18"/>
+              </w:rPr>
+              <w:t>Kitchen</w:t>
+            </w:r>
+          </w:p>
+        </w:tc>
+        <w:tc>
+          <w:tcPr>
+            <w:tcW w:type="dxa" w:w="1170"/>
+          </w:tcPr>
+          <w:p>
+            <w:pPr>
+              <w:spacing w:line="240" w:lineRule="auto"/>
+              <w:ind w:firstLine="0"/>
+              <w:jc w:val="left"/>
+            </w:pPr>
+            <w:r/>
+            <w:r>
+              <w:rPr>
+                <w:b w:val="0"/>
+                <w:sz w:val="18"/>
+              </w:rPr>
+            </w:r>
+          </w:p>
+        </w:tc>
+        <w:tc>
+          <w:tcPr>
+            <w:tcW w:type="dxa" w:w="1170"/>
+          </w:tcPr>
+          <w:p>
+            <w:pPr>
+              <w:spacing w:line="240" w:lineRule="auto"/>
+              <w:ind w:firstLine="0"/>
+              <w:jc w:val="left"/>
+            </w:pPr>
+            <w:r/>
+            <w:r>
+              <w:rPr>
+                <w:b w:val="0"/>
+                <w:sz w:val="18"/>
+              </w:rPr>
+            </w:r>
+          </w:p>
+        </w:tc>
+        <w:tc>
+          <w:tcPr>
+            <w:tcW w:type="dxa" w:w="1170"/>
+          </w:tcPr>
+          <w:p>
+            <w:pPr>
+              <w:spacing w:line="240" w:lineRule="auto"/>
+              <w:ind w:firstLine="0"/>
+              <w:jc w:val="left"/>
+            </w:pPr>
+            <w:r/>
+            <w:r>
+              <w:rPr>
+                <w:b w:val="0"/>
+                <w:sz w:val="18"/>
+              </w:rPr>
+            </w:r>
+          </w:p>
+        </w:tc>
+        <w:tc>
+          <w:tcPr>
+            <w:tcW w:type="dxa" w:w="1170"/>
+          </w:tcPr>
+          <w:p>
+            <w:pPr>
+              <w:spacing w:line="240" w:lineRule="auto"/>
+              <w:ind w:firstLine="0"/>
+              <w:jc w:val="left"/>
+            </w:pPr>
+            <w:r/>
+            <w:r>
+              <w:rPr>
+                <w:b w:val="0"/>
+                <w:sz w:val="18"/>
+              </w:rPr>
+            </w:r>
+          </w:p>
+        </w:tc>
+        <w:tc>
+          <w:tcPr>
+            <w:tcW w:type="dxa" w:w="1170"/>
+          </w:tcPr>
+          <w:p>
+            <w:pPr>
+              <w:spacing w:line="240" w:lineRule="auto"/>
+              <w:ind w:firstLine="0"/>
+              <w:jc w:val="left"/>
+            </w:pPr>
+            <w:r/>
+            <w:r>
+              <w:rPr>
+                <w:b w:val="0"/>
+                <w:sz w:val="18"/>
+              </w:rPr>
+            </w:r>
+          </w:p>
+        </w:tc>
+        <w:tc>
+          <w:tcPr>
+            <w:tcW w:type="dxa" w:w="1170"/>
+          </w:tcPr>
+          <w:p>
+            <w:pPr>
+              <w:spacing w:line="240" w:lineRule="auto"/>
+              <w:ind w:firstLine="0"/>
+              <w:jc w:val="left"/>
+            </w:pPr>
+            <w:r/>
+            <w:r>
+              <w:rPr>
+                <w:b w:val="0"/>
+                <w:sz w:val="18"/>
+              </w:rPr>
+            </w:r>
+          </w:p>
+        </w:tc>
+      </w:tr>
+      <w:tr>
+        <w:trPr>
+          <w:cantSplit/>
+        </w:trPr>
+        <w:tc>
+          <w:tcPr>
+            <w:tcW w:type="dxa" w:w="1170"/>
+          </w:tcPr>
+          <w:p>
+            <w:pPr>
+              <w:spacing w:line="240" w:lineRule="auto"/>
+              <w:ind w:firstLine="0"/>
+              <w:jc w:val="left"/>
+            </w:pPr>
+            <w:r/>
+            <w:r>
+              <w:rPr>
+                <w:b w:val="0"/>
+                <w:sz w:val="18"/>
+              </w:rPr>
+              <w:t>4</w:t>
+            </w:r>
+          </w:p>
+        </w:tc>
+        <w:tc>
+          <w:tcPr>
+            <w:tcW w:type="dxa" w:w="1170"/>
+          </w:tcPr>
+          <w:p>
+            <w:pPr>
+              <w:spacing w:line="240" w:lineRule="auto"/>
+              <w:ind w:firstLine="0"/>
+              <w:jc w:val="left"/>
+            </w:pPr>
+            <w:r/>
+            <w:r>
+              <w:rPr>
+                <w:b w:val="0"/>
+                <w:sz w:val="18"/>
+              </w:rPr>
+              <w:t>Dock</w:t>
+            </w:r>
+          </w:p>
+        </w:tc>
+        <w:tc>
+          <w:tcPr>
+            <w:tcW w:type="dxa" w:w="1170"/>
+          </w:tcPr>
+          <w:p>
+            <w:pPr>
+              <w:spacing w:line="240" w:lineRule="auto"/>
+              <w:ind w:firstLine="0"/>
+              <w:jc w:val="left"/>
+            </w:pPr>
+            <w:r/>
+            <w:r>
+              <w:rPr>
+                <w:b w:val="0"/>
+                <w:sz w:val="18"/>
+              </w:rPr>
+            </w:r>
+          </w:p>
+        </w:tc>
+        <w:tc>
+          <w:tcPr>
+            <w:tcW w:type="dxa" w:w="1170"/>
+          </w:tcPr>
+          <w:p>
+            <w:pPr>
+              <w:spacing w:line="240" w:lineRule="auto"/>
+              <w:ind w:firstLine="0"/>
+              <w:jc w:val="left"/>
+            </w:pPr>
+            <w:r/>
+            <w:r>
+              <w:rPr>
+                <w:b w:val="0"/>
+                <w:sz w:val="18"/>
+              </w:rPr>
+            </w:r>
+          </w:p>
+        </w:tc>
+        <w:tc>
+          <w:tcPr>
+            <w:tcW w:type="dxa" w:w="1170"/>
+          </w:tcPr>
+          <w:p>
+            <w:pPr>
+              <w:spacing w:line="240" w:lineRule="auto"/>
+              <w:ind w:firstLine="0"/>
+              <w:jc w:val="left"/>
+            </w:pPr>
+            <w:r/>
+            <w:r>
+              <w:rPr>
+                <w:b w:val="0"/>
+                <w:sz w:val="18"/>
+              </w:rPr>
+            </w:r>
+          </w:p>
+        </w:tc>
+        <w:tc>
+          <w:tcPr>
+            <w:tcW w:type="dxa" w:w="1170"/>
+          </w:tcPr>
+          <w:p>
+            <w:pPr>
+              <w:spacing w:line="240" w:lineRule="auto"/>
+              <w:ind w:firstLine="0"/>
+              <w:jc w:val="left"/>
+            </w:pPr>
+            <w:r/>
+            <w:r>
+              <w:rPr>
+                <w:b w:val="0"/>
+                <w:sz w:val="18"/>
+              </w:rPr>
+            </w:r>
+          </w:p>
+        </w:tc>
+        <w:tc>
+          <w:tcPr>
+            <w:tcW w:type="dxa" w:w="1170"/>
+          </w:tcPr>
+          <w:p>
+            <w:pPr>
+              <w:spacing w:line="240" w:lineRule="auto"/>
+              <w:ind w:firstLine="0"/>
+              <w:jc w:val="left"/>
+            </w:pPr>
+            <w:r/>
+            <w:r>
+              <w:rPr>
+                <w:b w:val="0"/>
+                <w:sz w:val="18"/>
+              </w:rPr>
+            </w:r>
+          </w:p>
+        </w:tc>
+        <w:tc>
+          <w:tcPr>
+            <w:tcW w:type="dxa" w:w="1170"/>
+          </w:tcPr>
+          <w:p>
+            <w:pPr>
+              <w:spacing w:line="240" w:lineRule="auto"/>
+              <w:ind w:firstLine="0"/>
+              <w:jc w:val="left"/>
+            </w:pPr>
+            <w:r/>
+            <w:r>
+              <w:rPr>
+                <w:b w:val="0"/>
+                <w:sz w:val="18"/>
+              </w:rPr>
+            </w:r>
+          </w:p>
+        </w:tc>
+      </w:tr>
+    </w:tbl>
+    <w:p>
+      <w:pPr>
+        <w:spacing w:after="120"/>
+        <w:jc w:val="left"/>
+      </w:pPr>
+      <w:r>
+        <w:rPr>
+          <w:i/>
+          <w:sz w:val="20"/>
+        </w:rPr>
+        <w:t xml:space="preserve">Note. </w:t>
+      </w:r>
+      <w:r>
+        <w:rPr>
+          <w:sz w:val="20"/>
+        </w:rPr>
+        <w:t>Table created by the researchers, 2026.</w:t>
+      </w:r>
+    </w:p>
+    <w:p>
+      <w:pPr>
+        <w:keepNext/>
+        <w:spacing w:after="0" w:before="120"/>
+        <w:jc w:val="left"/>
+      </w:pPr>
+      <w:r>
+        <w:rPr>
+          <w:b/>
+          <w:i w:val="0"/>
+        </w:rPr>
+        <w:t>Table 18</w:t>
+      </w:r>
+    </w:p>
+    <w:p>
+      <w:pPr>
+        <w:keepNext/>
+        <w:spacing w:after="0"/>
+        <w:jc w:val="left"/>
+      </w:pPr>
+      <w:r>
+        <w:rPr>
+          <w:b w:val="0"/>
+          <w:i/>
+        </w:rPr>
+        <w:t>Raw Data Sheet for Health Checks</w:t>
       </w:r>
     </w:p>
     <w:tbl>
@@ -15454,7 +18382,7 @@
           <w:b/>
           <w:i w:val="0"/>
         </w:rPr>
-        <w:t>Table 16</w:t>
+        <w:t>Table 19</w:t>
       </w:r>
     </w:p>
     <w:p>
@@ -15599,7 +18527,7 @@
                 <w:b w:val="0"/>
                 <w:sz w:val="22"/>
               </w:rPr>
-              <w:t>Blower fan</w:t>
+              <w:t>Moving robot</w:t>
             </w:r>
           </w:p>
         </w:tc>
@@ -15619,7 +18547,7 @@
                 <w:b w:val="0"/>
                 <w:sz w:val="22"/>
               </w:rPr>
-              <w:t>Finger caught in the blades</w:t>
+              <w:t>Bumping a person or tripping</w:t>
             </w:r>
           </w:p>
         </w:tc>
@@ -15639,7 +18567,7 @@
                 <w:b w:val="0"/>
                 <w:sz w:val="22"/>
               </w:rPr>
-              <w:t>Metal finger guard; fan inside the closed base</w:t>
+              <w:t>0.2 m/s top speed; soft body; bumper and ultrasonic stop; tape kept flat</w:t>
             </w:r>
           </w:p>
         </w:tc>
@@ -15664,7 +18592,7 @@
                 <w:b w:val="0"/>
                 <w:sz w:val="22"/>
               </w:rPr>
-              <w:t>Battery and wiring</w:t>
+              <w:t>Simulated falls</w:t>
             </w:r>
           </w:p>
         </w:tc>
@@ -15684,7 +18612,7 @@
                 <w:b w:val="0"/>
                 <w:sz w:val="22"/>
               </w:rPr>
-              <w:t>Short circuit, heat</w:t>
+              <w:t>Bruises or sprains</w:t>
             </w:r>
           </w:p>
         </w:tc>
@@ -15704,7 +18632,7 @@
                 <w:b w:val="0"/>
                 <w:sz w:val="22"/>
               </w:rPr>
-              <w:t>Inline fuse; low-voltage wiring in a closed box; charging only under supervision</w:t>
+              <w:t>Researchers only; 20-cm gym mats; pads; adult supervision</w:t>
             </w:r>
           </w:p>
         </w:tc>
@@ -15729,7 +18657,7 @@
                 <w:b w:val="0"/>
                 <w:sz w:val="22"/>
               </w:rPr>
-              <w:t>Shared sensors</w:t>
+              <w:t>Blower fan and wheels</w:t>
             </w:r>
           </w:p>
         </w:tc>
@@ -15749,7 +18677,7 @@
                 <w:b w:val="0"/>
                 <w:sz w:val="22"/>
               </w:rPr>
-              <w:t>Spread of germs</w:t>
+              <w:t>Fingers caught</w:t>
             </w:r>
           </w:p>
         </w:tc>
@@ -15769,7 +18697,7 @@
                 <w:b w:val="0"/>
                 <w:sz w:val="22"/>
               </w:rPr>
-              <w:t>Wipe with 70% alcohol between volunteers</w:t>
+              <w:t>Finger guard; wheels inside the base outline</w:t>
             </w:r>
           </w:p>
         </w:tc>
@@ -15794,7 +18722,7 @@
                 <w:b w:val="0"/>
                 <w:sz w:val="22"/>
               </w:rPr>
-              <w:t>Infrared and LED light</w:t>
+              <w:t>Battery and wiring</w:t>
             </w:r>
           </w:p>
         </w:tc>
@@ -15814,7 +18742,7 @@
                 <w:b w:val="0"/>
                 <w:sz w:val="22"/>
               </w:rPr>
-              <w:t>Eye discomfort</w:t>
+              <w:t>Short circuit, heat</w:t>
             </w:r>
           </w:p>
         </w:tc>
@@ -15834,7 +18762,7 @@
                 <w:b w:val="0"/>
                 <w:sz w:val="22"/>
               </w:rPr>
-              <w:t>Sensors aimed at the forehead and fingertip only</w:t>
+              <w:t>Inline fuse; closed box; supervised charging</w:t>
             </w:r>
           </w:p>
         </w:tc>
@@ -15859,7 +18787,7 @@
                 <w:b w:val="0"/>
                 <w:sz w:val="22"/>
               </w:rPr>
-              <w:t>Wrong reading</w:t>
+              <w:t>Shared sensors</w:t>
             </w:r>
           </w:p>
         </w:tc>
@@ -15879,7 +18807,7 @@
                 <w:b w:val="0"/>
                 <w:sz w:val="22"/>
               </w:rPr>
-              <w:t>Missed fever or low SpO₂</w:t>
+              <w:t>Spread of germs</w:t>
             </w:r>
           </w:p>
         </w:tc>
@@ -15899,7 +18827,7 @@
                 <w:b w:val="0"/>
                 <w:sz w:val="22"/>
               </w:rPr>
-              <w:t>Reference reading taken for every volunteer; referral to the school nurse</w:t>
+              <w:t>Wipe with 70% alcohol between participants</w:t>
             </w:r>
           </w:p>
         </w:tc>
@@ -15924,7 +18852,7 @@
                 <w:b w:val="0"/>
                 <w:sz w:val="22"/>
               </w:rPr>
-              <w:t>Personal data</w:t>
+              <w:t>Messages and data</w:t>
             </w:r>
           </w:p>
         </w:tc>
@@ -15964,7 +18892,7 @@
                 <w:b w:val="0"/>
                 <w:sz w:val="22"/>
               </w:rPr>
-              <w:t>Code numbers; password-protected files; deleted after the fair</w:t>
+              <w:t>Private Telegram group; codes; deleted after the fair</w:t>
             </w:r>
           </w:p>
         </w:tc>
@@ -16015,7 +18943,7 @@
           <w:b w:val="0"/>
           <w:i w:val="0"/>
         </w:rPr>
-        <w:t>This study involved human participants. The research plan, consent form, and data sheets were approved by the school Institutional Review Board on [date] before any volunteer was screened. Participation was voluntary, and volunteers could stop at any time without penalty.</w:t>
+        <w:t>This study involved human participants, including older adults. The research plan, consent forms, and data sheets were approved by the school Institutional Review Board on [date] before any testing. Participation was voluntary, and participants could stop at any time without penalty.</w:t>
       </w:r>
     </w:p>
     <w:p>
@@ -16029,7 +18957,7 @@
           <w:b w:val="0"/>
           <w:i w:val="0"/>
         </w:rPr>
-        <w:t>Informed consent (summary read to each volunteer): “You are invited to test ALAGA, a robot that checks temperature, pulse, and oxygen level. A sensor will read your forehead from a short distance, and you will place one finger in a sensor. The same will be done with the school clinic's instruments. It takes about 5 minutes and does not hurt. Your name will not be recorded. If a reading is outside the normal range, we will ask the school nurse to check you.”</w:t>
+        <w:t>Informed consent (summary read to each older adult): “You are invited to try ALAGA, a robot that reminds, checks temperature, pulse, and oxygen, and plays music. You will sit while a sensor reads your forehead from a short distance and you place one finger in a slot. The school clinic's instruments will be used too. You will answer a short questionnaire. It takes about 20 minutes and does not hurt. You will not be asked to fall or to walk with the robot. Your name will not be recorded.”</w:t>
       </w:r>
     </w:p>
     <w:p>
@@ -16099,7 +19027,7 @@
           <w:b/>
           <w:i w:val="0"/>
         </w:rPr>
-        <w:t>Table 17</w:t>
+        <w:t>Table 20</w:t>
       </w:r>
     </w:p>
     <w:p>
@@ -16313,7 +19241,7 @@
                 <w:b w:val="0"/>
                 <w:sz w:val="20"/>
               </w:rPr>
-              <w:t>GPIO 21 / GPIO 22</w:t>
+              <w:t>21 / 22</w:t>
             </w:r>
           </w:p>
         </w:tc>
@@ -16333,7 +19261,7 @@
                 <w:b w:val="0"/>
                 <w:sz w:val="20"/>
               </w:rPr>
-              <w:t>Shared I²C bus, 100 kHz, 3.3 V</w:t>
+              <w:t>I²C, 100 kHz, 3.3 V</w:t>
             </w:r>
           </w:p>
         </w:tc>
@@ -16358,7 +19286,7 @@
                 <w:b w:val="0"/>
                 <w:sz w:val="20"/>
               </w:rPr>
-              <w:t>HC-SR04</w:t>
+              <w:t>L298N</w:t>
             </w:r>
           </w:p>
         </w:tc>
@@ -16378,7 +19306,7 @@
                 <w:b w:val="0"/>
                 <w:sz w:val="20"/>
               </w:rPr>
-              <w:t>TRIG / ECHO</w:t>
+              <w:t>ENA, IN1, IN2 / ENB, IN3, IN4</w:t>
             </w:r>
           </w:p>
         </w:tc>
@@ -16398,7 +19326,7 @@
                 <w:b w:val="0"/>
                 <w:sz w:val="20"/>
               </w:rPr>
-              <w:t>GPIO 32 / GPIO 33</w:t>
+              <w:t>14, 18, 19 / 23, 5, 15</w:t>
             </w:r>
           </w:p>
         </w:tc>
@@ -16418,7 +19346,7 @@
                 <w:b w:val="0"/>
                 <w:sz w:val="20"/>
               </w:rPr>
-              <w:t>ECHO through 1 kΩ/2 kΩ divider; 5 V supply</w:t>
+              <w:t>Left / right motor</w:t>
             </w:r>
           </w:p>
         </w:tc>
@@ -16443,7 +19371,7 @@
                 <w:b w:val="0"/>
                 <w:sz w:val="20"/>
               </w:rPr>
-              <w:t>Pain dial (10 kΩ)</w:t>
+              <w:t>Line sensor (5-channel)</w:t>
             </w:r>
           </w:p>
         </w:tc>
@@ -16463,7 +19391,7 @@
                 <w:b w:val="0"/>
                 <w:sz w:val="20"/>
               </w:rPr>
-              <w:t>Wiper</w:t>
+              <w:t>L1–L5</w:t>
             </w:r>
           </w:p>
         </w:tc>
@@ -16483,7 +19411,7 @@
                 <w:b w:val="0"/>
                 <w:sz w:val="20"/>
               </w:rPr>
-              <w:t>GPIO 34</w:t>
+              <w:t>35, 36, 39, 4, 13</w:t>
             </w:r>
           </w:p>
         </w:tc>
@@ -16503,7 +19431,7 @@
                 <w:b w:val="0"/>
                 <w:sz w:val="20"/>
               </w:rPr>
-              <w:t>Ends to 3.3 V and GND</w:t>
+              <w:t>3.3 V supply</w:t>
             </w:r>
           </w:p>
         </w:tc>
@@ -16528,7 +19456,7 @@
                 <w:b w:val="0"/>
                 <w:sz w:val="20"/>
               </w:rPr>
-              <w:t>Chest button</w:t>
+              <w:t>HC-SR04 (front)</w:t>
             </w:r>
           </w:p>
         </w:tc>
@@ -16548,7 +19476,7 @@
                 <w:b w:val="0"/>
                 <w:sz w:val="20"/>
               </w:rPr>
-              <w:t>One leg</w:t>
+              <w:t>TRIG / ECHO</w:t>
             </w:r>
           </w:p>
         </w:tc>
@@ -16568,7 +19496,7 @@
                 <w:b w:val="0"/>
                 <w:sz w:val="20"/>
               </w:rPr>
-              <w:t>GPIO 27</w:t>
+              <w:t>32 / 33</w:t>
             </w:r>
           </w:p>
         </w:tc>
@@ -16588,7 +19516,7 @@
                 <w:b w:val="0"/>
                 <w:sz w:val="20"/>
               </w:rPr>
-              <w:t>Other leg to GND; internal pull-up</w:t>
+              <w:t>ECHO through 1 kΩ/2 kΩ divider</w:t>
             </w:r>
           </w:p>
         </w:tc>
@@ -16613,7 +19541,7 @@
                 <w:b w:val="0"/>
                 <w:sz w:val="20"/>
               </w:rPr>
-              <w:t>KY-037 sound sensor</w:t>
+              <w:t>Bumper switches</w:t>
             </w:r>
           </w:p>
         </w:tc>
@@ -16633,7 +19561,7 @@
                 <w:b w:val="0"/>
                 <w:sz w:val="20"/>
               </w:rPr>
-              <w:t>D0</w:t>
+              <w:t>COM / NO</w:t>
             </w:r>
           </w:p>
         </w:tc>
@@ -16653,7 +19581,7 @@
                 <w:b w:val="0"/>
                 <w:sz w:val="20"/>
               </w:rPr>
-              <w:t>GPIO 26</w:t>
+              <w:t>GND / 2</w:t>
             </w:r>
           </w:p>
         </w:tc>
@@ -16673,7 +19601,7 @@
                 <w:b w:val="0"/>
                 <w:sz w:val="20"/>
               </w:rPr>
-              <w:t>Threshold set with the onboard trimmer</w:t>
+              <w:t>Internal pull-up</w:t>
             </w:r>
           </w:p>
         </w:tc>
@@ -16698,7 +19626,7 @@
                 <w:b w:val="0"/>
                 <w:sz w:val="20"/>
               </w:rPr>
-              <w:t>DFPlayer Mini</w:t>
+              <w:t>Dial, button, sound sensor</w:t>
             </w:r>
           </w:p>
         </w:tc>
@@ -16718,7 +19646,7 @@
                 <w:b w:val="0"/>
                 <w:sz w:val="20"/>
               </w:rPr>
-              <w:t>TX / RX</w:t>
+              <w:t>wiper / leg / D0</w:t>
             </w:r>
           </w:p>
         </w:tc>
@@ -16738,7 +19666,7 @@
                 <w:b w:val="0"/>
                 <w:sz w:val="20"/>
               </w:rPr>
-              <w:t>GPIO 16 / GPIO 17</w:t>
+              <w:t>34 / 27 / 26</w:t>
             </w:r>
           </w:p>
         </w:tc>
@@ -16758,7 +19686,7 @@
                 <w:b w:val="0"/>
                 <w:sz w:val="20"/>
               </w:rPr>
-              <w:t>1 kΩ resistor on RX; speaker on SPK1/SPK2</w:t>
+              <w:t>Button to GND</w:t>
             </w:r>
           </w:p>
         </w:tc>
@@ -16783,7 +19711,7 @@
                 <w:b w:val="0"/>
                 <w:sz w:val="20"/>
               </w:rPr>
-              <w:t>D4184 MOSFET module</w:t>
+              <w:t>DFPlayer Mini</w:t>
             </w:r>
           </w:p>
         </w:tc>
@@ -16803,7 +19731,7 @@
                 <w:b w:val="0"/>
                 <w:sz w:val="20"/>
               </w:rPr>
-              <w:t>PWM</w:t>
+              <w:t>TX / RX</w:t>
             </w:r>
           </w:p>
         </w:tc>
@@ -16823,7 +19751,7 @@
                 <w:b w:val="0"/>
                 <w:sz w:val="20"/>
               </w:rPr>
-              <w:t>GPIO 25</w:t>
+              <w:t>16 / 17</w:t>
             </w:r>
           </w:p>
         </w:tc>
@@ -16843,7 +19771,7 @@
                 <w:b w:val="0"/>
                 <w:sz w:val="20"/>
               </w:rPr>
-              <w:t>Switches the 12 V blower fan</w:t>
+              <w:t>1 kΩ on RX</w:t>
             </w:r>
           </w:p>
         </w:tc>
@@ -16868,7 +19796,7 @@
                 <w:b w:val="0"/>
                 <w:sz w:val="20"/>
               </w:rPr>
-              <w:t>LM2596 regulator</w:t>
+              <w:t>D4184 MOSFET module</w:t>
             </w:r>
           </w:p>
         </w:tc>
@@ -16888,7 +19816,7 @@
                 <w:b w:val="0"/>
                 <w:sz w:val="20"/>
               </w:rPr>
-              <w:t>OUT +5 V</w:t>
+              <w:t>PWM</w:t>
             </w:r>
           </w:p>
         </w:tc>
@@ -16908,7 +19836,7 @@
                 <w:b w:val="0"/>
                 <w:sz w:val="20"/>
               </w:rPr>
-              <w:t>VIN (5 V)</w:t>
+              <w:t>25</w:t>
             </w:r>
           </w:p>
         </w:tc>
@@ -16928,7 +19856,7 @@
                 <w:b w:val="0"/>
                 <w:sz w:val="20"/>
               </w:rPr>
-              <w:t>Input from the 12 V battery through a fuse</w:t>
+              <w:t>Switches the 12 V fan</w:t>
             </w:r>
           </w:p>
         </w:tc>
@@ -16964,7 +19892,7 @@
           <w:b w:val="0"/>
           <w:i w:val="0"/>
         </w:rPr>
-        <w:t>The full program (alaga.ino, Arduino IDE, ESP32 Dev Module) is in the project folder firmware/alaga. It uses the Adafruit MLX90614, SparkFun MAX3010x, Adafruit SSD1306, and DFRobotDFPlayerMini libraries. Audio prompts are saved on the microSD card as /mp3/0001.mp3 to /mp3/0010.mp3: greeting, pain question, forehead prompt, finger prompt, GREEN, YELLOW, RED, goodbye, “come closer”, and “try again”.</w:t>
+        <w:t>The programs are in the project folder: firmware/alaga/alaga.ino for the robot (ESP32 Dev Module) and firmware/alaga_pendant/alaga_pendant.ino for the pendant (ESP32-C3). The build guide lists the libraries, the Telegram setup, and the 20 voice prompts.</w:t>
       </w:r>
     </w:p>
     <w:p>
